--- a/report/VAPT_Project_Report.docx
+++ b/report/VAPT_Project_Report.docx
@@ -1,6 +1,6 @@
 
 <file path=word/document.xml><?xml version="1.0" encoding="utf-8"?>
-<w:document xmlns:wpc="http://schemas.microsoft.com/office/word/2010/wordprocessingCanvas" xmlns:mc="http://schemas.openxmlformats.org/markup-compatibility/2006" xmlns:o="urn:schemas-microsoft-com:office:office" xmlns:r="http://schemas.openxmlformats.org/officeDocument/2006/relationships" xmlns:m="http://schemas.openxmlformats.org/officeDocument/2006/math" xmlns:v="urn:schemas-microsoft-com:vml" xmlns:wp14="http://schemas.microsoft.com/office/word/2010/wordprocessingDrawing" xmlns:wp="http://schemas.openxmlformats.org/drawingml/2006/wordprocessingDrawing" xmlns:w10="urn:schemas-microsoft-com:office:word" xmlns:w="http://schemas.openxmlformats.org/wordprocessingml/2006/main" xmlns:w14="http://schemas.microsoft.com/office/word/2010/wordml" xmlns:w15="http://schemas.microsoft.com/office/word/2012/wordml" xmlns:wpg="http://schemas.microsoft.com/office/word/2010/wordprocessingGroup" xmlns:wpi="http://schemas.microsoft.com/office/word/2010/wordprocessingInk" xmlns:wne="http://schemas.microsoft.com/office/word/2006/wordml" xmlns:wps="http://schemas.microsoft.com/office/word/2010/wordprocessingShape" xmlns:cx="http://schemas.microsoft.com/office/drawing/2014/chartex" xmlns:cx1="http://schemas.microsoft.com/office/drawing/2015/9/8/chartex" xmlns:cx2="http://schemas.microsoft.com/office/drawing/2015/10/21/chartex" xmlns:cx3="http://schemas.microsoft.com/office/drawing/2016/5/9/chartex" xmlns:cx4="http://schemas.microsoft.com/office/drawing/2016/5/10/chartex" xmlns:cx5="http://schemas.microsoft.com/office/drawing/2016/5/11/chartex" xmlns:cx6="http://schemas.microsoft.com/office/drawing/2016/5/12/chartex" xmlns:cx7="http://schemas.microsoft.com/office/drawing/2016/5/13/chartex" xmlns:cx8="http://schemas.microsoft.com/office/drawing/2016/5/14/chartex" xmlns:aink="http://schemas.microsoft.com/office/drawing/2016/ink" xmlns:am3d="http://schemas.microsoft.com/office/drawing/2017/model3d" xmlns:w16cex="http://schemas.microsoft.com/office/word/2018/wordml/cex" xmlns:w16cid="http://schemas.microsoft.com/office/word/2016/wordml/cid" xmlns:w16="http://schemas.microsoft.com/office/word/2018/wordml" xmlns:w16sdtdh="http://schemas.microsoft.com/office/word/2020/wordml/sdtdatahash" xmlns:w16se="http://schemas.microsoft.com/office/word/2015/wordml/symex" mc:Ignorable="w14 w15 wp14">
+<w:document xmlns:wpc="http://schemas.microsoft.com/office/word/2010/wordprocessingCanvas" xmlns:cx="http://schemas.microsoft.com/office/drawing/2014/chartex" xmlns:cx1="http://schemas.microsoft.com/office/drawing/2015/9/8/chartex" xmlns:cx2="http://schemas.microsoft.com/office/drawing/2015/10/21/chartex" xmlns:cx3="http://schemas.microsoft.com/office/drawing/2016/5/9/chartex" xmlns:cx4="http://schemas.microsoft.com/office/drawing/2016/5/10/chartex" xmlns:cx5="http://schemas.microsoft.com/office/drawing/2016/5/11/chartex" xmlns:cx6="http://schemas.microsoft.com/office/drawing/2016/5/12/chartex" xmlns:cx7="http://schemas.microsoft.com/office/drawing/2016/5/13/chartex" xmlns:cx8="http://schemas.microsoft.com/office/drawing/2016/5/14/chartex" xmlns:mc="http://schemas.openxmlformats.org/markup-compatibility/2006" xmlns:aink="http://schemas.microsoft.com/office/drawing/2016/ink" xmlns:am3d="http://schemas.microsoft.com/office/drawing/2017/model3d" xmlns:o="urn:schemas-microsoft-com:office:office" xmlns:oel="http://schemas.microsoft.com/office/2019/extlst" xmlns:r="http://schemas.openxmlformats.org/officeDocument/2006/relationships" xmlns:m="http://schemas.openxmlformats.org/officeDocument/2006/math" xmlns:v="urn:schemas-microsoft-com:vml" xmlns:wp14="http://schemas.microsoft.com/office/word/2010/wordprocessingDrawing" xmlns:wp="http://schemas.openxmlformats.org/drawingml/2006/wordprocessingDrawing" xmlns:w10="urn:schemas-microsoft-com:office:word" xmlns:w="http://schemas.openxmlformats.org/wordprocessingml/2006/main" xmlns:w14="http://schemas.microsoft.com/office/word/2010/wordml" xmlns:w15="http://schemas.microsoft.com/office/word/2012/wordml" xmlns:w16cex="http://schemas.microsoft.com/office/word/2018/wordml/cex" xmlns:w16cid="http://schemas.microsoft.com/office/word/2016/wordml/cid" xmlns:w16="http://schemas.microsoft.com/office/word/2018/wordml" xmlns:w16du="http://schemas.microsoft.com/office/word/2023/wordml/word16du" xmlns:w16sdtdh="http://schemas.microsoft.com/office/word/2020/wordml/sdtdatahash" xmlns:w16sdtfl="http://schemas.microsoft.com/office/word/2024/wordml/sdtformatlock" xmlns:w16se="http://schemas.microsoft.com/office/word/2015/wordml/symex" xmlns:wpg="http://schemas.microsoft.com/office/word/2010/wordprocessingGroup" xmlns:wpi="http://schemas.microsoft.com/office/word/2010/wordprocessingInk" xmlns:wne="http://schemas.microsoft.com/office/word/2006/wordml" xmlns:wps="http://schemas.microsoft.com/office/word/2010/wordprocessingShape" mc:Ignorable="w14 w15 w16se w16cid w16 w16cex w16sdtdh w16sdtfl w16du wp14">
   <w:body>
     <w:p>
       <w:pPr>
@@ -15,7 +15,7 @@
           <w:sz w:val="44"/>
           <w:szCs w:val="44"/>
         </w:rPr>
-        <w:t xml:space="preserve">VULNERABILITY ASSESSMENT AND</w:t>
+        <w:t>VULNERABILITY ASSESSMENT AND</w:t>
       </w:r>
     </w:p>
     <w:p>
@@ -30,12 +30,12 @@
           <w:sz w:val="44"/>
           <w:szCs w:val="44"/>
         </w:rPr>
-        <w:t xml:space="preserve">PENETRATION TESTING (VAPT)</w:t>
-      </w:r>
-    </w:p>
-    <w:p>
-      <w:pPr>
-        <w:spacing w:after="600" w:before="200"/>
+        <w:t>PENETRATION TESTING (VAPT)</w:t>
+      </w:r>
+    </w:p>
+    <w:p>
+      <w:pPr>
+        <w:spacing w:before="200" w:after="600"/>
         <w:jc w:val="center"/>
       </w:pPr>
       <w:r>
@@ -44,7 +44,7 @@
           <w:sz w:val="32"/>
           <w:szCs w:val="32"/>
         </w:rPr>
-        <w:t xml:space="preserve">Project Report</w:t>
+        <w:t>Project Report</w:t>
       </w:r>
     </w:p>
     <w:p>
@@ -59,7 +59,7 @@
           <w:sz w:val="24"/>
           <w:szCs w:val="24"/>
         </w:rPr>
-        <w:t xml:space="preserve">Cybersecurity Internship Project</w:t>
+        <w:t>Cybersecurity Internship Project</w:t>
       </w:r>
     </w:p>
     <w:p>
@@ -68,11 +68,15 @@
         <w:jc w:val="center"/>
       </w:pPr>
       <w:r>
-        <w:rPr>
-          <w:sz w:val="22"/>
-          <w:szCs w:val="22"/>
-        </w:rPr>
-        <w:t xml:space="preserve">Target Application: DummyBank (Sample/Dummy Web Application)</w:t>
+        <w:t xml:space="preserve">Target Application: </w:t>
+      </w:r>
+      <w:proofErr w:type="spellStart"/>
+      <w:r>
+        <w:t>DummyBank</w:t>
+      </w:r>
+      <w:proofErr w:type="spellEnd"/>
+      <w:r>
+        <w:t xml:space="preserve"> (Sample/Dummy Web Application)</w:t>
       </w:r>
     </w:p>
     <w:p>
@@ -81,11 +85,10 @@
         <w:jc w:val="center"/>
       </w:pPr>
       <w:r>
-        <w:rPr>
-          <w:sz w:val="22"/>
-          <w:szCs w:val="22"/>
-        </w:rPr>
-        <w:t xml:space="preserve">Submitted by: [Your Name]</w:t>
+        <w:t xml:space="preserve">Submitted by: </w:t>
+      </w:r>
+      <w:r>
+        <w:t>Angelina Victor Varghese</w:t>
       </w:r>
     </w:p>
     <w:p>
@@ -93,11 +96,7 @@
         <w:jc w:val="center"/>
       </w:pPr>
       <w:r>
-        <w:rPr>
-          <w:sz w:val="22"/>
-          <w:szCs w:val="22"/>
-        </w:rPr>
-        <w:t xml:space="preserve">Internship Domain: Cybersecurity</w:t>
+        <w:t>Internship Domain: Cybersecurity</w:t>
       </w:r>
     </w:p>
     <w:p>
@@ -105,19 +104,15 @@
         <w:jc w:val="center"/>
       </w:pPr>
       <w:r>
-        <w:rPr>
-          <w:sz w:val="22"/>
-          <w:szCs w:val="22"/>
-        </w:rPr>
-        <w:t xml:space="preserve">Date: July 2026</w:t>
+        <w:t>Date: July 2026</w:t>
       </w:r>
     </w:p>
     <w:p>
       <w:pPr>
         <w:sectPr>
-          <w:pgSz w:w="12240" w:h="15840" w:orient="portrait"/>
+          <w:pgSz w:w="12240" w:h="15840"/>
           <w:pgMar w:top="1440" w:right="1440" w:bottom="1440" w:left="1440" w:header="708" w:footer="708" w:gutter="0"/>
-          <w:pgNumType/>
+          <w:cols w:space="720"/>
           <w:docGrid w:linePitch="360"/>
         </w:sectPr>
       </w:pPr>
@@ -126,21 +121,1125 @@
       <w:pPr>
         <w:pStyle w:val="Heading1"/>
       </w:pPr>
-      <w:r>
-        <w:t xml:space="preserve">Table of Contents</w:t>
-      </w:r>
+      <w:bookmarkStart w:id="0" w:name="_Toc233536805"/>
+      <w:r>
+        <w:lastRenderedPageBreak/>
+        <w:t>Table of Contents</w:t>
+      </w:r>
+      <w:bookmarkEnd w:id="0"/>
     </w:p>
     <w:sdt>
       <w:sdtPr>
         <w:alias w:val="Table of Contents"/>
+        <w:id w:val="752930168"/>
       </w:sdtPr>
       <w:sdtContent>
         <w:p>
+          <w:pPr>
+            <w:pStyle w:val="TOC1"/>
+            <w:tabs>
+              <w:tab w:val="right" w:leader="dot" w:pos="9350"/>
+            </w:tabs>
+            <w:rPr>
+              <w:noProof/>
+            </w:rPr>
+          </w:pPr>
           <w:r>
-            <w:fldChar w:fldCharType="begin" w:dirty="true"/>
-            <w:instrText xml:space="preserve">TOC \h \o "1-2"</w:instrText>
+            <w:fldChar w:fldCharType="begin"/>
+          </w:r>
+          <w:r>
+            <w:instrText>TOC \h \o "1-2"</w:instrText>
+          </w:r>
+          <w:r>
             <w:fldChar w:fldCharType="separate"/>
           </w:r>
+          <w:hyperlink w:anchor="_Toc233536805" w:history="1">
+            <w:r>
+              <w:rPr>
+                <w:rStyle w:val="Hyperlink"/>
+                <w:noProof/>
+              </w:rPr>
+              <w:t>Table of Contents</w:t>
+            </w:r>
+            <w:r>
+              <w:rPr>
+                <w:noProof/>
+              </w:rPr>
+              <w:tab/>
+            </w:r>
+            <w:r>
+              <w:rPr>
+                <w:noProof/>
+              </w:rPr>
+              <w:fldChar w:fldCharType="begin"/>
+            </w:r>
+            <w:r>
+              <w:rPr>
+                <w:noProof/>
+              </w:rPr>
+              <w:instrText xml:space="preserve"> PAGEREF _Toc233536805 \h </w:instrText>
+            </w:r>
+            <w:r>
+              <w:rPr>
+                <w:noProof/>
+              </w:rPr>
+            </w:r>
+            <w:r>
+              <w:rPr>
+                <w:noProof/>
+              </w:rPr>
+              <w:fldChar w:fldCharType="separate"/>
+            </w:r>
+            <w:r>
+              <w:rPr>
+                <w:noProof/>
+              </w:rPr>
+              <w:t>1</w:t>
+            </w:r>
+            <w:r>
+              <w:rPr>
+                <w:noProof/>
+              </w:rPr>
+              <w:fldChar w:fldCharType="end"/>
+            </w:r>
+          </w:hyperlink>
+        </w:p>
+        <w:p>
+          <w:pPr>
+            <w:pStyle w:val="TOC1"/>
+            <w:tabs>
+              <w:tab w:val="right" w:leader="dot" w:pos="9350"/>
+            </w:tabs>
+            <w:rPr>
+              <w:noProof/>
+            </w:rPr>
+          </w:pPr>
+          <w:hyperlink w:anchor="_Toc233536806" w:history="1">
+            <w:r>
+              <w:rPr>
+                <w:rStyle w:val="Hyperlink"/>
+                <w:noProof/>
+              </w:rPr>
+              <w:t>1. Introduction</w:t>
+            </w:r>
+            <w:r>
+              <w:rPr>
+                <w:noProof/>
+              </w:rPr>
+              <w:tab/>
+            </w:r>
+            <w:r>
+              <w:rPr>
+                <w:noProof/>
+              </w:rPr>
+              <w:fldChar w:fldCharType="begin"/>
+            </w:r>
+            <w:r>
+              <w:rPr>
+                <w:noProof/>
+              </w:rPr>
+              <w:instrText xml:space="preserve"> PAGEREF _Toc233536806 \h </w:instrText>
+            </w:r>
+            <w:r>
+              <w:rPr>
+                <w:noProof/>
+              </w:rPr>
+            </w:r>
+            <w:r>
+              <w:rPr>
+                <w:noProof/>
+              </w:rPr>
+              <w:fldChar w:fldCharType="separate"/>
+            </w:r>
+            <w:r>
+              <w:rPr>
+                <w:noProof/>
+              </w:rPr>
+              <w:t>1</w:t>
+            </w:r>
+            <w:r>
+              <w:rPr>
+                <w:noProof/>
+              </w:rPr>
+              <w:fldChar w:fldCharType="end"/>
+            </w:r>
+          </w:hyperlink>
+        </w:p>
+        <w:p>
+          <w:pPr>
+            <w:pStyle w:val="TOC1"/>
+            <w:tabs>
+              <w:tab w:val="right" w:leader="dot" w:pos="9350"/>
+            </w:tabs>
+            <w:rPr>
+              <w:noProof/>
+            </w:rPr>
+          </w:pPr>
+          <w:hyperlink w:anchor="_Toc233536807" w:history="1">
+            <w:r>
+              <w:rPr>
+                <w:rStyle w:val="Hyperlink"/>
+                <w:noProof/>
+              </w:rPr>
+              <w:t>2. Objective</w:t>
+            </w:r>
+            <w:r>
+              <w:rPr>
+                <w:noProof/>
+              </w:rPr>
+              <w:tab/>
+            </w:r>
+            <w:r>
+              <w:rPr>
+                <w:noProof/>
+              </w:rPr>
+              <w:fldChar w:fldCharType="begin"/>
+            </w:r>
+            <w:r>
+              <w:rPr>
+                <w:noProof/>
+              </w:rPr>
+              <w:instrText xml:space="preserve"> PAGEREF _Toc233536807 \h </w:instrText>
+            </w:r>
+            <w:r>
+              <w:rPr>
+                <w:noProof/>
+              </w:rPr>
+            </w:r>
+            <w:r>
+              <w:rPr>
+                <w:noProof/>
+              </w:rPr>
+              <w:fldChar w:fldCharType="separate"/>
+            </w:r>
+            <w:r>
+              <w:rPr>
+                <w:noProof/>
+              </w:rPr>
+              <w:t>1</w:t>
+            </w:r>
+            <w:r>
+              <w:rPr>
+                <w:noProof/>
+              </w:rPr>
+              <w:fldChar w:fldCharType="end"/>
+            </w:r>
+          </w:hyperlink>
+        </w:p>
+        <w:p>
+          <w:pPr>
+            <w:pStyle w:val="TOC1"/>
+            <w:tabs>
+              <w:tab w:val="right" w:leader="dot" w:pos="9350"/>
+            </w:tabs>
+            <w:rPr>
+              <w:noProof/>
+            </w:rPr>
+          </w:pPr>
+          <w:hyperlink w:anchor="_Toc233536808" w:history="1">
+            <w:r>
+              <w:rPr>
+                <w:rStyle w:val="Hyperlink"/>
+                <w:noProof/>
+              </w:rPr>
+              <w:t>3. Scope</w:t>
+            </w:r>
+            <w:r>
+              <w:rPr>
+                <w:noProof/>
+              </w:rPr>
+              <w:tab/>
+            </w:r>
+            <w:r>
+              <w:rPr>
+                <w:noProof/>
+              </w:rPr>
+              <w:fldChar w:fldCharType="begin"/>
+            </w:r>
+            <w:r>
+              <w:rPr>
+                <w:noProof/>
+              </w:rPr>
+              <w:instrText xml:space="preserve"> PAGEREF _Toc233536808 \h </w:instrText>
+            </w:r>
+            <w:r>
+              <w:rPr>
+                <w:noProof/>
+              </w:rPr>
+            </w:r>
+            <w:r>
+              <w:rPr>
+                <w:noProof/>
+              </w:rPr>
+              <w:fldChar w:fldCharType="separate"/>
+            </w:r>
+            <w:r>
+              <w:rPr>
+                <w:noProof/>
+              </w:rPr>
+              <w:t>1</w:t>
+            </w:r>
+            <w:r>
+              <w:rPr>
+                <w:noProof/>
+              </w:rPr>
+              <w:fldChar w:fldCharType="end"/>
+            </w:r>
+          </w:hyperlink>
+        </w:p>
+        <w:p>
+          <w:pPr>
+            <w:pStyle w:val="TOC1"/>
+            <w:tabs>
+              <w:tab w:val="right" w:leader="dot" w:pos="9350"/>
+            </w:tabs>
+            <w:rPr>
+              <w:noProof/>
+            </w:rPr>
+          </w:pPr>
+          <w:hyperlink w:anchor="_Toc233536809" w:history="1">
+            <w:r>
+              <w:rPr>
+                <w:rStyle w:val="Hyperlink"/>
+                <w:noProof/>
+              </w:rPr>
+              <w:t>4. Tools and Technologies Used</w:t>
+            </w:r>
+            <w:r>
+              <w:rPr>
+                <w:noProof/>
+              </w:rPr>
+              <w:tab/>
+            </w:r>
+            <w:r>
+              <w:rPr>
+                <w:noProof/>
+              </w:rPr>
+              <w:fldChar w:fldCharType="begin"/>
+            </w:r>
+            <w:r>
+              <w:rPr>
+                <w:noProof/>
+              </w:rPr>
+              <w:instrText xml:space="preserve"> PAGEREF _Toc233536809 \h </w:instrText>
+            </w:r>
+            <w:r>
+              <w:rPr>
+                <w:noProof/>
+              </w:rPr>
+            </w:r>
+            <w:r>
+              <w:rPr>
+                <w:noProof/>
+              </w:rPr>
+              <w:fldChar w:fldCharType="separate"/>
+            </w:r>
+            <w:r>
+              <w:rPr>
+                <w:noProof/>
+              </w:rPr>
+              <w:t>1</w:t>
+            </w:r>
+            <w:r>
+              <w:rPr>
+                <w:noProof/>
+              </w:rPr>
+              <w:fldChar w:fldCharType="end"/>
+            </w:r>
+          </w:hyperlink>
+        </w:p>
+        <w:p>
+          <w:pPr>
+            <w:pStyle w:val="TOC1"/>
+            <w:tabs>
+              <w:tab w:val="right" w:leader="dot" w:pos="9350"/>
+            </w:tabs>
+            <w:rPr>
+              <w:noProof/>
+            </w:rPr>
+          </w:pPr>
+          <w:hyperlink w:anchor="_Toc233536810" w:history="1">
+            <w:r>
+              <w:rPr>
+                <w:rStyle w:val="Hyperlink"/>
+                <w:noProof/>
+              </w:rPr>
+              <w:t>5. Methodology</w:t>
+            </w:r>
+            <w:r>
+              <w:rPr>
+                <w:noProof/>
+              </w:rPr>
+              <w:tab/>
+            </w:r>
+            <w:r>
+              <w:rPr>
+                <w:noProof/>
+              </w:rPr>
+              <w:fldChar w:fldCharType="begin"/>
+            </w:r>
+            <w:r>
+              <w:rPr>
+                <w:noProof/>
+              </w:rPr>
+              <w:instrText xml:space="preserve"> PAGEREF _Toc233536810 \h </w:instrText>
+            </w:r>
+            <w:r>
+              <w:rPr>
+                <w:noProof/>
+              </w:rPr>
+            </w:r>
+            <w:r>
+              <w:rPr>
+                <w:noProof/>
+              </w:rPr>
+              <w:fldChar w:fldCharType="separate"/>
+            </w:r>
+            <w:r>
+              <w:rPr>
+                <w:noProof/>
+              </w:rPr>
+              <w:t>1</w:t>
+            </w:r>
+            <w:r>
+              <w:rPr>
+                <w:noProof/>
+              </w:rPr>
+              <w:fldChar w:fldCharType="end"/>
+            </w:r>
+          </w:hyperlink>
+        </w:p>
+        <w:p>
+          <w:pPr>
+            <w:pStyle w:val="TOC1"/>
+            <w:tabs>
+              <w:tab w:val="right" w:leader="dot" w:pos="9350"/>
+            </w:tabs>
+            <w:rPr>
+              <w:noProof/>
+            </w:rPr>
+          </w:pPr>
+          <w:hyperlink w:anchor="_Toc233536811" w:history="1">
+            <w:r>
+              <w:rPr>
+                <w:rStyle w:val="Hyperlink"/>
+                <w:noProof/>
+              </w:rPr>
+              <w:t>6. Target Application Overview</w:t>
+            </w:r>
+            <w:r>
+              <w:rPr>
+                <w:noProof/>
+              </w:rPr>
+              <w:tab/>
+            </w:r>
+            <w:r>
+              <w:rPr>
+                <w:noProof/>
+              </w:rPr>
+              <w:fldChar w:fldCharType="begin"/>
+            </w:r>
+            <w:r>
+              <w:rPr>
+                <w:noProof/>
+              </w:rPr>
+              <w:instrText xml:space="preserve"> PAGEREF _Toc233536811 \h </w:instrText>
+            </w:r>
+            <w:r>
+              <w:rPr>
+                <w:noProof/>
+              </w:rPr>
+            </w:r>
+            <w:r>
+              <w:rPr>
+                <w:noProof/>
+              </w:rPr>
+              <w:fldChar w:fldCharType="separate"/>
+            </w:r>
+            <w:r>
+              <w:rPr>
+                <w:noProof/>
+              </w:rPr>
+              <w:t>1</w:t>
+            </w:r>
+            <w:r>
+              <w:rPr>
+                <w:noProof/>
+              </w:rPr>
+              <w:fldChar w:fldCharType="end"/>
+            </w:r>
+          </w:hyperlink>
+        </w:p>
+        <w:p>
+          <w:pPr>
+            <w:pStyle w:val="TOC1"/>
+            <w:tabs>
+              <w:tab w:val="right" w:leader="dot" w:pos="9350"/>
+            </w:tabs>
+            <w:rPr>
+              <w:noProof/>
+            </w:rPr>
+          </w:pPr>
+          <w:hyperlink w:anchor="_Toc233536812" w:history="1">
+            <w:r>
+              <w:rPr>
+                <w:rStyle w:val="Hyperlink"/>
+                <w:noProof/>
+              </w:rPr>
+              <w:t>7. Findings Summary</w:t>
+            </w:r>
+            <w:r>
+              <w:rPr>
+                <w:noProof/>
+              </w:rPr>
+              <w:tab/>
+            </w:r>
+            <w:r>
+              <w:rPr>
+                <w:noProof/>
+              </w:rPr>
+              <w:fldChar w:fldCharType="begin"/>
+            </w:r>
+            <w:r>
+              <w:rPr>
+                <w:noProof/>
+              </w:rPr>
+              <w:instrText xml:space="preserve"> PAGEREF _Toc233536812 \h </w:instrText>
+            </w:r>
+            <w:r>
+              <w:rPr>
+                <w:noProof/>
+              </w:rPr>
+            </w:r>
+            <w:r>
+              <w:rPr>
+                <w:noProof/>
+              </w:rPr>
+              <w:fldChar w:fldCharType="separate"/>
+            </w:r>
+            <w:r>
+              <w:rPr>
+                <w:noProof/>
+              </w:rPr>
+              <w:t>1</w:t>
+            </w:r>
+            <w:r>
+              <w:rPr>
+                <w:noProof/>
+              </w:rPr>
+              <w:fldChar w:fldCharType="end"/>
+            </w:r>
+          </w:hyperlink>
+        </w:p>
+        <w:p>
+          <w:pPr>
+            <w:pStyle w:val="TOC1"/>
+            <w:tabs>
+              <w:tab w:val="right" w:leader="dot" w:pos="9350"/>
+            </w:tabs>
+            <w:rPr>
+              <w:noProof/>
+            </w:rPr>
+          </w:pPr>
+          <w:hyperlink w:anchor="_Toc233536813" w:history="1">
+            <w:r>
+              <w:rPr>
+                <w:rStyle w:val="Hyperlink"/>
+                <w:noProof/>
+              </w:rPr>
+              <w:t>8. Detailed Findings, Evidence and Remediation</w:t>
+            </w:r>
+            <w:r>
+              <w:rPr>
+                <w:noProof/>
+              </w:rPr>
+              <w:tab/>
+            </w:r>
+            <w:r>
+              <w:rPr>
+                <w:noProof/>
+              </w:rPr>
+              <w:fldChar w:fldCharType="begin"/>
+            </w:r>
+            <w:r>
+              <w:rPr>
+                <w:noProof/>
+              </w:rPr>
+              <w:instrText xml:space="preserve"> PAGEREF _Toc233536813 \h </w:instrText>
+            </w:r>
+            <w:r>
+              <w:rPr>
+                <w:noProof/>
+              </w:rPr>
+            </w:r>
+            <w:r>
+              <w:rPr>
+                <w:noProof/>
+              </w:rPr>
+              <w:fldChar w:fldCharType="separate"/>
+            </w:r>
+            <w:r>
+              <w:rPr>
+                <w:noProof/>
+              </w:rPr>
+              <w:t>1</w:t>
+            </w:r>
+            <w:r>
+              <w:rPr>
+                <w:noProof/>
+              </w:rPr>
+              <w:fldChar w:fldCharType="end"/>
+            </w:r>
+          </w:hyperlink>
+        </w:p>
+        <w:p>
+          <w:pPr>
+            <w:pStyle w:val="TOC2"/>
+            <w:tabs>
+              <w:tab w:val="right" w:leader="dot" w:pos="9350"/>
+            </w:tabs>
+            <w:rPr>
+              <w:noProof/>
+            </w:rPr>
+          </w:pPr>
+          <w:hyperlink w:anchor="_Toc233536814" w:history="1">
+            <w:r>
+              <w:rPr>
+                <w:rStyle w:val="Hyperlink"/>
+                <w:noProof/>
+              </w:rPr>
+              <w:t>F-01: SQL Injection in Login Form  [CRITICAL]</w:t>
+            </w:r>
+            <w:r>
+              <w:rPr>
+                <w:noProof/>
+              </w:rPr>
+              <w:tab/>
+            </w:r>
+            <w:r>
+              <w:rPr>
+                <w:noProof/>
+              </w:rPr>
+              <w:fldChar w:fldCharType="begin"/>
+            </w:r>
+            <w:r>
+              <w:rPr>
+                <w:noProof/>
+              </w:rPr>
+              <w:instrText xml:space="preserve"> PAGEREF _Toc233536814 \h </w:instrText>
+            </w:r>
+            <w:r>
+              <w:rPr>
+                <w:noProof/>
+              </w:rPr>
+            </w:r>
+            <w:r>
+              <w:rPr>
+                <w:noProof/>
+              </w:rPr>
+              <w:fldChar w:fldCharType="separate"/>
+            </w:r>
+            <w:r>
+              <w:rPr>
+                <w:noProof/>
+              </w:rPr>
+              <w:t>1</w:t>
+            </w:r>
+            <w:r>
+              <w:rPr>
+                <w:noProof/>
+              </w:rPr>
+              <w:fldChar w:fldCharType="end"/>
+            </w:r>
+          </w:hyperlink>
+        </w:p>
+        <w:p>
+          <w:pPr>
+            <w:pStyle w:val="TOC2"/>
+            <w:tabs>
+              <w:tab w:val="right" w:leader="dot" w:pos="9350"/>
+            </w:tabs>
+            <w:rPr>
+              <w:noProof/>
+            </w:rPr>
+          </w:pPr>
+          <w:hyperlink w:anchor="_Toc233536815" w:history="1">
+            <w:r>
+              <w:rPr>
+                <w:rStyle w:val="Hyperlink"/>
+                <w:noProof/>
+              </w:rPr>
+              <w:t>F-02: Sensitive Data Exposure - Database Backup Accessible  [CRITICAL]</w:t>
+            </w:r>
+            <w:r>
+              <w:rPr>
+                <w:noProof/>
+              </w:rPr>
+              <w:tab/>
+            </w:r>
+            <w:r>
+              <w:rPr>
+                <w:noProof/>
+              </w:rPr>
+              <w:fldChar w:fldCharType="begin"/>
+            </w:r>
+            <w:r>
+              <w:rPr>
+                <w:noProof/>
+              </w:rPr>
+              <w:instrText xml:space="preserve"> PAGEREF _Toc233536815 \h </w:instrText>
+            </w:r>
+            <w:r>
+              <w:rPr>
+                <w:noProof/>
+              </w:rPr>
+            </w:r>
+            <w:r>
+              <w:rPr>
+                <w:noProof/>
+              </w:rPr>
+              <w:fldChar w:fldCharType="separate"/>
+            </w:r>
+            <w:r>
+              <w:rPr>
+                <w:noProof/>
+              </w:rPr>
+              <w:t>1</w:t>
+            </w:r>
+            <w:r>
+              <w:rPr>
+                <w:noProof/>
+              </w:rPr>
+              <w:fldChar w:fldCharType="end"/>
+            </w:r>
+          </w:hyperlink>
+        </w:p>
+        <w:p>
+          <w:pPr>
+            <w:pStyle w:val="TOC2"/>
+            <w:tabs>
+              <w:tab w:val="right" w:leader="dot" w:pos="9350"/>
+            </w:tabs>
+            <w:rPr>
+              <w:noProof/>
+            </w:rPr>
+          </w:pPr>
+          <w:hyperlink w:anchor="_Toc233536816" w:history="1">
+            <w:r>
+              <w:rPr>
+                <w:rStyle w:val="Hyperlink"/>
+                <w:noProof/>
+              </w:rPr>
+              <w:t>F-03: Reflected Cross-Site Scripting (XSS)  [HIGH]</w:t>
+            </w:r>
+            <w:r>
+              <w:rPr>
+                <w:noProof/>
+              </w:rPr>
+              <w:tab/>
+            </w:r>
+            <w:r>
+              <w:rPr>
+                <w:noProof/>
+              </w:rPr>
+              <w:fldChar w:fldCharType="begin"/>
+            </w:r>
+            <w:r>
+              <w:rPr>
+                <w:noProof/>
+              </w:rPr>
+              <w:instrText xml:space="preserve"> PAGEREF _Toc233536816 \h </w:instrText>
+            </w:r>
+            <w:r>
+              <w:rPr>
+                <w:noProof/>
+              </w:rPr>
+            </w:r>
+            <w:r>
+              <w:rPr>
+                <w:noProof/>
+              </w:rPr>
+              <w:fldChar w:fldCharType="separate"/>
+            </w:r>
+            <w:r>
+              <w:rPr>
+                <w:noProof/>
+              </w:rPr>
+              <w:t>1</w:t>
+            </w:r>
+            <w:r>
+              <w:rPr>
+                <w:noProof/>
+              </w:rPr>
+              <w:fldChar w:fldCharType="end"/>
+            </w:r>
+          </w:hyperlink>
+        </w:p>
+        <w:p>
+          <w:pPr>
+            <w:pStyle w:val="TOC2"/>
+            <w:tabs>
+              <w:tab w:val="right" w:leader="dot" w:pos="9350"/>
+            </w:tabs>
+            <w:rPr>
+              <w:noProof/>
+            </w:rPr>
+          </w:pPr>
+          <w:hyperlink w:anchor="_Toc233536817" w:history="1">
+            <w:r>
+              <w:rPr>
+                <w:rStyle w:val="Hyperlink"/>
+                <w:noProof/>
+              </w:rPr>
+              <w:t>F-04: Broken Access Control / Insecure Direct Object Reference (IDOR)  [HIGH]</w:t>
+            </w:r>
+            <w:r>
+              <w:rPr>
+                <w:noProof/>
+              </w:rPr>
+              <w:tab/>
+            </w:r>
+            <w:r>
+              <w:rPr>
+                <w:noProof/>
+              </w:rPr>
+              <w:fldChar w:fldCharType="begin"/>
+            </w:r>
+            <w:r>
+              <w:rPr>
+                <w:noProof/>
+              </w:rPr>
+              <w:instrText xml:space="preserve"> PAGEREF _Toc233536817 \h </w:instrText>
+            </w:r>
+            <w:r>
+              <w:rPr>
+                <w:noProof/>
+              </w:rPr>
+            </w:r>
+            <w:r>
+              <w:rPr>
+                <w:noProof/>
+              </w:rPr>
+              <w:fldChar w:fldCharType="separate"/>
+            </w:r>
+            <w:r>
+              <w:rPr>
+                <w:noProof/>
+              </w:rPr>
+              <w:t>1</w:t>
+            </w:r>
+            <w:r>
+              <w:rPr>
+                <w:noProof/>
+              </w:rPr>
+              <w:fldChar w:fldCharType="end"/>
+            </w:r>
+          </w:hyperlink>
+        </w:p>
+        <w:p>
+          <w:pPr>
+            <w:pStyle w:val="TOC2"/>
+            <w:tabs>
+              <w:tab w:val="right" w:leader="dot" w:pos="9350"/>
+            </w:tabs>
+            <w:rPr>
+              <w:noProof/>
+            </w:rPr>
+          </w:pPr>
+          <w:hyperlink w:anchor="_Toc233536818" w:history="1">
+            <w:r>
+              <w:rPr>
+                <w:rStyle w:val="Hyperlink"/>
+                <w:noProof/>
+              </w:rPr>
+              <w:t>F-05: Weak / Default Credentials  [HIGH]</w:t>
+            </w:r>
+            <w:r>
+              <w:rPr>
+                <w:noProof/>
+              </w:rPr>
+              <w:tab/>
+            </w:r>
+            <w:r>
+              <w:rPr>
+                <w:noProof/>
+              </w:rPr>
+              <w:fldChar w:fldCharType="begin"/>
+            </w:r>
+            <w:r>
+              <w:rPr>
+                <w:noProof/>
+              </w:rPr>
+              <w:instrText xml:space="preserve"> PAGEREF _Toc233536818 \h </w:instrText>
+            </w:r>
+            <w:r>
+              <w:rPr>
+                <w:noProof/>
+              </w:rPr>
+            </w:r>
+            <w:r>
+              <w:rPr>
+                <w:noProof/>
+              </w:rPr>
+              <w:fldChar w:fldCharType="separate"/>
+            </w:r>
+            <w:r>
+              <w:rPr>
+                <w:noProof/>
+              </w:rPr>
+              <w:t>1</w:t>
+            </w:r>
+            <w:r>
+              <w:rPr>
+                <w:noProof/>
+              </w:rPr>
+              <w:fldChar w:fldCharType="end"/>
+            </w:r>
+          </w:hyperlink>
+        </w:p>
+        <w:p>
+          <w:pPr>
+            <w:pStyle w:val="TOC2"/>
+            <w:tabs>
+              <w:tab w:val="right" w:leader="dot" w:pos="9350"/>
+            </w:tabs>
+            <w:rPr>
+              <w:noProof/>
+            </w:rPr>
+          </w:pPr>
+          <w:hyperlink w:anchor="_Toc233536819" w:history="1">
+            <w:r>
+              <w:rPr>
+                <w:rStyle w:val="Hyperlink"/>
+                <w:noProof/>
+              </w:rPr>
+              <w:t>F-06: Missing HTTP Security Headers  [MEDIUM]</w:t>
+            </w:r>
+            <w:r>
+              <w:rPr>
+                <w:noProof/>
+              </w:rPr>
+              <w:tab/>
+            </w:r>
+            <w:r>
+              <w:rPr>
+                <w:noProof/>
+              </w:rPr>
+              <w:fldChar w:fldCharType="begin"/>
+            </w:r>
+            <w:r>
+              <w:rPr>
+                <w:noProof/>
+              </w:rPr>
+              <w:instrText xml:space="preserve"> PAGEREF _Toc233536819 \h </w:instrText>
+            </w:r>
+            <w:r>
+              <w:rPr>
+                <w:noProof/>
+              </w:rPr>
+            </w:r>
+            <w:r>
+              <w:rPr>
+                <w:noProof/>
+              </w:rPr>
+              <w:fldChar w:fldCharType="separate"/>
+            </w:r>
+            <w:r>
+              <w:rPr>
+                <w:noProof/>
+              </w:rPr>
+              <w:t>1</w:t>
+            </w:r>
+            <w:r>
+              <w:rPr>
+                <w:noProof/>
+              </w:rPr>
+              <w:fldChar w:fldCharType="end"/>
+            </w:r>
+          </w:hyperlink>
+        </w:p>
+        <w:p>
+          <w:pPr>
+            <w:pStyle w:val="TOC1"/>
+            <w:tabs>
+              <w:tab w:val="right" w:leader="dot" w:pos="9350"/>
+            </w:tabs>
+            <w:rPr>
+              <w:noProof/>
+            </w:rPr>
+          </w:pPr>
+          <w:hyperlink w:anchor="_Toc233536820" w:history="1">
+            <w:r>
+              <w:rPr>
+                <w:rStyle w:val="Hyperlink"/>
+                <w:noProof/>
+              </w:rPr>
+              <w:t>9. Remediation Verification</w:t>
+            </w:r>
+            <w:r>
+              <w:rPr>
+                <w:noProof/>
+              </w:rPr>
+              <w:tab/>
+            </w:r>
+            <w:r>
+              <w:rPr>
+                <w:noProof/>
+              </w:rPr>
+              <w:fldChar w:fldCharType="begin"/>
+            </w:r>
+            <w:r>
+              <w:rPr>
+                <w:noProof/>
+              </w:rPr>
+              <w:instrText xml:space="preserve"> PAGEREF _Toc233536820 \h </w:instrText>
+            </w:r>
+            <w:r>
+              <w:rPr>
+                <w:noProof/>
+              </w:rPr>
+            </w:r>
+            <w:r>
+              <w:rPr>
+                <w:noProof/>
+              </w:rPr>
+              <w:fldChar w:fldCharType="separate"/>
+            </w:r>
+            <w:r>
+              <w:rPr>
+                <w:noProof/>
+              </w:rPr>
+              <w:t>1</w:t>
+            </w:r>
+            <w:r>
+              <w:rPr>
+                <w:noProof/>
+              </w:rPr>
+              <w:fldChar w:fldCharType="end"/>
+            </w:r>
+          </w:hyperlink>
+        </w:p>
+        <w:p>
+          <w:pPr>
+            <w:pStyle w:val="TOC1"/>
+            <w:tabs>
+              <w:tab w:val="right" w:leader="dot" w:pos="9350"/>
+            </w:tabs>
+            <w:rPr>
+              <w:noProof/>
+            </w:rPr>
+          </w:pPr>
+          <w:hyperlink w:anchor="_Toc233536821" w:history="1">
+            <w:r>
+              <w:rPr>
+                <w:rStyle w:val="Hyperlink"/>
+                <w:noProof/>
+              </w:rPr>
+              <w:t>10. Conclusion</w:t>
+            </w:r>
+            <w:r>
+              <w:rPr>
+                <w:noProof/>
+              </w:rPr>
+              <w:tab/>
+            </w:r>
+            <w:r>
+              <w:rPr>
+                <w:noProof/>
+              </w:rPr>
+              <w:fldChar w:fldCharType="begin"/>
+            </w:r>
+            <w:r>
+              <w:rPr>
+                <w:noProof/>
+              </w:rPr>
+              <w:instrText xml:space="preserve"> PAGEREF _Toc233536821 \h </w:instrText>
+            </w:r>
+            <w:r>
+              <w:rPr>
+                <w:noProof/>
+              </w:rPr>
+            </w:r>
+            <w:r>
+              <w:rPr>
+                <w:noProof/>
+              </w:rPr>
+              <w:fldChar w:fldCharType="separate"/>
+            </w:r>
+            <w:r>
+              <w:rPr>
+                <w:noProof/>
+              </w:rPr>
+              <w:t>1</w:t>
+            </w:r>
+            <w:r>
+              <w:rPr>
+                <w:noProof/>
+              </w:rPr>
+              <w:fldChar w:fldCharType="end"/>
+            </w:r>
+          </w:hyperlink>
+        </w:p>
+        <w:p>
+          <w:pPr>
+            <w:pStyle w:val="TOC1"/>
+            <w:tabs>
+              <w:tab w:val="right" w:leader="dot" w:pos="9350"/>
+            </w:tabs>
+            <w:rPr>
+              <w:noProof/>
+            </w:rPr>
+          </w:pPr>
+          <w:hyperlink w:anchor="_Toc233536822" w:history="1">
+            <w:r>
+              <w:rPr>
+                <w:rStyle w:val="Hyperlink"/>
+                <w:noProof/>
+              </w:rPr>
+              <w:t>11. References</w:t>
+            </w:r>
+            <w:r>
+              <w:rPr>
+                <w:noProof/>
+              </w:rPr>
+              <w:tab/>
+            </w:r>
+            <w:r>
+              <w:rPr>
+                <w:noProof/>
+              </w:rPr>
+              <w:fldChar w:fldCharType="begin"/>
+            </w:r>
+            <w:r>
+              <w:rPr>
+                <w:noProof/>
+              </w:rPr>
+              <w:instrText xml:space="preserve"> PAGEREF _Toc233536822 \h </w:instrText>
+            </w:r>
+            <w:r>
+              <w:rPr>
+                <w:noProof/>
+              </w:rPr>
+            </w:r>
+            <w:r>
+              <w:rPr>
+                <w:noProof/>
+              </w:rPr>
+              <w:fldChar w:fldCharType="separate"/>
+            </w:r>
+            <w:r>
+              <w:rPr>
+                <w:noProof/>
+              </w:rPr>
+              <w:t>1</w:t>
+            </w:r>
+            <w:r>
+              <w:rPr>
+                <w:noProof/>
+              </w:rPr>
+              <w:fldChar w:fldCharType="end"/>
+            </w:r>
+          </w:hyperlink>
         </w:p>
         <w:p>
           <w:r>
@@ -157,9 +1256,9 @@
     <w:p>
       <w:pPr>
         <w:sectPr>
-          <w:pgSz w:w="12240" w:h="15840" w:orient="portrait"/>
+          <w:pgSz w:w="12240" w:h="15840"/>
           <w:pgMar w:top="1440" w:right="1440" w:bottom="1440" w:left="1440" w:header="708" w:footer="708" w:gutter="0"/>
-          <w:pgNumType/>
+          <w:cols w:space="720"/>
           <w:docGrid w:linePitch="360"/>
         </w:sectPr>
       </w:pPr>
@@ -168,16 +1267,19 @@
       <w:pPr>
         <w:pStyle w:val="Heading1"/>
       </w:pPr>
-      <w:r>
-        <w:t xml:space="preserve">1. Introduction</w:t>
-      </w:r>
+      <w:bookmarkStart w:id="1" w:name="_Toc233536806"/>
+      <w:r>
+        <w:lastRenderedPageBreak/>
+        <w:t>1. Introduction</w:t>
+      </w:r>
+      <w:bookmarkEnd w:id="1"/>
     </w:p>
     <w:p>
       <w:pPr>
         <w:spacing w:after="160"/>
       </w:pPr>
       <w:r>
-        <w:t xml:space="preserve">This report documents a Vulnerability Assessment and Penetration Testing (VAPT) exercise carried out as part of a self-paced cybersecurity internship project. The objective was to identify, exploit, and remediate common web application security vulnerabilities using a controlled, locally-hosted sample application built specifically for this exercise.</w:t>
+        <w:t>This report documents a Vulnerability Assessment and Penetration Testing (VAPT) exercise carried out as part of a self-paced cybersecurity internship project. The objective was to identify, exploit, and remediate common web application security vulnerabilities using a controlled, locally-hosted sample application built specifically for this exercise.</w:t>
       </w:r>
     </w:p>
     <w:p>
@@ -185,16 +1287,26 @@
         <w:spacing w:after="160"/>
       </w:pPr>
       <w:r>
-        <w:t xml:space="preserve">All testing was performed exclusively against a purpose-built dummy web application ('DummyBank') running on a local environment, using sample/dummy data. No real systems, networks, or third-party assets were involved or scanned at any point.</w:t>
+        <w:t>All testing was performed exclusively against a purpose-built dummy web application ('</w:t>
+      </w:r>
+      <w:proofErr w:type="spellStart"/>
+      <w:r>
+        <w:t>DummyBank</w:t>
+      </w:r>
+      <w:proofErr w:type="spellEnd"/>
+      <w:r>
+        <w:t>') running on a local environment, using sample/dummy data. No real systems, networks, or third-party assets were involved or scanned at any point.</w:t>
       </w:r>
     </w:p>
     <w:p>
       <w:pPr>
         <w:pStyle w:val="Heading1"/>
       </w:pPr>
-      <w:r>
-        <w:t xml:space="preserve">2. Objective</w:t>
-      </w:r>
+      <w:bookmarkStart w:id="2" w:name="_Toc233536807"/>
+      <w:r>
+        <w:t>2. Objective</w:t>
+      </w:r>
+      <w:bookmarkEnd w:id="2"/>
     </w:p>
     <w:p>
       <w:pPr>
@@ -206,7 +1318,7 @@
         <w:spacing w:after="80"/>
       </w:pPr>
       <w:r>
-        <w:t xml:space="preserve">Build a sample web application containing realistic, common security vulnerabilities.</w:t>
+        <w:t>Build a sample web application containing realistic, common security vulnerabilities.</w:t>
       </w:r>
     </w:p>
     <w:p>
@@ -219,7 +1331,7 @@
         <w:spacing w:after="80"/>
       </w:pPr>
       <w:r>
-        <w:t xml:space="preserve">Perform systematic vulnerability assessment and penetration testing against it.</w:t>
+        <w:t>Perform systematic vulnerability assessment and penetration testing against it.</w:t>
       </w:r>
     </w:p>
     <w:p>
@@ -232,7 +1344,7 @@
         <w:spacing w:after="80"/>
       </w:pPr>
       <w:r>
-        <w:t xml:space="preserve">Identify vulnerabilities aligned with the OWASP Top 10 categories.</w:t>
+        <w:t>Identify vulnerabilities aligned with the OWASP Top 10 categories.</w:t>
       </w:r>
     </w:p>
     <w:p>
@@ -245,7 +1357,7 @@
         <w:spacing w:after="80"/>
       </w:pPr>
       <w:r>
-        <w:t xml:space="preserve">Document each finding with evidence, severity rating, business impact, and remediation guidance.</w:t>
+        <w:t>Document each finding with evidence, severity rating, business impact, and remediation guidance.</w:t>
       </w:r>
     </w:p>
     <w:p>
@@ -258,23 +1370,33 @@
         <w:spacing w:after="80"/>
       </w:pPr>
       <w:r>
-        <w:t xml:space="preserve">Implement and verify fixes for every identified vulnerability.</w:t>
+        <w:t>Implement and verify fixes for every identified vulnerability.</w:t>
       </w:r>
     </w:p>
     <w:p>
       <w:pPr>
         <w:pStyle w:val="Heading1"/>
       </w:pPr>
-      <w:r>
-        <w:t xml:space="preserve">3. Scope</w:t>
-      </w:r>
+      <w:bookmarkStart w:id="3" w:name="_Toc233536808"/>
+      <w:r>
+        <w:t>3. Scope</w:t>
+      </w:r>
+      <w:bookmarkEnd w:id="3"/>
     </w:p>
     <w:p>
       <w:pPr>
         <w:spacing w:after="160"/>
       </w:pPr>
       <w:r>
-        <w:t xml:space="preserve">Target: DummyBank - a locally hosted Flask web application created specifically for this project, simulating a simple online banking portal with login, account viewing, and file-serving functionality.</w:t>
+        <w:t xml:space="preserve">Target: </w:t>
+      </w:r>
+      <w:proofErr w:type="spellStart"/>
+      <w:r>
+        <w:t>DummyBank</w:t>
+      </w:r>
+      <w:proofErr w:type="spellEnd"/>
+      <w:r>
+        <w:t xml:space="preserve"> - a locally hosted Flask web application created specifically for this project, simulating a simple online banking portal with login, account viewing, and file-serving functionality.</w:t>
       </w:r>
     </w:p>
     <w:p>
@@ -282,7 +1404,7 @@
         <w:spacing w:after="160"/>
       </w:pPr>
       <w:r>
-        <w:t xml:space="preserve">Testing type: Black-box / grey-box manual and scripted testing of the application's HTTP endpoints. No infrastructure, network, or third-party scanning was performed.</w:t>
+        <w:t>Testing type: Black-box / grey-box manual and scripted testing of the application's HTTP endpoints. No infrastructure, network, or third-party scanning was performed.</w:t>
       </w:r>
     </w:p>
     <w:p>
@@ -290,49 +1412,62 @@
         <w:spacing w:after="160"/>
       </w:pPr>
       <w:r>
-        <w:t xml:space="preserve">Data used: 100% dummy/sample data (fictional usernames, passwords, and balances) - no real personal or financial data was used at any stage.</w:t>
+        <w:t>Data used: 100% dummy/sample data (fictional usernames, passwords, and balances) - no real personal or financial data was used at any stage.</w:t>
       </w:r>
     </w:p>
     <w:p>
       <w:pPr>
         <w:pStyle w:val="Heading1"/>
       </w:pPr>
-      <w:r>
-        <w:t xml:space="preserve">4. Tools and Technologies Used</w:t>
-      </w:r>
+      <w:bookmarkStart w:id="4" w:name="_Toc233536809"/>
+      <w:r>
+        <w:t>4. Tools and Technologies Used</w:t>
+      </w:r>
+      <w:bookmarkEnd w:id="4"/>
     </w:p>
     <w:tbl>
       <w:tblPr>
-        <w:tblW w:type="dxa" w:w="9360"/>
+        <w:tblW w:w="9360" w:type="dxa"/>
         <w:tblBorders>
-          <w:top w:val="single" w:color="auto" w:sz="4"/>
-          <w:left w:val="single" w:color="auto" w:sz="4"/>
-          <w:bottom w:val="single" w:color="auto" w:sz="4"/>
-          <w:right w:val="single" w:color="auto" w:sz="4"/>
-          <w:insideH w:val="single" w:color="auto" w:sz="4"/>
-          <w:insideV w:val="single" w:color="auto" w:sz="4"/>
+          <w:top w:val="single" w:sz="4" w:space="0" w:color="auto"/>
+          <w:left w:val="single" w:sz="4" w:space="0" w:color="auto"/>
+          <w:bottom w:val="single" w:sz="4" w:space="0" w:color="auto"/>
+          <w:right w:val="single" w:sz="4" w:space="0" w:color="auto"/>
+          <w:insideH w:val="single" w:sz="4" w:space="0" w:color="auto"/>
+          <w:insideV w:val="single" w:sz="4" w:space="0" w:color="auto"/>
         </w:tblBorders>
+        <w:tblCellMar>
+          <w:left w:w="10" w:type="dxa"/>
+          <w:right w:w="10" w:type="dxa"/>
+        </w:tblCellMar>
+        <w:tblLook w:val="04A0" w:firstRow="1" w:lastRow="0" w:firstColumn="1" w:lastColumn="0" w:noHBand="0" w:noVBand="1"/>
       </w:tblPr>
       <w:tblGrid>
         <w:gridCol w:w="3120"/>
         <w:gridCol w:w="6240"/>
       </w:tblGrid>
       <w:tr>
+        <w:tblPrEx>
+          <w:tblCellMar>
+            <w:top w:w="0" w:type="dxa"/>
+            <w:bottom w:w="0" w:type="dxa"/>
+          </w:tblCellMar>
+        </w:tblPrEx>
         <w:tc>
           <w:tcPr>
-            <w:tcW w:type="dxa" w:w="3120"/>
+            <w:tcW w:w="3120" w:type="dxa"/>
             <w:tcBorders>
-              <w:top w:val="single" w:color="CCCCCC" w:sz="1"/>
-              <w:left w:val="single" w:color="CCCCCC" w:sz="1"/>
-              <w:bottom w:val="single" w:color="CCCCCC" w:sz="1"/>
-              <w:right w:val="single" w:color="CCCCCC" w:sz="1"/>
+              <w:top w:val="single" w:sz="1" w:space="0" w:color="CCCCCC"/>
+              <w:left w:val="single" w:sz="1" w:space="0" w:color="CCCCCC"/>
+              <w:bottom w:val="single" w:sz="1" w:space="0" w:color="CCCCCC"/>
+              <w:right w:val="single" w:sz="1" w:space="0" w:color="CCCCCC"/>
             </w:tcBorders>
-            <w:shd w:fill="1F3864" w:val="clear"/>
+            <w:shd w:val="clear" w:color="auto" w:fill="1F3864"/>
             <w:tcMar>
-              <w:top w:type="dxa" w:w="80"/>
-              <w:left w:type="dxa" w:w="120"/>
-              <w:bottom w:type="dxa" w:w="80"/>
-              <w:right w:type="dxa" w:w="120"/>
+              <w:top w:w="80" w:type="dxa"/>
+              <w:left w:w="120" w:type="dxa"/>
+              <w:bottom w:w="80" w:type="dxa"/>
+              <w:right w:w="120" w:type="dxa"/>
             </w:tcMar>
             <w:vAlign w:val="center"/>
           </w:tcPr>
@@ -343,25 +1478,25 @@
                 <w:bCs/>
                 <w:color w:val="FFFFFF"/>
               </w:rPr>
-              <w:t xml:space="preserve">Tool / Technology</w:t>
+              <w:t>Tool / Technology</w:t>
             </w:r>
           </w:p>
         </w:tc>
         <w:tc>
           <w:tcPr>
-            <w:tcW w:type="dxa" w:w="6240"/>
+            <w:tcW w:w="6240" w:type="dxa"/>
             <w:tcBorders>
-              <w:top w:val="single" w:color="CCCCCC" w:sz="1"/>
-              <w:left w:val="single" w:color="CCCCCC" w:sz="1"/>
-              <w:bottom w:val="single" w:color="CCCCCC" w:sz="1"/>
-              <w:right w:val="single" w:color="CCCCCC" w:sz="1"/>
+              <w:top w:val="single" w:sz="1" w:space="0" w:color="CCCCCC"/>
+              <w:left w:val="single" w:sz="1" w:space="0" w:color="CCCCCC"/>
+              <w:bottom w:val="single" w:sz="1" w:space="0" w:color="CCCCCC"/>
+              <w:right w:val="single" w:sz="1" w:space="0" w:color="CCCCCC"/>
             </w:tcBorders>
-            <w:shd w:fill="1F3864" w:val="clear"/>
+            <w:shd w:val="clear" w:color="auto" w:fill="1F3864"/>
             <w:tcMar>
-              <w:top w:type="dxa" w:w="80"/>
-              <w:left w:type="dxa" w:w="120"/>
-              <w:bottom w:type="dxa" w:w="80"/>
-              <w:right w:type="dxa" w:w="120"/>
+              <w:top w:w="80" w:type="dxa"/>
+              <w:left w:w="120" w:type="dxa"/>
+              <w:bottom w:w="80" w:type="dxa"/>
+              <w:right w:w="120" w:type="dxa"/>
             </w:tcMar>
             <w:vAlign w:val="center"/>
           </w:tcPr>
@@ -372,287 +1507,279 @@
                 <w:bCs/>
                 <w:color w:val="FFFFFF"/>
               </w:rPr>
-              <w:t xml:space="preserve">Purpose</w:t>
+              <w:t>Purpose</w:t>
             </w:r>
           </w:p>
         </w:tc>
       </w:tr>
       <w:tr>
+        <w:tblPrEx>
+          <w:tblCellMar>
+            <w:top w:w="0" w:type="dxa"/>
+            <w:bottom w:w="0" w:type="dxa"/>
+          </w:tblCellMar>
+        </w:tblPrEx>
         <w:tc>
           <w:tcPr>
-            <w:tcW w:type="dxa" w:w="3120"/>
+            <w:tcW w:w="3120" w:type="dxa"/>
             <w:tcBorders>
-              <w:top w:val="single" w:color="CCCCCC" w:sz="1"/>
-              <w:left w:val="single" w:color="CCCCCC" w:sz="1"/>
-              <w:bottom w:val="single" w:color="CCCCCC" w:sz="1"/>
-              <w:right w:val="single" w:color="CCCCCC" w:sz="1"/>
+              <w:top w:val="single" w:sz="1" w:space="0" w:color="CCCCCC"/>
+              <w:left w:val="single" w:sz="1" w:space="0" w:color="CCCCCC"/>
+              <w:bottom w:val="single" w:sz="1" w:space="0" w:color="CCCCCC"/>
+              <w:right w:val="single" w:sz="1" w:space="0" w:color="CCCCCC"/>
             </w:tcBorders>
             <w:tcMar>
-              <w:top w:type="dxa" w:w="80"/>
-              <w:left w:type="dxa" w:w="120"/>
-              <w:bottom w:type="dxa" w:w="80"/>
-              <w:right w:type="dxa" w:w="120"/>
+              <w:top w:w="80" w:type="dxa"/>
+              <w:left w:w="120" w:type="dxa"/>
+              <w:bottom w:w="80" w:type="dxa"/>
+              <w:right w:w="120" w:type="dxa"/>
             </w:tcMar>
             <w:vAlign w:val="center"/>
           </w:tcPr>
           <w:p>
             <w:r>
-              <w:rPr>
-                <w:b w:val="false"/>
-                <w:bCs w:val="false"/>
-              </w:rPr>
-              <w:t xml:space="preserve">Python 3 / Flask</w:t>
+              <w:t>Python 3 / Flask</w:t>
             </w:r>
           </w:p>
         </w:tc>
         <w:tc>
           <w:tcPr>
-            <w:tcW w:type="dxa" w:w="6240"/>
+            <w:tcW w:w="6240" w:type="dxa"/>
             <w:tcBorders>
-              <w:top w:val="single" w:color="CCCCCC" w:sz="1"/>
-              <w:left w:val="single" w:color="CCCCCC" w:sz="1"/>
-              <w:bottom w:val="single" w:color="CCCCCC" w:sz="1"/>
-              <w:right w:val="single" w:color="CCCCCC" w:sz="1"/>
+              <w:top w:val="single" w:sz="1" w:space="0" w:color="CCCCCC"/>
+              <w:left w:val="single" w:sz="1" w:space="0" w:color="CCCCCC"/>
+              <w:bottom w:val="single" w:sz="1" w:space="0" w:color="CCCCCC"/>
+              <w:right w:val="single" w:sz="1" w:space="0" w:color="CCCCCC"/>
             </w:tcBorders>
             <w:tcMar>
-              <w:top w:type="dxa" w:w="80"/>
-              <w:left w:type="dxa" w:w="120"/>
-              <w:bottom w:type="dxa" w:w="80"/>
-              <w:right w:type="dxa" w:w="120"/>
+              <w:top w:w="80" w:type="dxa"/>
+              <w:left w:w="120" w:type="dxa"/>
+              <w:bottom w:w="80" w:type="dxa"/>
+              <w:right w:w="120" w:type="dxa"/>
             </w:tcMar>
             <w:vAlign w:val="center"/>
           </w:tcPr>
           <w:p>
             <w:r>
-              <w:rPr>
-                <w:b w:val="false"/>
-                <w:bCs w:val="false"/>
-              </w:rPr>
-              <w:t xml:space="preserve">Building the intentionally vulnerable sample target application</w:t>
+              <w:t>Building the intentionally vulnerable sample target application</w:t>
             </w:r>
           </w:p>
         </w:tc>
       </w:tr>
       <w:tr>
+        <w:tblPrEx>
+          <w:tblCellMar>
+            <w:top w:w="0" w:type="dxa"/>
+            <w:bottom w:w="0" w:type="dxa"/>
+          </w:tblCellMar>
+        </w:tblPrEx>
         <w:tc>
           <w:tcPr>
-            <w:tcW w:type="dxa" w:w="3120"/>
+            <w:tcW w:w="3120" w:type="dxa"/>
             <w:tcBorders>
-              <w:top w:val="single" w:color="CCCCCC" w:sz="1"/>
-              <w:left w:val="single" w:color="CCCCCC" w:sz="1"/>
-              <w:bottom w:val="single" w:color="CCCCCC" w:sz="1"/>
-              <w:right w:val="single" w:color="CCCCCC" w:sz="1"/>
+              <w:top w:val="single" w:sz="1" w:space="0" w:color="CCCCCC"/>
+              <w:left w:val="single" w:sz="1" w:space="0" w:color="CCCCCC"/>
+              <w:bottom w:val="single" w:sz="1" w:space="0" w:color="CCCCCC"/>
+              <w:right w:val="single" w:sz="1" w:space="0" w:color="CCCCCC"/>
             </w:tcBorders>
             <w:tcMar>
-              <w:top w:type="dxa" w:w="80"/>
-              <w:left w:type="dxa" w:w="120"/>
-              <w:bottom w:type="dxa" w:w="80"/>
-              <w:right w:type="dxa" w:w="120"/>
+              <w:top w:w="80" w:type="dxa"/>
+              <w:left w:w="120" w:type="dxa"/>
+              <w:bottom w:w="80" w:type="dxa"/>
+              <w:right w:w="120" w:type="dxa"/>
             </w:tcMar>
             <w:vAlign w:val="center"/>
           </w:tcPr>
           <w:p>
             <w:r>
-              <w:rPr>
-                <w:b w:val="false"/>
-                <w:bCs w:val="false"/>
-              </w:rPr>
-              <w:t xml:space="preserve">Python requests library</w:t>
+              <w:t>Python requests library</w:t>
             </w:r>
           </w:p>
         </w:tc>
         <w:tc>
           <w:tcPr>
-            <w:tcW w:type="dxa" w:w="6240"/>
+            <w:tcW w:w="6240" w:type="dxa"/>
             <w:tcBorders>
-              <w:top w:val="single" w:color="CCCCCC" w:sz="1"/>
-              <w:left w:val="single" w:color="CCCCCC" w:sz="1"/>
-              <w:bottom w:val="single" w:color="CCCCCC" w:sz="1"/>
-              <w:right w:val="single" w:color="CCCCCC" w:sz="1"/>
+              <w:top w:val="single" w:sz="1" w:space="0" w:color="CCCCCC"/>
+              <w:left w:val="single" w:sz="1" w:space="0" w:color="CCCCCC"/>
+              <w:bottom w:val="single" w:sz="1" w:space="0" w:color="CCCCCC"/>
+              <w:right w:val="single" w:sz="1" w:space="0" w:color="CCCCCC"/>
             </w:tcBorders>
             <w:tcMar>
-              <w:top w:type="dxa" w:w="80"/>
-              <w:left w:type="dxa" w:w="120"/>
-              <w:bottom w:type="dxa" w:w="80"/>
-              <w:right w:type="dxa" w:w="120"/>
+              <w:top w:w="80" w:type="dxa"/>
+              <w:left w:w="120" w:type="dxa"/>
+              <w:bottom w:w="80" w:type="dxa"/>
+              <w:right w:w="120" w:type="dxa"/>
             </w:tcMar>
             <w:vAlign w:val="center"/>
           </w:tcPr>
           <w:p>
             <w:r>
-              <w:rPr>
-                <w:b w:val="false"/>
-                <w:bCs w:val="false"/>
-              </w:rPr>
-              <w:t xml:space="preserve">Writing a custom automated VAPT scanning script</w:t>
+              <w:t>Writing a custom automated VAPT scanning script</w:t>
             </w:r>
           </w:p>
         </w:tc>
       </w:tr>
       <w:tr>
+        <w:tblPrEx>
+          <w:tblCellMar>
+            <w:top w:w="0" w:type="dxa"/>
+            <w:bottom w:w="0" w:type="dxa"/>
+          </w:tblCellMar>
+        </w:tblPrEx>
         <w:tc>
           <w:tcPr>
-            <w:tcW w:type="dxa" w:w="3120"/>
+            <w:tcW w:w="3120" w:type="dxa"/>
             <w:tcBorders>
-              <w:top w:val="single" w:color="CCCCCC" w:sz="1"/>
-              <w:left w:val="single" w:color="CCCCCC" w:sz="1"/>
-              <w:bottom w:val="single" w:color="CCCCCC" w:sz="1"/>
-              <w:right w:val="single" w:color="CCCCCC" w:sz="1"/>
+              <w:top w:val="single" w:sz="1" w:space="0" w:color="CCCCCC"/>
+              <w:left w:val="single" w:sz="1" w:space="0" w:color="CCCCCC"/>
+              <w:bottom w:val="single" w:sz="1" w:space="0" w:color="CCCCCC"/>
+              <w:right w:val="single" w:sz="1" w:space="0" w:color="CCCCCC"/>
             </w:tcBorders>
             <w:tcMar>
-              <w:top w:type="dxa" w:w="80"/>
-              <w:left w:type="dxa" w:w="120"/>
-              <w:bottom w:type="dxa" w:w="80"/>
-              <w:right w:type="dxa" w:w="120"/>
+              <w:top w:w="80" w:type="dxa"/>
+              <w:left w:w="120" w:type="dxa"/>
+              <w:bottom w:w="80" w:type="dxa"/>
+              <w:right w:w="120" w:type="dxa"/>
             </w:tcMar>
             <w:vAlign w:val="center"/>
           </w:tcPr>
           <w:p>
             <w:r>
-              <w:rPr>
-                <w:b w:val="false"/>
-                <w:bCs w:val="false"/>
-              </w:rPr>
-              <w:t xml:space="preserve">SQLite3</w:t>
+              <w:t>SQLite3</w:t>
             </w:r>
           </w:p>
         </w:tc>
         <w:tc>
           <w:tcPr>
-            <w:tcW w:type="dxa" w:w="6240"/>
+            <w:tcW w:w="6240" w:type="dxa"/>
             <w:tcBorders>
-              <w:top w:val="single" w:color="CCCCCC" w:sz="1"/>
-              <w:left w:val="single" w:color="CCCCCC" w:sz="1"/>
-              <w:bottom w:val="single" w:color="CCCCCC" w:sz="1"/>
-              <w:right w:val="single" w:color="CCCCCC" w:sz="1"/>
+              <w:top w:val="single" w:sz="1" w:space="0" w:color="CCCCCC"/>
+              <w:left w:val="single" w:sz="1" w:space="0" w:color="CCCCCC"/>
+              <w:bottom w:val="single" w:sz="1" w:space="0" w:color="CCCCCC"/>
+              <w:right w:val="single" w:sz="1" w:space="0" w:color="CCCCCC"/>
             </w:tcBorders>
             <w:tcMar>
-              <w:top w:type="dxa" w:w="80"/>
-              <w:left w:type="dxa" w:w="120"/>
-              <w:bottom w:type="dxa" w:w="80"/>
-              <w:right w:type="dxa" w:w="120"/>
+              <w:top w:w="80" w:type="dxa"/>
+              <w:left w:w="120" w:type="dxa"/>
+              <w:bottom w:w="80" w:type="dxa"/>
+              <w:right w:w="120" w:type="dxa"/>
             </w:tcMar>
             <w:vAlign w:val="center"/>
           </w:tcPr>
           <w:p>
             <w:r>
-              <w:rPr>
-                <w:b w:val="false"/>
-                <w:bCs w:val="false"/>
-              </w:rPr>
-              <w:t xml:space="preserve">Sample database storing dummy user records</w:t>
+              <w:t>Sample database storing dummy user records</w:t>
             </w:r>
           </w:p>
         </w:tc>
       </w:tr>
       <w:tr>
+        <w:tblPrEx>
+          <w:tblCellMar>
+            <w:top w:w="0" w:type="dxa"/>
+            <w:bottom w:w="0" w:type="dxa"/>
+          </w:tblCellMar>
+        </w:tblPrEx>
         <w:tc>
           <w:tcPr>
-            <w:tcW w:type="dxa" w:w="3120"/>
+            <w:tcW w:w="3120" w:type="dxa"/>
             <w:tcBorders>
-              <w:top w:val="single" w:color="CCCCCC" w:sz="1"/>
-              <w:left w:val="single" w:color="CCCCCC" w:sz="1"/>
-              <w:bottom w:val="single" w:color="CCCCCC" w:sz="1"/>
-              <w:right w:val="single" w:color="CCCCCC" w:sz="1"/>
+              <w:top w:val="single" w:sz="1" w:space="0" w:color="CCCCCC"/>
+              <w:left w:val="single" w:sz="1" w:space="0" w:color="CCCCCC"/>
+              <w:bottom w:val="single" w:sz="1" w:space="0" w:color="CCCCCC"/>
+              <w:right w:val="single" w:sz="1" w:space="0" w:color="CCCCCC"/>
             </w:tcBorders>
             <w:tcMar>
-              <w:top w:type="dxa" w:w="80"/>
-              <w:left w:type="dxa" w:w="120"/>
-              <w:bottom w:type="dxa" w:w="80"/>
-              <w:right w:type="dxa" w:w="120"/>
+              <w:top w:w="80" w:type="dxa"/>
+              <w:left w:w="120" w:type="dxa"/>
+              <w:bottom w:w="80" w:type="dxa"/>
+              <w:right w:w="120" w:type="dxa"/>
             </w:tcMar>
             <w:vAlign w:val="center"/>
           </w:tcPr>
           <w:p>
-            <w:r>
-              <w:rPr>
-                <w:b w:val="false"/>
-                <w:bCs w:val="false"/>
-              </w:rPr>
-              <w:t xml:space="preserve">cURL</w:t>
-            </w:r>
+            <w:proofErr w:type="spellStart"/>
+            <w:r>
+              <w:t>cURL</w:t>
+            </w:r>
+            <w:proofErr w:type="spellEnd"/>
           </w:p>
         </w:tc>
         <w:tc>
           <w:tcPr>
-            <w:tcW w:type="dxa" w:w="6240"/>
+            <w:tcW w:w="6240" w:type="dxa"/>
             <w:tcBorders>
-              <w:top w:val="single" w:color="CCCCCC" w:sz="1"/>
-              <w:left w:val="single" w:color="CCCCCC" w:sz="1"/>
-              <w:bottom w:val="single" w:color="CCCCCC" w:sz="1"/>
-              <w:right w:val="single" w:color="CCCCCC" w:sz="1"/>
+              <w:top w:val="single" w:sz="1" w:space="0" w:color="CCCCCC"/>
+              <w:left w:val="single" w:sz="1" w:space="0" w:color="CCCCCC"/>
+              <w:bottom w:val="single" w:sz="1" w:space="0" w:color="CCCCCC"/>
+              <w:right w:val="single" w:sz="1" w:space="0" w:color="CCCCCC"/>
             </w:tcBorders>
             <w:tcMar>
-              <w:top w:type="dxa" w:w="80"/>
-              <w:left w:type="dxa" w:w="120"/>
-              <w:bottom w:type="dxa" w:w="80"/>
-              <w:right w:type="dxa" w:w="120"/>
+              <w:top w:w="80" w:type="dxa"/>
+              <w:left w:w="120" w:type="dxa"/>
+              <w:bottom w:w="80" w:type="dxa"/>
+              <w:right w:w="120" w:type="dxa"/>
             </w:tcMar>
             <w:vAlign w:val="center"/>
           </w:tcPr>
           <w:p>
             <w:r>
-              <w:rPr>
-                <w:b w:val="false"/>
-                <w:bCs w:val="false"/>
-              </w:rPr>
-              <w:t xml:space="preserve">Manual verification of vulnerabilities and fixes via raw HTTP requests</w:t>
+              <w:t>Manual verification of vulnerabilities and fixes via raw HTTP requests</w:t>
             </w:r>
           </w:p>
         </w:tc>
       </w:tr>
       <w:tr>
+        <w:tblPrEx>
+          <w:tblCellMar>
+            <w:top w:w="0" w:type="dxa"/>
+            <w:bottom w:w="0" w:type="dxa"/>
+          </w:tblCellMar>
+        </w:tblPrEx>
         <w:tc>
           <w:tcPr>
-            <w:tcW w:type="dxa" w:w="3120"/>
+            <w:tcW w:w="3120" w:type="dxa"/>
             <w:tcBorders>
-              <w:top w:val="single" w:color="CCCCCC" w:sz="1"/>
-              <w:left w:val="single" w:color="CCCCCC" w:sz="1"/>
-              <w:bottom w:val="single" w:color="CCCCCC" w:sz="1"/>
-              <w:right w:val="single" w:color="CCCCCC" w:sz="1"/>
+              <w:top w:val="single" w:sz="1" w:space="0" w:color="CCCCCC"/>
+              <w:left w:val="single" w:sz="1" w:space="0" w:color="CCCCCC"/>
+              <w:bottom w:val="single" w:sz="1" w:space="0" w:color="CCCCCC"/>
+              <w:right w:val="single" w:sz="1" w:space="0" w:color="CCCCCC"/>
             </w:tcBorders>
             <w:tcMar>
-              <w:top w:type="dxa" w:w="80"/>
-              <w:left w:type="dxa" w:w="120"/>
-              <w:bottom w:type="dxa" w:w="80"/>
-              <w:right w:type="dxa" w:w="120"/>
+              <w:top w:w="80" w:type="dxa"/>
+              <w:left w:w="120" w:type="dxa"/>
+              <w:bottom w:w="80" w:type="dxa"/>
+              <w:right w:w="120" w:type="dxa"/>
             </w:tcMar>
             <w:vAlign w:val="center"/>
           </w:tcPr>
           <w:p>
             <w:r>
-              <w:rPr>
-                <w:b w:val="false"/>
-                <w:bCs w:val="false"/>
-              </w:rPr>
-              <w:t xml:space="preserve">OWASP Top 10 (reference)</w:t>
+              <w:t>OWASP Top 10 (reference)</w:t>
             </w:r>
           </w:p>
         </w:tc>
         <w:tc>
           <w:tcPr>
-            <w:tcW w:type="dxa" w:w="6240"/>
+            <w:tcW w:w="6240" w:type="dxa"/>
             <w:tcBorders>
-              <w:top w:val="single" w:color="CCCCCC" w:sz="1"/>
-              <w:left w:val="single" w:color="CCCCCC" w:sz="1"/>
-              <w:bottom w:val="single" w:color="CCCCCC" w:sz="1"/>
-              <w:right w:val="single" w:color="CCCCCC" w:sz="1"/>
+              <w:top w:val="single" w:sz="1" w:space="0" w:color="CCCCCC"/>
+              <w:left w:val="single" w:sz="1" w:space="0" w:color="CCCCCC"/>
+              <w:bottom w:val="single" w:sz="1" w:space="0" w:color="CCCCCC"/>
+              <w:right w:val="single" w:sz="1" w:space="0" w:color="CCCCCC"/>
             </w:tcBorders>
             <w:tcMar>
-              <w:top w:type="dxa" w:w="80"/>
-              <w:left w:type="dxa" w:w="120"/>
-              <w:bottom w:type="dxa" w:w="80"/>
-              <w:right w:type="dxa" w:w="120"/>
+              <w:top w:w="80" w:type="dxa"/>
+              <w:left w:w="120" w:type="dxa"/>
+              <w:bottom w:w="80" w:type="dxa"/>
+              <w:right w:w="120" w:type="dxa"/>
             </w:tcMar>
             <w:vAlign w:val="center"/>
           </w:tcPr>
           <w:p>
             <w:r>
-              <w:rPr>
-                <w:b w:val="false"/>
-                <w:bCs w:val="false"/>
-              </w:rPr>
-              <w:t xml:space="preserve">Industry-standard classification used to categorize findings</w:t>
+              <w:t>Industry-standard classification used to categorize findings</w:t>
             </w:r>
           </w:p>
         </w:tc>
@@ -663,9 +1790,12 @@
       <w:pPr>
         <w:pStyle w:val="Heading1"/>
       </w:pPr>
-      <w:r>
-        <w:t xml:space="preserve">5. Methodology</w:t>
-      </w:r>
+      <w:bookmarkStart w:id="5" w:name="_Toc233536810"/>
+      <w:r>
+        <w:lastRenderedPageBreak/>
+        <w:t>5. Methodology</w:t>
+      </w:r>
+      <w:bookmarkEnd w:id="5"/>
     </w:p>
     <w:p>
       <w:pPr>
@@ -677,7 +1807,15 @@
         <w:spacing w:after="80"/>
       </w:pPr>
       <w:r>
-        <w:t xml:space="preserve">Reconnaissance: Reviewed the application's available pages and endpoints (/, /login, /welcome, /account/&lt;id&gt;, /backup/dummybank.db).</w:t>
+        <w:t>Reconnaissance: Reviewed the application's available pages and endpoints (/, /login, /welcome, /account/&lt;id&gt;, /backup/</w:t>
+      </w:r>
+      <w:proofErr w:type="spellStart"/>
+      <w:r>
+        <w:t>dummybank.db</w:t>
+      </w:r>
+      <w:proofErr w:type="spellEnd"/>
+      <w:r>
+        <w:t>).</w:t>
       </w:r>
     </w:p>
     <w:p>
@@ -690,7 +1828,7 @@
         <w:spacing w:after="80"/>
       </w:pPr>
       <w:r>
-        <w:t xml:space="preserve">Vulnerability Identification: Manually and programmatically tested each endpoint for common OWASP Top 10 weaknesses (Injection, Broken Authentication, Sensitive Data Exposure, Broken Access Control, Security Misconfiguration).</w:t>
+        <w:t>Vulnerability Identification: Manually and programmatically tested each endpoint for common OWASP Top 10 weaknesses (Injection, Broken Authentication, Sensitive Data Exposure, Broken Access Control, Security Misconfiguration).</w:t>
       </w:r>
     </w:p>
     <w:p>
@@ -703,7 +1841,7 @@
         <w:spacing w:after="80"/>
       </w:pPr>
       <w:r>
-        <w:t xml:space="preserve">Exploitation / Proof of Concept: Built a custom Python scanning script (vapt_scanner.py) to send crafted payloads and confirm exploitability, capturing evidence for each successful test.</w:t>
+        <w:t>Exploitation / Proof of Concept: Built a custom Python scanning script (vapt_scanner.py) to send crafted payloads and confirm exploitability, capturing evidence for each successful test.</w:t>
       </w:r>
     </w:p>
     <w:p>
@@ -716,7 +1854,7 @@
         <w:spacing w:after="80"/>
       </w:pPr>
       <w:r>
-        <w:t xml:space="preserve">Risk Rating: Assigned a severity (Critical/High/Medium/Low) and approximate CVSS score to each finding based on impact and exploitability.</w:t>
+        <w:t>Risk Rating: Assigned a severity (Critical/High/Medium/Low) and approximate CVSS score to each finding based on impact and exploitability.</w:t>
       </w:r>
     </w:p>
     <w:p>
@@ -729,7 +1867,7 @@
         <w:spacing w:after="80"/>
       </w:pPr>
       <w:r>
-        <w:t xml:space="preserve">Remediation: Rewrote the vulnerable code to fix each issue (parameterized queries, output encoding, session-based access control, removing exposed files, adding security headers, credential hardening).</w:t>
+        <w:t>Remediation: Rewrote the vulnerable code to fix each issue (parameterized queries, output encoding, session-based access control, removing exposed files, adding security headers, credential hardening).</w:t>
       </w:r>
     </w:p>
     <w:p>
@@ -742,44 +1880,58 @@
         <w:spacing w:after="80"/>
       </w:pPr>
       <w:r>
-        <w:t xml:space="preserve">Verification: Re-ran the same tests against the fixed application to confirm each vulnerability was successfully remediated.</w:t>
+        <w:t>Verification: Re-ran the same tests against the fixed application to confirm each vulnerability was successfully remediated.</w:t>
       </w:r>
     </w:p>
     <w:p>
       <w:pPr>
         <w:pStyle w:val="Heading1"/>
       </w:pPr>
-      <w:r>
-        <w:t xml:space="preserve">6. Target Application Overview</w:t>
-      </w:r>
+      <w:bookmarkStart w:id="6" w:name="_Toc233536811"/>
+      <w:r>
+        <w:t>6. Target Application Overview</w:t>
+      </w:r>
+      <w:bookmarkEnd w:id="6"/>
     </w:p>
     <w:p>
       <w:pPr>
         <w:spacing w:after="160"/>
       </w:pPr>
-      <w:r>
-        <w:t xml:space="preserve">DummyBank is a minimal Flask application simulating an online banking portal, created solely for this exercise. It exposes four notable endpoints: a login form, a post-login welcome page, an account details page, and (deliberately, for demonstration) a database backup download route. The application was seeded with dummy users including an 'admin' account, none of which represent real individuals.</w:t>
+      <w:proofErr w:type="spellStart"/>
+      <w:r>
+        <w:t>DummyBank</w:t>
+      </w:r>
+      <w:proofErr w:type="spellEnd"/>
+      <w:r>
+        <w:t xml:space="preserve"> is a minimal Flask application simulating an online banking portal, created solely for this exercise. It exposes four notable endpoints: a login form, a post-login welcome page, an account details page, and (deliberately, for demonstration) a database backup download route. The application was seeded with dummy users including an 'admin' account, none of which represent real individuals.</w:t>
       </w:r>
     </w:p>
     <w:p>
       <w:pPr>
         <w:pStyle w:val="Heading1"/>
       </w:pPr>
-      <w:r>
-        <w:t xml:space="preserve">7. Findings Summary</w:t>
-      </w:r>
+      <w:bookmarkStart w:id="7" w:name="_Toc233536812"/>
+      <w:r>
+        <w:t>7. Findings Summary</w:t>
+      </w:r>
+      <w:bookmarkEnd w:id="7"/>
     </w:p>
     <w:tbl>
       <w:tblPr>
-        <w:tblW w:type="dxa" w:w="9360"/>
+        <w:tblW w:w="9360" w:type="dxa"/>
         <w:tblBorders>
-          <w:top w:val="single" w:color="auto" w:sz="4"/>
-          <w:left w:val="single" w:color="auto" w:sz="4"/>
-          <w:bottom w:val="single" w:color="auto" w:sz="4"/>
-          <w:right w:val="single" w:color="auto" w:sz="4"/>
-          <w:insideH w:val="single" w:color="auto" w:sz="4"/>
-          <w:insideV w:val="single" w:color="auto" w:sz="4"/>
+          <w:top w:val="single" w:sz="4" w:space="0" w:color="auto"/>
+          <w:left w:val="single" w:sz="4" w:space="0" w:color="auto"/>
+          <w:bottom w:val="single" w:sz="4" w:space="0" w:color="auto"/>
+          <w:right w:val="single" w:sz="4" w:space="0" w:color="auto"/>
+          <w:insideH w:val="single" w:sz="4" w:space="0" w:color="auto"/>
+          <w:insideV w:val="single" w:sz="4" w:space="0" w:color="auto"/>
         </w:tblBorders>
+        <w:tblCellMar>
+          <w:left w:w="10" w:type="dxa"/>
+          <w:right w:w="10" w:type="dxa"/>
+        </w:tblCellMar>
+        <w:tblLook w:val="04A0" w:firstRow="1" w:lastRow="0" w:firstColumn="1" w:lastColumn="0" w:noHBand="0" w:noVBand="1"/>
       </w:tblPr>
       <w:tblGrid>
         <w:gridCol w:w="1000"/>
@@ -788,21 +1940,27 @@
         <w:gridCol w:w="1700"/>
       </w:tblGrid>
       <w:tr>
+        <w:tblPrEx>
+          <w:tblCellMar>
+            <w:top w:w="0" w:type="dxa"/>
+            <w:bottom w:w="0" w:type="dxa"/>
+          </w:tblCellMar>
+        </w:tblPrEx>
         <w:tc>
           <w:tcPr>
-            <w:tcW w:type="dxa" w:w="1000"/>
+            <w:tcW w:w="1000" w:type="dxa"/>
             <w:tcBorders>
-              <w:top w:val="single" w:color="CCCCCC" w:sz="1"/>
-              <w:left w:val="single" w:color="CCCCCC" w:sz="1"/>
-              <w:bottom w:val="single" w:color="CCCCCC" w:sz="1"/>
-              <w:right w:val="single" w:color="CCCCCC" w:sz="1"/>
+              <w:top w:val="single" w:sz="1" w:space="0" w:color="CCCCCC"/>
+              <w:left w:val="single" w:sz="1" w:space="0" w:color="CCCCCC"/>
+              <w:bottom w:val="single" w:sz="1" w:space="0" w:color="CCCCCC"/>
+              <w:right w:val="single" w:sz="1" w:space="0" w:color="CCCCCC"/>
             </w:tcBorders>
-            <w:shd w:fill="1F3864" w:val="clear"/>
+            <w:shd w:val="clear" w:color="auto" w:fill="1F3864"/>
             <w:tcMar>
-              <w:top w:type="dxa" w:w="80"/>
-              <w:left w:type="dxa" w:w="120"/>
-              <w:bottom w:type="dxa" w:w="80"/>
-              <w:right w:type="dxa" w:w="120"/>
+              <w:top w:w="80" w:type="dxa"/>
+              <w:left w:w="120" w:type="dxa"/>
+              <w:bottom w:w="80" w:type="dxa"/>
+              <w:right w:w="120" w:type="dxa"/>
             </w:tcMar>
             <w:vAlign w:val="center"/>
           </w:tcPr>
@@ -813,25 +1971,25 @@
                 <w:bCs/>
                 <w:color w:val="FFFFFF"/>
               </w:rPr>
-              <w:t xml:space="preserve">ID</w:t>
+              <w:t>ID</w:t>
             </w:r>
           </w:p>
         </w:tc>
         <w:tc>
           <w:tcPr>
-            <w:tcW w:type="dxa" w:w="4760"/>
+            <w:tcW w:w="4760" w:type="dxa"/>
             <w:tcBorders>
-              <w:top w:val="single" w:color="CCCCCC" w:sz="1"/>
-              <w:left w:val="single" w:color="CCCCCC" w:sz="1"/>
-              <w:bottom w:val="single" w:color="CCCCCC" w:sz="1"/>
-              <w:right w:val="single" w:color="CCCCCC" w:sz="1"/>
+              <w:top w:val="single" w:sz="1" w:space="0" w:color="CCCCCC"/>
+              <w:left w:val="single" w:sz="1" w:space="0" w:color="CCCCCC"/>
+              <w:bottom w:val="single" w:sz="1" w:space="0" w:color="CCCCCC"/>
+              <w:right w:val="single" w:sz="1" w:space="0" w:color="CCCCCC"/>
             </w:tcBorders>
-            <w:shd w:fill="1F3864" w:val="clear"/>
+            <w:shd w:val="clear" w:color="auto" w:fill="1F3864"/>
             <w:tcMar>
-              <w:top w:type="dxa" w:w="80"/>
-              <w:left w:type="dxa" w:w="120"/>
-              <w:bottom w:type="dxa" w:w="80"/>
-              <w:right w:type="dxa" w:w="120"/>
+              <w:top w:w="80" w:type="dxa"/>
+              <w:left w:w="120" w:type="dxa"/>
+              <w:bottom w:w="80" w:type="dxa"/>
+              <w:right w:w="120" w:type="dxa"/>
             </w:tcMar>
             <w:vAlign w:val="center"/>
           </w:tcPr>
@@ -842,25 +2000,25 @@
                 <w:bCs/>
                 <w:color w:val="FFFFFF"/>
               </w:rPr>
-              <w:t xml:space="preserve">Vulnerability</w:t>
+              <w:t>Vulnerability</w:t>
             </w:r>
           </w:p>
         </w:tc>
         <w:tc>
           <w:tcPr>
-            <w:tcW w:type="dxa" w:w="1900"/>
+            <w:tcW w:w="1900" w:type="dxa"/>
             <w:tcBorders>
-              <w:top w:val="single" w:color="CCCCCC" w:sz="1"/>
-              <w:left w:val="single" w:color="CCCCCC" w:sz="1"/>
-              <w:bottom w:val="single" w:color="CCCCCC" w:sz="1"/>
-              <w:right w:val="single" w:color="CCCCCC" w:sz="1"/>
+              <w:top w:val="single" w:sz="1" w:space="0" w:color="CCCCCC"/>
+              <w:left w:val="single" w:sz="1" w:space="0" w:color="CCCCCC"/>
+              <w:bottom w:val="single" w:sz="1" w:space="0" w:color="CCCCCC"/>
+              <w:right w:val="single" w:sz="1" w:space="0" w:color="CCCCCC"/>
             </w:tcBorders>
-            <w:shd w:fill="1F3864" w:val="clear"/>
+            <w:shd w:val="clear" w:color="auto" w:fill="1F3864"/>
             <w:tcMar>
-              <w:top w:type="dxa" w:w="80"/>
-              <w:left w:type="dxa" w:w="120"/>
-              <w:bottom w:type="dxa" w:w="80"/>
-              <w:right w:type="dxa" w:w="120"/>
+              <w:top w:w="80" w:type="dxa"/>
+              <w:left w:w="120" w:type="dxa"/>
+              <w:bottom w:w="80" w:type="dxa"/>
+              <w:right w:w="120" w:type="dxa"/>
             </w:tcMar>
             <w:vAlign w:val="center"/>
           </w:tcPr>
@@ -871,25 +2029,25 @@
                 <w:bCs/>
                 <w:color w:val="FFFFFF"/>
               </w:rPr>
-              <w:t xml:space="preserve">Severity</w:t>
+              <w:t>Severity</w:t>
             </w:r>
           </w:p>
         </w:tc>
         <w:tc>
           <w:tcPr>
-            <w:tcW w:type="dxa" w:w="1700"/>
+            <w:tcW w:w="1700" w:type="dxa"/>
             <w:tcBorders>
-              <w:top w:val="single" w:color="CCCCCC" w:sz="1"/>
-              <w:left w:val="single" w:color="CCCCCC" w:sz="1"/>
-              <w:bottom w:val="single" w:color="CCCCCC" w:sz="1"/>
-              <w:right w:val="single" w:color="CCCCCC" w:sz="1"/>
+              <w:top w:val="single" w:sz="1" w:space="0" w:color="CCCCCC"/>
+              <w:left w:val="single" w:sz="1" w:space="0" w:color="CCCCCC"/>
+              <w:bottom w:val="single" w:sz="1" w:space="0" w:color="CCCCCC"/>
+              <w:right w:val="single" w:sz="1" w:space="0" w:color="CCCCCC"/>
             </w:tcBorders>
-            <w:shd w:fill="1F3864" w:val="clear"/>
+            <w:shd w:val="clear" w:color="auto" w:fill="1F3864"/>
             <w:tcMar>
-              <w:top w:type="dxa" w:w="80"/>
-              <w:left w:type="dxa" w:w="120"/>
-              <w:bottom w:type="dxa" w:w="80"/>
-              <w:right w:type="dxa" w:w="120"/>
+              <w:top w:w="80" w:type="dxa"/>
+              <w:left w:w="120" w:type="dxa"/>
+              <w:bottom w:w="80" w:type="dxa"/>
+              <w:right w:w="120" w:type="dxa"/>
             </w:tcMar>
             <w:vAlign w:val="center"/>
           </w:tcPr>
@@ -900,80 +2058,78 @@
                 <w:bCs/>
                 <w:color w:val="FFFFFF"/>
               </w:rPr>
-              <w:t xml:space="preserve">CVSS (approx.)</w:t>
+              <w:t>CVSS (approx.)</w:t>
             </w:r>
           </w:p>
         </w:tc>
       </w:tr>
       <w:tr>
+        <w:tblPrEx>
+          <w:tblCellMar>
+            <w:top w:w="0" w:type="dxa"/>
+            <w:bottom w:w="0" w:type="dxa"/>
+          </w:tblCellMar>
+        </w:tblPrEx>
         <w:tc>
           <w:tcPr>
-            <w:tcW w:type="dxa" w:w="1000"/>
+            <w:tcW w:w="1000" w:type="dxa"/>
             <w:tcBorders>
-              <w:top w:val="single" w:color="CCCCCC" w:sz="1"/>
-              <w:left w:val="single" w:color="CCCCCC" w:sz="1"/>
-              <w:bottom w:val="single" w:color="CCCCCC" w:sz="1"/>
-              <w:right w:val="single" w:color="CCCCCC" w:sz="1"/>
+              <w:top w:val="single" w:sz="1" w:space="0" w:color="CCCCCC"/>
+              <w:left w:val="single" w:sz="1" w:space="0" w:color="CCCCCC"/>
+              <w:bottom w:val="single" w:sz="1" w:space="0" w:color="CCCCCC"/>
+              <w:right w:val="single" w:sz="1" w:space="0" w:color="CCCCCC"/>
             </w:tcBorders>
             <w:tcMar>
-              <w:top w:type="dxa" w:w="80"/>
-              <w:left w:type="dxa" w:w="120"/>
-              <w:bottom w:type="dxa" w:w="80"/>
-              <w:right w:type="dxa" w:w="120"/>
+              <w:top w:w="80" w:type="dxa"/>
+              <w:left w:w="120" w:type="dxa"/>
+              <w:bottom w:w="80" w:type="dxa"/>
+              <w:right w:w="120" w:type="dxa"/>
             </w:tcMar>
             <w:vAlign w:val="center"/>
           </w:tcPr>
           <w:p>
             <w:r>
-              <w:rPr>
-                <w:b w:val="false"/>
-                <w:bCs w:val="false"/>
-              </w:rPr>
-              <w:t xml:space="preserve">F-01</w:t>
+              <w:t>F-01</w:t>
             </w:r>
           </w:p>
         </w:tc>
         <w:tc>
           <w:tcPr>
-            <w:tcW w:type="dxa" w:w="4760"/>
+            <w:tcW w:w="4760" w:type="dxa"/>
             <w:tcBorders>
-              <w:top w:val="single" w:color="CCCCCC" w:sz="1"/>
-              <w:left w:val="single" w:color="CCCCCC" w:sz="1"/>
-              <w:bottom w:val="single" w:color="CCCCCC" w:sz="1"/>
-              <w:right w:val="single" w:color="CCCCCC" w:sz="1"/>
+              <w:top w:val="single" w:sz="1" w:space="0" w:color="CCCCCC"/>
+              <w:left w:val="single" w:sz="1" w:space="0" w:color="CCCCCC"/>
+              <w:bottom w:val="single" w:sz="1" w:space="0" w:color="CCCCCC"/>
+              <w:right w:val="single" w:sz="1" w:space="0" w:color="CCCCCC"/>
             </w:tcBorders>
             <w:tcMar>
-              <w:top w:type="dxa" w:w="80"/>
-              <w:left w:type="dxa" w:w="120"/>
-              <w:bottom w:type="dxa" w:w="80"/>
-              <w:right w:type="dxa" w:w="120"/>
+              <w:top w:w="80" w:type="dxa"/>
+              <w:left w:w="120" w:type="dxa"/>
+              <w:bottom w:w="80" w:type="dxa"/>
+              <w:right w:w="120" w:type="dxa"/>
             </w:tcMar>
             <w:vAlign w:val="center"/>
           </w:tcPr>
           <w:p>
             <w:r>
-              <w:rPr>
-                <w:b w:val="false"/>
-                <w:bCs w:val="false"/>
-              </w:rPr>
-              <w:t xml:space="preserve">SQL Injection in Login Form</w:t>
+              <w:t>SQL Injection in Login Form</w:t>
             </w:r>
           </w:p>
         </w:tc>
         <w:tc>
           <w:tcPr>
-            <w:tcW w:type="dxa" w:w="1900"/>
+            <w:tcW w:w="1900" w:type="dxa"/>
             <w:tcBorders>
-              <w:top w:val="single" w:color="CCCCCC" w:sz="1"/>
-              <w:left w:val="single" w:color="CCCCCC" w:sz="1"/>
-              <w:bottom w:val="single" w:color="CCCCCC" w:sz="1"/>
-              <w:right w:val="single" w:color="CCCCCC" w:sz="1"/>
+              <w:top w:val="single" w:sz="1" w:space="0" w:color="CCCCCC"/>
+              <w:left w:val="single" w:sz="1" w:space="0" w:color="CCCCCC"/>
+              <w:bottom w:val="single" w:sz="1" w:space="0" w:color="CCCCCC"/>
+              <w:right w:val="single" w:sz="1" w:space="0" w:color="CCCCCC"/>
             </w:tcBorders>
             <w:tcMar>
-              <w:top w:type="dxa" w:w="80"/>
-              <w:left w:type="dxa" w:w="120"/>
-              <w:bottom w:type="dxa" w:w="80"/>
-              <w:right w:type="dxa" w:w="120"/>
+              <w:top w:w="80" w:type="dxa"/>
+              <w:left w:w="120" w:type="dxa"/>
+              <w:bottom w:w="80" w:type="dxa"/>
+              <w:right w:w="120" w:type="dxa"/>
             </w:tcMar>
             <w:vAlign w:val="center"/>
           </w:tcPr>
@@ -984,107 +2140,101 @@
                 <w:bCs/>
                 <w:color w:val="C00000"/>
               </w:rPr>
-              <w:t xml:space="preserve">CRITICAL</w:t>
+              <w:t>CRITICAL</w:t>
             </w:r>
           </w:p>
         </w:tc>
         <w:tc>
           <w:tcPr>
-            <w:tcW w:type="dxa" w:w="1700"/>
+            <w:tcW w:w="1700" w:type="dxa"/>
             <w:tcBorders>
-              <w:top w:val="single" w:color="CCCCCC" w:sz="1"/>
-              <w:left w:val="single" w:color="CCCCCC" w:sz="1"/>
-              <w:bottom w:val="single" w:color="CCCCCC" w:sz="1"/>
-              <w:right w:val="single" w:color="CCCCCC" w:sz="1"/>
+              <w:top w:val="single" w:sz="1" w:space="0" w:color="CCCCCC"/>
+              <w:left w:val="single" w:sz="1" w:space="0" w:color="CCCCCC"/>
+              <w:bottom w:val="single" w:sz="1" w:space="0" w:color="CCCCCC"/>
+              <w:right w:val="single" w:sz="1" w:space="0" w:color="CCCCCC"/>
             </w:tcBorders>
             <w:tcMar>
-              <w:top w:type="dxa" w:w="80"/>
-              <w:left w:type="dxa" w:w="120"/>
-              <w:bottom w:type="dxa" w:w="80"/>
-              <w:right w:type="dxa" w:w="120"/>
+              <w:top w:w="80" w:type="dxa"/>
+              <w:left w:w="120" w:type="dxa"/>
+              <w:bottom w:w="80" w:type="dxa"/>
+              <w:right w:w="120" w:type="dxa"/>
             </w:tcMar>
             <w:vAlign w:val="center"/>
           </w:tcPr>
           <w:p>
             <w:r>
-              <w:rPr>
-                <w:b w:val="false"/>
-                <w:bCs w:val="false"/>
-              </w:rPr>
-              <w:t xml:space="preserve">9.8 (Critical)</w:t>
+              <w:t>9.8 (Critical)</w:t>
             </w:r>
           </w:p>
         </w:tc>
       </w:tr>
       <w:tr>
+        <w:tblPrEx>
+          <w:tblCellMar>
+            <w:top w:w="0" w:type="dxa"/>
+            <w:bottom w:w="0" w:type="dxa"/>
+          </w:tblCellMar>
+        </w:tblPrEx>
         <w:tc>
           <w:tcPr>
-            <w:tcW w:type="dxa" w:w="1000"/>
+            <w:tcW w:w="1000" w:type="dxa"/>
             <w:tcBorders>
-              <w:top w:val="single" w:color="CCCCCC" w:sz="1"/>
-              <w:left w:val="single" w:color="CCCCCC" w:sz="1"/>
-              <w:bottom w:val="single" w:color="CCCCCC" w:sz="1"/>
-              <w:right w:val="single" w:color="CCCCCC" w:sz="1"/>
+              <w:top w:val="single" w:sz="1" w:space="0" w:color="CCCCCC"/>
+              <w:left w:val="single" w:sz="1" w:space="0" w:color="CCCCCC"/>
+              <w:bottom w:val="single" w:sz="1" w:space="0" w:color="CCCCCC"/>
+              <w:right w:val="single" w:sz="1" w:space="0" w:color="CCCCCC"/>
             </w:tcBorders>
             <w:tcMar>
-              <w:top w:type="dxa" w:w="80"/>
-              <w:left w:type="dxa" w:w="120"/>
-              <w:bottom w:type="dxa" w:w="80"/>
-              <w:right w:type="dxa" w:w="120"/>
+              <w:top w:w="80" w:type="dxa"/>
+              <w:left w:w="120" w:type="dxa"/>
+              <w:bottom w:w="80" w:type="dxa"/>
+              <w:right w:w="120" w:type="dxa"/>
             </w:tcMar>
             <w:vAlign w:val="center"/>
           </w:tcPr>
           <w:p>
             <w:r>
-              <w:rPr>
-                <w:b w:val="false"/>
-                <w:bCs w:val="false"/>
-              </w:rPr>
-              <w:t xml:space="preserve">F-02</w:t>
+              <w:t>F-02</w:t>
             </w:r>
           </w:p>
         </w:tc>
         <w:tc>
           <w:tcPr>
-            <w:tcW w:type="dxa" w:w="4760"/>
+            <w:tcW w:w="4760" w:type="dxa"/>
             <w:tcBorders>
-              <w:top w:val="single" w:color="CCCCCC" w:sz="1"/>
-              <w:left w:val="single" w:color="CCCCCC" w:sz="1"/>
-              <w:bottom w:val="single" w:color="CCCCCC" w:sz="1"/>
-              <w:right w:val="single" w:color="CCCCCC" w:sz="1"/>
+              <w:top w:val="single" w:sz="1" w:space="0" w:color="CCCCCC"/>
+              <w:left w:val="single" w:sz="1" w:space="0" w:color="CCCCCC"/>
+              <w:bottom w:val="single" w:sz="1" w:space="0" w:color="CCCCCC"/>
+              <w:right w:val="single" w:sz="1" w:space="0" w:color="CCCCCC"/>
             </w:tcBorders>
             <w:tcMar>
-              <w:top w:type="dxa" w:w="80"/>
-              <w:left w:type="dxa" w:w="120"/>
-              <w:bottom w:type="dxa" w:w="80"/>
-              <w:right w:type="dxa" w:w="120"/>
+              <w:top w:w="80" w:type="dxa"/>
+              <w:left w:w="120" w:type="dxa"/>
+              <w:bottom w:w="80" w:type="dxa"/>
+              <w:right w:w="120" w:type="dxa"/>
             </w:tcMar>
             <w:vAlign w:val="center"/>
           </w:tcPr>
           <w:p>
             <w:r>
-              <w:rPr>
-                <w:b w:val="false"/>
-                <w:bCs w:val="false"/>
-              </w:rPr>
-              <w:t xml:space="preserve">Sensitive Data Exposure - Database Backup Accessible</w:t>
+              <w:t>Sensitive Data Exposure - Database Backup Accessible</w:t>
             </w:r>
           </w:p>
         </w:tc>
         <w:tc>
           <w:tcPr>
-            <w:tcW w:type="dxa" w:w="1900"/>
+            <w:tcW w:w="1900" w:type="dxa"/>
             <w:tcBorders>
-              <w:top w:val="single" w:color="CCCCCC" w:sz="1"/>
-              <w:left w:val="single" w:color="CCCCCC" w:sz="1"/>
-              <w:bottom w:val="single" w:color="CCCCCC" w:sz="1"/>
-              <w:right w:val="single" w:color="CCCCCC" w:sz="1"/>
+              <w:top w:val="single" w:sz="1" w:space="0" w:color="CCCCCC"/>
+              <w:left w:val="single" w:sz="1" w:space="0" w:color="CCCCCC"/>
+              <w:bottom w:val="single" w:sz="1" w:space="0" w:color="CCCCCC"/>
+              <w:right w:val="single" w:sz="1" w:space="0" w:color="CCCCCC"/>
             </w:tcBorders>
             <w:tcMar>
-              <w:top w:type="dxa" w:w="80"/>
-              <w:left w:type="dxa" w:w="120"/>
-              <w:bottom w:type="dxa" w:w="80"/>
-              <w:right w:type="dxa" w:w="120"/>
+              <w:top w:w="80" w:type="dxa"/>
+              <w:left w:w="120" w:type="dxa"/>
+              <w:bottom w:w="80" w:type="dxa"/>
+              <w:right w:w="120" w:type="dxa"/>
             </w:tcMar>
             <w:vAlign w:val="center"/>
           </w:tcPr>
@@ -1095,107 +2245,101 @@
                 <w:bCs/>
                 <w:color w:val="C00000"/>
               </w:rPr>
-              <w:t xml:space="preserve">CRITICAL</w:t>
+              <w:t>CRITICAL</w:t>
             </w:r>
           </w:p>
         </w:tc>
         <w:tc>
           <w:tcPr>
-            <w:tcW w:type="dxa" w:w="1700"/>
+            <w:tcW w:w="1700" w:type="dxa"/>
             <w:tcBorders>
-              <w:top w:val="single" w:color="CCCCCC" w:sz="1"/>
-              <w:left w:val="single" w:color="CCCCCC" w:sz="1"/>
-              <w:bottom w:val="single" w:color="CCCCCC" w:sz="1"/>
-              <w:right w:val="single" w:color="CCCCCC" w:sz="1"/>
+              <w:top w:val="single" w:sz="1" w:space="0" w:color="CCCCCC"/>
+              <w:left w:val="single" w:sz="1" w:space="0" w:color="CCCCCC"/>
+              <w:bottom w:val="single" w:sz="1" w:space="0" w:color="CCCCCC"/>
+              <w:right w:val="single" w:sz="1" w:space="0" w:color="CCCCCC"/>
             </w:tcBorders>
             <w:tcMar>
-              <w:top w:type="dxa" w:w="80"/>
-              <w:left w:type="dxa" w:w="120"/>
-              <w:bottom w:type="dxa" w:w="80"/>
-              <w:right w:type="dxa" w:w="120"/>
+              <w:top w:w="80" w:type="dxa"/>
+              <w:left w:w="120" w:type="dxa"/>
+              <w:bottom w:w="80" w:type="dxa"/>
+              <w:right w:w="120" w:type="dxa"/>
             </w:tcMar>
             <w:vAlign w:val="center"/>
           </w:tcPr>
           <w:p>
             <w:r>
-              <w:rPr>
-                <w:b w:val="false"/>
-                <w:bCs w:val="false"/>
-              </w:rPr>
-              <w:t xml:space="preserve">9.1 (Critical)</w:t>
+              <w:t>9.1 (Critical)</w:t>
             </w:r>
           </w:p>
         </w:tc>
       </w:tr>
       <w:tr>
+        <w:tblPrEx>
+          <w:tblCellMar>
+            <w:top w:w="0" w:type="dxa"/>
+            <w:bottom w:w="0" w:type="dxa"/>
+          </w:tblCellMar>
+        </w:tblPrEx>
         <w:tc>
           <w:tcPr>
-            <w:tcW w:type="dxa" w:w="1000"/>
+            <w:tcW w:w="1000" w:type="dxa"/>
             <w:tcBorders>
-              <w:top w:val="single" w:color="CCCCCC" w:sz="1"/>
-              <w:left w:val="single" w:color="CCCCCC" w:sz="1"/>
-              <w:bottom w:val="single" w:color="CCCCCC" w:sz="1"/>
-              <w:right w:val="single" w:color="CCCCCC" w:sz="1"/>
+              <w:top w:val="single" w:sz="1" w:space="0" w:color="CCCCCC"/>
+              <w:left w:val="single" w:sz="1" w:space="0" w:color="CCCCCC"/>
+              <w:bottom w:val="single" w:sz="1" w:space="0" w:color="CCCCCC"/>
+              <w:right w:val="single" w:sz="1" w:space="0" w:color="CCCCCC"/>
             </w:tcBorders>
             <w:tcMar>
-              <w:top w:type="dxa" w:w="80"/>
-              <w:left w:type="dxa" w:w="120"/>
-              <w:bottom w:type="dxa" w:w="80"/>
-              <w:right w:type="dxa" w:w="120"/>
+              <w:top w:w="80" w:type="dxa"/>
+              <w:left w:w="120" w:type="dxa"/>
+              <w:bottom w:w="80" w:type="dxa"/>
+              <w:right w:w="120" w:type="dxa"/>
             </w:tcMar>
             <w:vAlign w:val="center"/>
           </w:tcPr>
           <w:p>
             <w:r>
-              <w:rPr>
-                <w:b w:val="false"/>
-                <w:bCs w:val="false"/>
-              </w:rPr>
-              <w:t xml:space="preserve">F-03</w:t>
+              <w:t>F-03</w:t>
             </w:r>
           </w:p>
         </w:tc>
         <w:tc>
           <w:tcPr>
-            <w:tcW w:type="dxa" w:w="4760"/>
+            <w:tcW w:w="4760" w:type="dxa"/>
             <w:tcBorders>
-              <w:top w:val="single" w:color="CCCCCC" w:sz="1"/>
-              <w:left w:val="single" w:color="CCCCCC" w:sz="1"/>
-              <w:bottom w:val="single" w:color="CCCCCC" w:sz="1"/>
-              <w:right w:val="single" w:color="CCCCCC" w:sz="1"/>
+              <w:top w:val="single" w:sz="1" w:space="0" w:color="CCCCCC"/>
+              <w:left w:val="single" w:sz="1" w:space="0" w:color="CCCCCC"/>
+              <w:bottom w:val="single" w:sz="1" w:space="0" w:color="CCCCCC"/>
+              <w:right w:val="single" w:sz="1" w:space="0" w:color="CCCCCC"/>
             </w:tcBorders>
             <w:tcMar>
-              <w:top w:type="dxa" w:w="80"/>
-              <w:left w:type="dxa" w:w="120"/>
-              <w:bottom w:type="dxa" w:w="80"/>
-              <w:right w:type="dxa" w:w="120"/>
+              <w:top w:w="80" w:type="dxa"/>
+              <w:left w:w="120" w:type="dxa"/>
+              <w:bottom w:w="80" w:type="dxa"/>
+              <w:right w:w="120" w:type="dxa"/>
             </w:tcMar>
             <w:vAlign w:val="center"/>
           </w:tcPr>
           <w:p>
             <w:r>
-              <w:rPr>
-                <w:b w:val="false"/>
-                <w:bCs w:val="false"/>
-              </w:rPr>
-              <w:t xml:space="preserve">Reflected Cross-Site Scripting (XSS)</w:t>
+              <w:t>Reflected Cross-Site Scripting (XSS)</w:t>
             </w:r>
           </w:p>
         </w:tc>
         <w:tc>
           <w:tcPr>
-            <w:tcW w:type="dxa" w:w="1900"/>
+            <w:tcW w:w="1900" w:type="dxa"/>
             <w:tcBorders>
-              <w:top w:val="single" w:color="CCCCCC" w:sz="1"/>
-              <w:left w:val="single" w:color="CCCCCC" w:sz="1"/>
-              <w:bottom w:val="single" w:color="CCCCCC" w:sz="1"/>
-              <w:right w:val="single" w:color="CCCCCC" w:sz="1"/>
+              <w:top w:val="single" w:sz="1" w:space="0" w:color="CCCCCC"/>
+              <w:left w:val="single" w:sz="1" w:space="0" w:color="CCCCCC"/>
+              <w:bottom w:val="single" w:sz="1" w:space="0" w:color="CCCCCC"/>
+              <w:right w:val="single" w:sz="1" w:space="0" w:color="CCCCCC"/>
             </w:tcBorders>
             <w:tcMar>
-              <w:top w:type="dxa" w:w="80"/>
-              <w:left w:type="dxa" w:w="120"/>
-              <w:bottom w:type="dxa" w:w="80"/>
-              <w:right w:type="dxa" w:w="120"/>
+              <w:top w:w="80" w:type="dxa"/>
+              <w:left w:w="120" w:type="dxa"/>
+              <w:bottom w:w="80" w:type="dxa"/>
+              <w:right w:w="120" w:type="dxa"/>
             </w:tcMar>
             <w:vAlign w:val="center"/>
           </w:tcPr>
@@ -1206,107 +2350,101 @@
                 <w:bCs/>
                 <w:color w:val="E36C09"/>
               </w:rPr>
-              <w:t xml:space="preserve">HIGH</w:t>
+              <w:t>HIGH</w:t>
             </w:r>
           </w:p>
         </w:tc>
         <w:tc>
           <w:tcPr>
-            <w:tcW w:type="dxa" w:w="1700"/>
+            <w:tcW w:w="1700" w:type="dxa"/>
             <w:tcBorders>
-              <w:top w:val="single" w:color="CCCCCC" w:sz="1"/>
-              <w:left w:val="single" w:color="CCCCCC" w:sz="1"/>
-              <w:bottom w:val="single" w:color="CCCCCC" w:sz="1"/>
-              <w:right w:val="single" w:color="CCCCCC" w:sz="1"/>
+              <w:top w:val="single" w:sz="1" w:space="0" w:color="CCCCCC"/>
+              <w:left w:val="single" w:sz="1" w:space="0" w:color="CCCCCC"/>
+              <w:bottom w:val="single" w:sz="1" w:space="0" w:color="CCCCCC"/>
+              <w:right w:val="single" w:sz="1" w:space="0" w:color="CCCCCC"/>
             </w:tcBorders>
             <w:tcMar>
-              <w:top w:type="dxa" w:w="80"/>
-              <w:left w:type="dxa" w:w="120"/>
-              <w:bottom w:type="dxa" w:w="80"/>
-              <w:right w:type="dxa" w:w="120"/>
+              <w:top w:w="80" w:type="dxa"/>
+              <w:left w:w="120" w:type="dxa"/>
+              <w:bottom w:w="80" w:type="dxa"/>
+              <w:right w:w="120" w:type="dxa"/>
             </w:tcMar>
             <w:vAlign w:val="center"/>
           </w:tcPr>
           <w:p>
             <w:r>
-              <w:rPr>
-                <w:b w:val="false"/>
-                <w:bCs w:val="false"/>
-              </w:rPr>
-              <w:t xml:space="preserve">7.4 (High)</w:t>
+              <w:t>7.4 (High)</w:t>
             </w:r>
           </w:p>
         </w:tc>
       </w:tr>
       <w:tr>
+        <w:tblPrEx>
+          <w:tblCellMar>
+            <w:top w:w="0" w:type="dxa"/>
+            <w:bottom w:w="0" w:type="dxa"/>
+          </w:tblCellMar>
+        </w:tblPrEx>
         <w:tc>
           <w:tcPr>
-            <w:tcW w:type="dxa" w:w="1000"/>
+            <w:tcW w:w="1000" w:type="dxa"/>
             <w:tcBorders>
-              <w:top w:val="single" w:color="CCCCCC" w:sz="1"/>
-              <w:left w:val="single" w:color="CCCCCC" w:sz="1"/>
-              <w:bottom w:val="single" w:color="CCCCCC" w:sz="1"/>
-              <w:right w:val="single" w:color="CCCCCC" w:sz="1"/>
+              <w:top w:val="single" w:sz="1" w:space="0" w:color="CCCCCC"/>
+              <w:left w:val="single" w:sz="1" w:space="0" w:color="CCCCCC"/>
+              <w:bottom w:val="single" w:sz="1" w:space="0" w:color="CCCCCC"/>
+              <w:right w:val="single" w:sz="1" w:space="0" w:color="CCCCCC"/>
             </w:tcBorders>
             <w:tcMar>
-              <w:top w:type="dxa" w:w="80"/>
-              <w:left w:type="dxa" w:w="120"/>
-              <w:bottom w:type="dxa" w:w="80"/>
-              <w:right w:type="dxa" w:w="120"/>
+              <w:top w:w="80" w:type="dxa"/>
+              <w:left w:w="120" w:type="dxa"/>
+              <w:bottom w:w="80" w:type="dxa"/>
+              <w:right w:w="120" w:type="dxa"/>
             </w:tcMar>
             <w:vAlign w:val="center"/>
           </w:tcPr>
           <w:p>
             <w:r>
-              <w:rPr>
-                <w:b w:val="false"/>
-                <w:bCs w:val="false"/>
-              </w:rPr>
-              <w:t xml:space="preserve">F-04</w:t>
+              <w:t>F-04</w:t>
             </w:r>
           </w:p>
         </w:tc>
         <w:tc>
           <w:tcPr>
-            <w:tcW w:type="dxa" w:w="4760"/>
+            <w:tcW w:w="4760" w:type="dxa"/>
             <w:tcBorders>
-              <w:top w:val="single" w:color="CCCCCC" w:sz="1"/>
-              <w:left w:val="single" w:color="CCCCCC" w:sz="1"/>
-              <w:bottom w:val="single" w:color="CCCCCC" w:sz="1"/>
-              <w:right w:val="single" w:color="CCCCCC" w:sz="1"/>
+              <w:top w:val="single" w:sz="1" w:space="0" w:color="CCCCCC"/>
+              <w:left w:val="single" w:sz="1" w:space="0" w:color="CCCCCC"/>
+              <w:bottom w:val="single" w:sz="1" w:space="0" w:color="CCCCCC"/>
+              <w:right w:val="single" w:sz="1" w:space="0" w:color="CCCCCC"/>
             </w:tcBorders>
             <w:tcMar>
-              <w:top w:type="dxa" w:w="80"/>
-              <w:left w:type="dxa" w:w="120"/>
-              <w:bottom w:type="dxa" w:w="80"/>
-              <w:right w:type="dxa" w:w="120"/>
+              <w:top w:w="80" w:type="dxa"/>
+              <w:left w:w="120" w:type="dxa"/>
+              <w:bottom w:w="80" w:type="dxa"/>
+              <w:right w:w="120" w:type="dxa"/>
             </w:tcMar>
             <w:vAlign w:val="center"/>
           </w:tcPr>
           <w:p>
             <w:r>
-              <w:rPr>
-                <w:b w:val="false"/>
-                <w:bCs w:val="false"/>
-              </w:rPr>
-              <w:t xml:space="preserve">Broken Access Control / Insecure Direct Object Reference (IDOR)</w:t>
+              <w:t>Broken Access Control / Insecure Direct Object Reference (IDOR)</w:t>
             </w:r>
           </w:p>
         </w:tc>
         <w:tc>
           <w:tcPr>
-            <w:tcW w:type="dxa" w:w="1900"/>
+            <w:tcW w:w="1900" w:type="dxa"/>
             <w:tcBorders>
-              <w:top w:val="single" w:color="CCCCCC" w:sz="1"/>
-              <w:left w:val="single" w:color="CCCCCC" w:sz="1"/>
-              <w:bottom w:val="single" w:color="CCCCCC" w:sz="1"/>
-              <w:right w:val="single" w:color="CCCCCC" w:sz="1"/>
+              <w:top w:val="single" w:sz="1" w:space="0" w:color="CCCCCC"/>
+              <w:left w:val="single" w:sz="1" w:space="0" w:color="CCCCCC"/>
+              <w:bottom w:val="single" w:sz="1" w:space="0" w:color="CCCCCC"/>
+              <w:right w:val="single" w:sz="1" w:space="0" w:color="CCCCCC"/>
             </w:tcBorders>
             <w:tcMar>
-              <w:top w:type="dxa" w:w="80"/>
-              <w:left w:type="dxa" w:w="120"/>
-              <w:bottom w:type="dxa" w:w="80"/>
-              <w:right w:type="dxa" w:w="120"/>
+              <w:top w:w="80" w:type="dxa"/>
+              <w:left w:w="120" w:type="dxa"/>
+              <w:bottom w:w="80" w:type="dxa"/>
+              <w:right w:w="120" w:type="dxa"/>
             </w:tcMar>
             <w:vAlign w:val="center"/>
           </w:tcPr>
@@ -1317,107 +2455,101 @@
                 <w:bCs/>
                 <w:color w:val="E36C09"/>
               </w:rPr>
-              <w:t xml:space="preserve">HIGH</w:t>
+              <w:t>HIGH</w:t>
             </w:r>
           </w:p>
         </w:tc>
         <w:tc>
           <w:tcPr>
-            <w:tcW w:type="dxa" w:w="1700"/>
+            <w:tcW w:w="1700" w:type="dxa"/>
             <w:tcBorders>
-              <w:top w:val="single" w:color="CCCCCC" w:sz="1"/>
-              <w:left w:val="single" w:color="CCCCCC" w:sz="1"/>
-              <w:bottom w:val="single" w:color="CCCCCC" w:sz="1"/>
-              <w:right w:val="single" w:color="CCCCCC" w:sz="1"/>
+              <w:top w:val="single" w:sz="1" w:space="0" w:color="CCCCCC"/>
+              <w:left w:val="single" w:sz="1" w:space="0" w:color="CCCCCC"/>
+              <w:bottom w:val="single" w:sz="1" w:space="0" w:color="CCCCCC"/>
+              <w:right w:val="single" w:sz="1" w:space="0" w:color="CCCCCC"/>
             </w:tcBorders>
             <w:tcMar>
-              <w:top w:type="dxa" w:w="80"/>
-              <w:left w:type="dxa" w:w="120"/>
-              <w:bottom w:type="dxa" w:w="80"/>
-              <w:right w:type="dxa" w:w="120"/>
+              <w:top w:w="80" w:type="dxa"/>
+              <w:left w:w="120" w:type="dxa"/>
+              <w:bottom w:w="80" w:type="dxa"/>
+              <w:right w:w="120" w:type="dxa"/>
             </w:tcMar>
             <w:vAlign w:val="center"/>
           </w:tcPr>
           <w:p>
             <w:r>
-              <w:rPr>
-                <w:b w:val="false"/>
-                <w:bCs w:val="false"/>
-              </w:rPr>
-              <w:t xml:space="preserve">8.1 (High)</w:t>
+              <w:t>8.1 (High)</w:t>
             </w:r>
           </w:p>
         </w:tc>
       </w:tr>
       <w:tr>
+        <w:tblPrEx>
+          <w:tblCellMar>
+            <w:top w:w="0" w:type="dxa"/>
+            <w:bottom w:w="0" w:type="dxa"/>
+          </w:tblCellMar>
+        </w:tblPrEx>
         <w:tc>
           <w:tcPr>
-            <w:tcW w:type="dxa" w:w="1000"/>
+            <w:tcW w:w="1000" w:type="dxa"/>
             <w:tcBorders>
-              <w:top w:val="single" w:color="CCCCCC" w:sz="1"/>
-              <w:left w:val="single" w:color="CCCCCC" w:sz="1"/>
-              <w:bottom w:val="single" w:color="CCCCCC" w:sz="1"/>
-              <w:right w:val="single" w:color="CCCCCC" w:sz="1"/>
+              <w:top w:val="single" w:sz="1" w:space="0" w:color="CCCCCC"/>
+              <w:left w:val="single" w:sz="1" w:space="0" w:color="CCCCCC"/>
+              <w:bottom w:val="single" w:sz="1" w:space="0" w:color="CCCCCC"/>
+              <w:right w:val="single" w:sz="1" w:space="0" w:color="CCCCCC"/>
             </w:tcBorders>
             <w:tcMar>
-              <w:top w:type="dxa" w:w="80"/>
-              <w:left w:type="dxa" w:w="120"/>
-              <w:bottom w:type="dxa" w:w="80"/>
-              <w:right w:type="dxa" w:w="120"/>
+              <w:top w:w="80" w:type="dxa"/>
+              <w:left w:w="120" w:type="dxa"/>
+              <w:bottom w:w="80" w:type="dxa"/>
+              <w:right w:w="120" w:type="dxa"/>
             </w:tcMar>
             <w:vAlign w:val="center"/>
           </w:tcPr>
           <w:p>
             <w:r>
-              <w:rPr>
-                <w:b w:val="false"/>
-                <w:bCs w:val="false"/>
-              </w:rPr>
-              <w:t xml:space="preserve">F-05</w:t>
+              <w:t>F-05</w:t>
             </w:r>
           </w:p>
         </w:tc>
         <w:tc>
           <w:tcPr>
-            <w:tcW w:type="dxa" w:w="4760"/>
+            <w:tcW w:w="4760" w:type="dxa"/>
             <w:tcBorders>
-              <w:top w:val="single" w:color="CCCCCC" w:sz="1"/>
-              <w:left w:val="single" w:color="CCCCCC" w:sz="1"/>
-              <w:bottom w:val="single" w:color="CCCCCC" w:sz="1"/>
-              <w:right w:val="single" w:color="CCCCCC" w:sz="1"/>
+              <w:top w:val="single" w:sz="1" w:space="0" w:color="CCCCCC"/>
+              <w:left w:val="single" w:sz="1" w:space="0" w:color="CCCCCC"/>
+              <w:bottom w:val="single" w:sz="1" w:space="0" w:color="CCCCCC"/>
+              <w:right w:val="single" w:sz="1" w:space="0" w:color="CCCCCC"/>
             </w:tcBorders>
             <w:tcMar>
-              <w:top w:type="dxa" w:w="80"/>
-              <w:left w:type="dxa" w:w="120"/>
-              <w:bottom w:type="dxa" w:w="80"/>
-              <w:right w:type="dxa" w:w="120"/>
+              <w:top w:w="80" w:type="dxa"/>
+              <w:left w:w="120" w:type="dxa"/>
+              <w:bottom w:w="80" w:type="dxa"/>
+              <w:right w:w="120" w:type="dxa"/>
             </w:tcMar>
             <w:vAlign w:val="center"/>
           </w:tcPr>
           <w:p>
             <w:r>
-              <w:rPr>
-                <w:b w:val="false"/>
-                <w:bCs w:val="false"/>
-              </w:rPr>
-              <w:t xml:space="preserve">Weak / Default Credentials</w:t>
+              <w:t>Weak / Default Credentials</w:t>
             </w:r>
           </w:p>
         </w:tc>
         <w:tc>
           <w:tcPr>
-            <w:tcW w:type="dxa" w:w="1900"/>
+            <w:tcW w:w="1900" w:type="dxa"/>
             <w:tcBorders>
-              <w:top w:val="single" w:color="CCCCCC" w:sz="1"/>
-              <w:left w:val="single" w:color="CCCCCC" w:sz="1"/>
-              <w:bottom w:val="single" w:color="CCCCCC" w:sz="1"/>
-              <w:right w:val="single" w:color="CCCCCC" w:sz="1"/>
+              <w:top w:val="single" w:sz="1" w:space="0" w:color="CCCCCC"/>
+              <w:left w:val="single" w:sz="1" w:space="0" w:color="CCCCCC"/>
+              <w:bottom w:val="single" w:sz="1" w:space="0" w:color="CCCCCC"/>
+              <w:right w:val="single" w:sz="1" w:space="0" w:color="CCCCCC"/>
             </w:tcBorders>
             <w:tcMar>
-              <w:top w:type="dxa" w:w="80"/>
-              <w:left w:type="dxa" w:w="120"/>
-              <w:bottom w:type="dxa" w:w="80"/>
-              <w:right w:type="dxa" w:w="120"/>
+              <w:top w:w="80" w:type="dxa"/>
+              <w:left w:w="120" w:type="dxa"/>
+              <w:bottom w:w="80" w:type="dxa"/>
+              <w:right w:w="120" w:type="dxa"/>
             </w:tcMar>
             <w:vAlign w:val="center"/>
           </w:tcPr>
@@ -1428,107 +2560,101 @@
                 <w:bCs/>
                 <w:color w:val="E36C09"/>
               </w:rPr>
-              <w:t xml:space="preserve">HIGH</w:t>
+              <w:t>HIGH</w:t>
             </w:r>
           </w:p>
         </w:tc>
         <w:tc>
           <w:tcPr>
-            <w:tcW w:type="dxa" w:w="1700"/>
+            <w:tcW w:w="1700" w:type="dxa"/>
             <w:tcBorders>
-              <w:top w:val="single" w:color="CCCCCC" w:sz="1"/>
-              <w:left w:val="single" w:color="CCCCCC" w:sz="1"/>
-              <w:bottom w:val="single" w:color="CCCCCC" w:sz="1"/>
-              <w:right w:val="single" w:color="CCCCCC" w:sz="1"/>
+              <w:top w:val="single" w:sz="1" w:space="0" w:color="CCCCCC"/>
+              <w:left w:val="single" w:sz="1" w:space="0" w:color="CCCCCC"/>
+              <w:bottom w:val="single" w:sz="1" w:space="0" w:color="CCCCCC"/>
+              <w:right w:val="single" w:sz="1" w:space="0" w:color="CCCCCC"/>
             </w:tcBorders>
             <w:tcMar>
-              <w:top w:type="dxa" w:w="80"/>
-              <w:left w:type="dxa" w:w="120"/>
-              <w:bottom w:type="dxa" w:w="80"/>
-              <w:right w:type="dxa" w:w="120"/>
+              <w:top w:w="80" w:type="dxa"/>
+              <w:left w:w="120" w:type="dxa"/>
+              <w:bottom w:w="80" w:type="dxa"/>
+              <w:right w:w="120" w:type="dxa"/>
             </w:tcMar>
             <w:vAlign w:val="center"/>
           </w:tcPr>
           <w:p>
             <w:r>
-              <w:rPr>
-                <w:b w:val="false"/>
-                <w:bCs w:val="false"/>
-              </w:rPr>
-              <w:t xml:space="preserve">7.5 (High)</w:t>
+              <w:t>7.5 (High)</w:t>
             </w:r>
           </w:p>
         </w:tc>
       </w:tr>
       <w:tr>
+        <w:tblPrEx>
+          <w:tblCellMar>
+            <w:top w:w="0" w:type="dxa"/>
+            <w:bottom w:w="0" w:type="dxa"/>
+          </w:tblCellMar>
+        </w:tblPrEx>
         <w:tc>
           <w:tcPr>
-            <w:tcW w:type="dxa" w:w="1000"/>
+            <w:tcW w:w="1000" w:type="dxa"/>
             <w:tcBorders>
-              <w:top w:val="single" w:color="CCCCCC" w:sz="1"/>
-              <w:left w:val="single" w:color="CCCCCC" w:sz="1"/>
-              <w:bottom w:val="single" w:color="CCCCCC" w:sz="1"/>
-              <w:right w:val="single" w:color="CCCCCC" w:sz="1"/>
+              <w:top w:val="single" w:sz="1" w:space="0" w:color="CCCCCC"/>
+              <w:left w:val="single" w:sz="1" w:space="0" w:color="CCCCCC"/>
+              <w:bottom w:val="single" w:sz="1" w:space="0" w:color="CCCCCC"/>
+              <w:right w:val="single" w:sz="1" w:space="0" w:color="CCCCCC"/>
             </w:tcBorders>
             <w:tcMar>
-              <w:top w:type="dxa" w:w="80"/>
-              <w:left w:type="dxa" w:w="120"/>
-              <w:bottom w:type="dxa" w:w="80"/>
-              <w:right w:type="dxa" w:w="120"/>
+              <w:top w:w="80" w:type="dxa"/>
+              <w:left w:w="120" w:type="dxa"/>
+              <w:bottom w:w="80" w:type="dxa"/>
+              <w:right w:w="120" w:type="dxa"/>
             </w:tcMar>
             <w:vAlign w:val="center"/>
           </w:tcPr>
           <w:p>
             <w:r>
-              <w:rPr>
-                <w:b w:val="false"/>
-                <w:bCs w:val="false"/>
-              </w:rPr>
-              <w:t xml:space="preserve">F-06</w:t>
+              <w:t>F-06</w:t>
             </w:r>
           </w:p>
         </w:tc>
         <w:tc>
           <w:tcPr>
-            <w:tcW w:type="dxa" w:w="4760"/>
+            <w:tcW w:w="4760" w:type="dxa"/>
             <w:tcBorders>
-              <w:top w:val="single" w:color="CCCCCC" w:sz="1"/>
-              <w:left w:val="single" w:color="CCCCCC" w:sz="1"/>
-              <w:bottom w:val="single" w:color="CCCCCC" w:sz="1"/>
-              <w:right w:val="single" w:color="CCCCCC" w:sz="1"/>
+              <w:top w:val="single" w:sz="1" w:space="0" w:color="CCCCCC"/>
+              <w:left w:val="single" w:sz="1" w:space="0" w:color="CCCCCC"/>
+              <w:bottom w:val="single" w:sz="1" w:space="0" w:color="CCCCCC"/>
+              <w:right w:val="single" w:sz="1" w:space="0" w:color="CCCCCC"/>
             </w:tcBorders>
             <w:tcMar>
-              <w:top w:type="dxa" w:w="80"/>
-              <w:left w:type="dxa" w:w="120"/>
-              <w:bottom w:type="dxa" w:w="80"/>
-              <w:right w:type="dxa" w:w="120"/>
+              <w:top w:w="80" w:type="dxa"/>
+              <w:left w:w="120" w:type="dxa"/>
+              <w:bottom w:w="80" w:type="dxa"/>
+              <w:right w:w="120" w:type="dxa"/>
             </w:tcMar>
             <w:vAlign w:val="center"/>
           </w:tcPr>
           <w:p>
             <w:r>
-              <w:rPr>
-                <w:b w:val="false"/>
-                <w:bCs w:val="false"/>
-              </w:rPr>
-              <w:t xml:space="preserve">Missing HTTP Security Headers</w:t>
+              <w:t>Missing HTTP Security Headers</w:t>
             </w:r>
           </w:p>
         </w:tc>
         <w:tc>
           <w:tcPr>
-            <w:tcW w:type="dxa" w:w="1900"/>
+            <w:tcW w:w="1900" w:type="dxa"/>
             <w:tcBorders>
-              <w:top w:val="single" w:color="CCCCCC" w:sz="1"/>
-              <w:left w:val="single" w:color="CCCCCC" w:sz="1"/>
-              <w:bottom w:val="single" w:color="CCCCCC" w:sz="1"/>
-              <w:right w:val="single" w:color="CCCCCC" w:sz="1"/>
+              <w:top w:val="single" w:sz="1" w:space="0" w:color="CCCCCC"/>
+              <w:left w:val="single" w:sz="1" w:space="0" w:color="CCCCCC"/>
+              <w:bottom w:val="single" w:sz="1" w:space="0" w:color="CCCCCC"/>
+              <w:right w:val="single" w:sz="1" w:space="0" w:color="CCCCCC"/>
             </w:tcBorders>
             <w:tcMar>
-              <w:top w:type="dxa" w:w="80"/>
-              <w:left w:type="dxa" w:w="120"/>
-              <w:bottom w:type="dxa" w:w="80"/>
-              <w:right w:type="dxa" w:w="120"/>
+              <w:top w:w="80" w:type="dxa"/>
+              <w:left w:w="120" w:type="dxa"/>
+              <w:bottom w:w="80" w:type="dxa"/>
+              <w:right w:w="120" w:type="dxa"/>
             </w:tcMar>
             <w:vAlign w:val="center"/>
           </w:tcPr>
@@ -1539,34 +2665,30 @@
                 <w:bCs/>
                 <w:color w:val="BF8F00"/>
               </w:rPr>
-              <w:t xml:space="preserve">MEDIUM</w:t>
+              <w:t>MEDIUM</w:t>
             </w:r>
           </w:p>
         </w:tc>
         <w:tc>
           <w:tcPr>
-            <w:tcW w:type="dxa" w:w="1700"/>
+            <w:tcW w:w="1700" w:type="dxa"/>
             <w:tcBorders>
-              <w:top w:val="single" w:color="CCCCCC" w:sz="1"/>
-              <w:left w:val="single" w:color="CCCCCC" w:sz="1"/>
-              <w:bottom w:val="single" w:color="CCCCCC" w:sz="1"/>
-              <w:right w:val="single" w:color="CCCCCC" w:sz="1"/>
+              <w:top w:val="single" w:sz="1" w:space="0" w:color="CCCCCC"/>
+              <w:left w:val="single" w:sz="1" w:space="0" w:color="CCCCCC"/>
+              <w:bottom w:val="single" w:sz="1" w:space="0" w:color="CCCCCC"/>
+              <w:right w:val="single" w:sz="1" w:space="0" w:color="CCCCCC"/>
             </w:tcBorders>
             <w:tcMar>
-              <w:top w:type="dxa" w:w="80"/>
-              <w:left w:type="dxa" w:w="120"/>
-              <w:bottom w:type="dxa" w:w="80"/>
-              <w:right w:type="dxa" w:w="120"/>
+              <w:top w:w="80" w:type="dxa"/>
+              <w:left w:w="120" w:type="dxa"/>
+              <w:bottom w:w="80" w:type="dxa"/>
+              <w:right w:w="120" w:type="dxa"/>
             </w:tcMar>
             <w:vAlign w:val="center"/>
           </w:tcPr>
           <w:p>
             <w:r>
-              <w:rPr>
-                <w:b w:val="false"/>
-                <w:bCs w:val="false"/>
-              </w:rPr>
-              <w:t xml:space="preserve">5.3 (Medium)</w:t>
+              <w:t>5.3 (Medium)</w:t>
             </w:r>
           </w:p>
         </w:tc>
@@ -1577,17 +2699,30 @@
       <w:pPr>
         <w:pStyle w:val="Heading1"/>
       </w:pPr>
-      <w:r>
-        <w:t xml:space="preserve">8. Detailed Findings, Evidence and Remediation</w:t>
-      </w:r>
+      <w:bookmarkStart w:id="8" w:name="_Toc233536813"/>
+      <w:r>
+        <w:t>8. Detailed Findings, Evidence and Remediation</w:t>
+      </w:r>
+      <w:bookmarkEnd w:id="8"/>
     </w:p>
     <w:p>
       <w:pPr>
         <w:pStyle w:val="Heading2"/>
       </w:pPr>
-      <w:r>
-        <w:t xml:space="preserve">F-01: SQL Injection in Login Form  [CRITICAL]</w:t>
-      </w:r>
+      <w:bookmarkStart w:id="9" w:name="_Toc233536814"/>
+      <w:r>
+        <w:lastRenderedPageBreak/>
+        <w:t xml:space="preserve">F-01: SQL Injection in Login </w:t>
+      </w:r>
+      <w:proofErr w:type="gramStart"/>
+      <w:r>
+        <w:t>Form  [</w:t>
+      </w:r>
+      <w:proofErr w:type="gramEnd"/>
+      <w:r>
+        <w:t>CRITICAL]</w:t>
+      </w:r>
+      <w:bookmarkEnd w:id="9"/>
     </w:p>
     <w:p>
       <w:pPr>
@@ -1598,7 +2733,7 @@
           <w:b/>
           <w:bCs/>
         </w:rPr>
-        <w:t xml:space="preserve">Description:</w:t>
+        <w:t>Description:</w:t>
       </w:r>
     </w:p>
     <w:p>
@@ -1606,7 +2741,7 @@
         <w:spacing w:after="160"/>
       </w:pPr>
       <w:r>
-        <w:t xml:space="preserve">The login endpoint (/login) builds its SQL query by directly concatenating the username and password fields into a query string. This allows an attacker to inject SQL syntax and alter the query's logic.</w:t>
+        <w:t>The login endpoint (/login) builds its SQL query by directly concatenating the username and password fields into a query string. This allows an attacker to inject SQL syntax and alter the query's logic.</w:t>
       </w:r>
     </w:p>
     <w:p>
@@ -1618,7 +2753,7 @@
           <w:b/>
           <w:bCs/>
         </w:rPr>
-        <w:t xml:space="preserve">Impact:</w:t>
+        <w:t>Impact:</w:t>
       </w:r>
     </w:p>
     <w:p>
@@ -1626,7 +2761,7 @@
         <w:spacing w:after="160"/>
       </w:pPr>
       <w:r>
-        <w:t xml:space="preserve">An attacker can bypass authentication entirely without knowing any valid password, gaining access as any user, including the administrator account.</w:t>
+        <w:t>An attacker can bypass authentication entirely without knowing any valid password, gaining access as any user, including the administrator account.</w:t>
       </w:r>
     </w:p>
     <w:p>
@@ -1638,57 +2773,56 @@
           <w:b/>
           <w:bCs/>
         </w:rPr>
-        <w:t xml:space="preserve">Proof of Concept / Evidence:</w:t>
-      </w:r>
-    </w:p>
-    <w:p>
-      <w:pPr>
-        <w:shd w:fill="F2F2F2" w:val="clear"/>
-        <w:spacing w:after="200" w:before="100"/>
-      </w:pPr>
-      <w:r>
-        <w:rPr>
-          <w:rFonts w:ascii="Consolas" w:cs="Consolas" w:eastAsia="Consolas" w:hAnsi="Consolas"/>
+        <w:t>Proof of Concept / Evidence:</w:t>
+      </w:r>
+    </w:p>
+    <w:p>
+      <w:pPr>
+        <w:shd w:val="clear" w:color="auto" w:fill="F2F2F2"/>
+        <w:spacing w:before="100" w:after="200"/>
+      </w:pPr>
+      <w:r>
+        <w:rPr>
+          <w:rFonts w:ascii="Consolas" w:eastAsia="Consolas" w:hAnsi="Consolas" w:cs="Consolas"/>
           <w:sz w:val="18"/>
           <w:szCs w:val="18"/>
         </w:rPr>
-        <w:t xml:space="preserve">POST /login</w:t>
-      </w:r>
-      <w:r>
-        <w:rPr>
-          <w:rFonts w:ascii="Consolas" w:cs="Consolas" w:eastAsia="Consolas" w:hAnsi="Consolas"/>
+        <w:t>POST /login</w:t>
+      </w:r>
+      <w:r>
+        <w:rPr>
+          <w:rFonts w:ascii="Consolas" w:eastAsia="Consolas" w:hAnsi="Consolas" w:cs="Consolas"/>
           <w:sz w:val="18"/>
           <w:szCs w:val="18"/>
         </w:rPr>
         <w:br/>
-        <w:t xml:space="preserve">username = admin' OR '1'='1</w:t>
-      </w:r>
-      <w:r>
-        <w:rPr>
-          <w:rFonts w:ascii="Consolas" w:cs="Consolas" w:eastAsia="Consolas" w:hAnsi="Consolas"/>
+        <w:t>username = admin' OR '1'='1</w:t>
+      </w:r>
+      <w:r>
+        <w:rPr>
+          <w:rFonts w:ascii="Consolas" w:eastAsia="Consolas" w:hAnsi="Consolas" w:cs="Consolas"/>
           <w:sz w:val="18"/>
           <w:szCs w:val="18"/>
         </w:rPr>
         <w:br/>
-        <w:t xml:space="preserve">password = anything</w:t>
-      </w:r>
-      <w:r>
-        <w:rPr>
-          <w:rFonts w:ascii="Consolas" w:cs="Consolas" w:eastAsia="Consolas" w:hAnsi="Consolas"/>
+        <w:t>password = anything</w:t>
+      </w:r>
+      <w:r>
+        <w:rPr>
+          <w:rFonts w:ascii="Consolas" w:eastAsia="Consolas" w:hAnsi="Consolas" w:cs="Consolas"/>
           <w:sz w:val="18"/>
           <w:szCs w:val="18"/>
         </w:rPr>
         <w:br/>
-        <w:t xml:space="preserve"/>
-      </w:r>
-      <w:r>
-        <w:rPr>
-          <w:rFonts w:ascii="Consolas" w:cs="Consolas" w:eastAsia="Consolas" w:hAnsi="Consolas"/>
+      </w:r>
+      <w:r>
+        <w:rPr>
+          <w:rFonts w:ascii="Consolas" w:eastAsia="Consolas" w:hAnsi="Consolas" w:cs="Consolas"/>
           <w:sz w:val="18"/>
           <w:szCs w:val="18"/>
         </w:rPr>
         <w:br/>
-        <w:t xml:space="preserve">Result: HTTP 302 redirect to /welcome (login succeeded without a valid password)</w:t>
+        <w:t>Result: HTTP 302 redirect to /welcome (login succeeded without a valid password)</w:t>
       </w:r>
     </w:p>
     <w:p>
@@ -1700,7 +2834,7 @@
           <w:b/>
           <w:bCs/>
         </w:rPr>
-        <w:t xml:space="preserve">Remediation:</w:t>
+        <w:t>Remediation:</w:t>
       </w:r>
     </w:p>
     <w:p>
@@ -1708,16 +2842,36 @@
         <w:spacing w:after="160"/>
       </w:pPr>
       <w:r>
-        <w:t xml:space="preserve">Use parameterized queries / prepared statements for all database access (e.g. cursor.execute("SELECT * FROM users WHERE username=? AND password=?", (username, password))). Never build SQL with string concatenation or f-strings using user input.</w:t>
+        <w:t xml:space="preserve">Use parameterized queries / prepared statements for all database access (e.g. </w:t>
+      </w:r>
+      <w:proofErr w:type="spellStart"/>
+      <w:proofErr w:type="gramStart"/>
+      <w:r>
+        <w:t>cursor.execute</w:t>
+      </w:r>
+      <w:proofErr w:type="spellEnd"/>
+      <w:proofErr w:type="gramEnd"/>
+      <w:r>
+        <w:t>("SELECT * FROM users WHERE username=? AND password=?", (username, password))). Never build SQL with string concatenation or f-strings using user input.</w:t>
       </w:r>
     </w:p>
     <w:p>
       <w:pPr>
         <w:pStyle w:val="Heading2"/>
       </w:pPr>
-      <w:r>
-        <w:t xml:space="preserve">F-02: Sensitive Data Exposure - Database Backup Accessible  [CRITICAL]</w:t>
-      </w:r>
+      <w:bookmarkStart w:id="10" w:name="_Toc233536815"/>
+      <w:r>
+        <w:t xml:space="preserve">F-02: Sensitive Data Exposure - Database Backup </w:t>
+      </w:r>
+      <w:proofErr w:type="gramStart"/>
+      <w:r>
+        <w:t>Accessible  [</w:t>
+      </w:r>
+      <w:proofErr w:type="gramEnd"/>
+      <w:r>
+        <w:t>CRITICAL]</w:t>
+      </w:r>
+      <w:bookmarkEnd w:id="10"/>
     </w:p>
     <w:p>
       <w:pPr>
@@ -1728,7 +2882,7 @@
           <w:b/>
           <w:bCs/>
         </w:rPr>
-        <w:t xml:space="preserve">Description:</w:t>
+        <w:t>Description:</w:t>
       </w:r>
     </w:p>
     <w:p>
@@ -1736,7 +2890,15 @@
         <w:spacing w:after="160"/>
       </w:pPr>
       <w:r>
-        <w:t xml:space="preserve">The route /backup/dummybank.db serves the raw SQLite database file containing all user credentials and account balances, with no authentication required.</w:t>
+        <w:t>The route /backup/</w:t>
+      </w:r>
+      <w:proofErr w:type="spellStart"/>
+      <w:r>
+        <w:t>dummybank.db</w:t>
+      </w:r>
+      <w:proofErr w:type="spellEnd"/>
+      <w:r>
+        <w:t xml:space="preserve"> serves the raw SQLite database file containing all user credentials and account balances, with no authentication required.</w:t>
       </w:r>
     </w:p>
     <w:p>
@@ -1748,7 +2910,7 @@
           <w:b/>
           <w:bCs/>
         </w:rPr>
-        <w:t xml:space="preserve">Impact:</w:t>
+        <w:t>Impact:</w:t>
       </w:r>
     </w:p>
     <w:p>
@@ -1756,7 +2918,7 @@
         <w:spacing w:after="160"/>
       </w:pPr>
       <w:r>
-        <w:t xml:space="preserve">Any unauthenticated visitor can download the entire user database, exposing usernames, passwords, and financial data.</w:t>
+        <w:t>Any unauthenticated visitor can download the entire user database, exposing usernames, passwords, and financial data.</w:t>
       </w:r>
     </w:p>
     <w:p>
@@ -1768,30 +2930,40 @@
           <w:b/>
           <w:bCs/>
         </w:rPr>
-        <w:t xml:space="preserve">Proof of Concept / Evidence:</w:t>
-      </w:r>
-    </w:p>
-    <w:p>
-      <w:pPr>
-        <w:shd w:fill="F2F2F2" w:val="clear"/>
-        <w:spacing w:after="200" w:before="100"/>
-      </w:pPr>
-      <w:r>
-        <w:rPr>
-          <w:rFonts w:ascii="Consolas" w:cs="Consolas" w:eastAsia="Consolas" w:hAnsi="Consolas"/>
+        <w:t>Proof of Concept / Evidence:</w:t>
+      </w:r>
+    </w:p>
+    <w:p>
+      <w:pPr>
+        <w:shd w:val="clear" w:color="auto" w:fill="F2F2F2"/>
+        <w:spacing w:before="100" w:after="200"/>
+      </w:pPr>
+      <w:r>
+        <w:rPr>
+          <w:rFonts w:ascii="Consolas" w:eastAsia="Consolas" w:hAnsi="Consolas" w:cs="Consolas"/>
           <w:sz w:val="18"/>
           <w:szCs w:val="18"/>
         </w:rPr>
-        <w:t xml:space="preserve">GET /backup/dummybank.db</w:t>
-      </w:r>
-      <w:r>
-        <w:rPr>
-          <w:rFonts w:ascii="Consolas" w:cs="Consolas" w:eastAsia="Consolas" w:hAnsi="Consolas"/>
+        <w:t>GET /backup/</w:t>
+      </w:r>
+      <w:proofErr w:type="spellStart"/>
+      <w:r>
+        <w:rPr>
+          <w:rFonts w:ascii="Consolas" w:eastAsia="Consolas" w:hAnsi="Consolas" w:cs="Consolas"/>
           <w:sz w:val="18"/>
           <w:szCs w:val="18"/>
         </w:rPr>
+        <w:t>dummybank.db</w:t>
+      </w:r>
+      <w:proofErr w:type="spellEnd"/>
+      <w:r>
+        <w:rPr>
+          <w:rFonts w:ascii="Consolas" w:eastAsia="Consolas" w:hAnsi="Consolas" w:cs="Consolas"/>
+          <w:sz w:val="18"/>
+          <w:szCs w:val="18"/>
+        </w:rPr>
         <w:br/>
-        <w:t xml:space="preserve">Result: HTTP 200 OK, full database file (8,192 bytes) returned</w:t>
+        <w:t>Result: HTTP 200 OK, full database file (8,192 bytes) returned</w:t>
       </w:r>
     </w:p>
     <w:p>
@@ -1803,7 +2975,7 @@
           <w:b/>
           <w:bCs/>
         </w:rPr>
-        <w:t xml:space="preserve">Remediation:</w:t>
+        <w:t>Remediation:</w:t>
       </w:r>
     </w:p>
     <w:p>
@@ -1811,16 +2983,26 @@
         <w:spacing w:after="160"/>
       </w:pPr>
       <w:r>
-        <w:t xml:space="preserve">Never expose database files, backups, or configuration files through web-accessible routes. Store backups outside the web root and restrict access at the filesystem/server level.</w:t>
+        <w:t>Never expose database files, backups, or configuration files through web-accessible routes. Store backups outside the web root and restrict access at the filesystem/server level.</w:t>
       </w:r>
     </w:p>
     <w:p>
       <w:pPr>
         <w:pStyle w:val="Heading2"/>
       </w:pPr>
-      <w:r>
-        <w:t xml:space="preserve">F-03: Reflected Cross-Site Scripting (XSS)  [HIGH]</w:t>
-      </w:r>
+      <w:bookmarkStart w:id="11" w:name="_Toc233536816"/>
+      <w:r>
+        <w:t>F-03: Reflected Cross-Site Scripting (</w:t>
+      </w:r>
+      <w:proofErr w:type="gramStart"/>
+      <w:r>
+        <w:t>XSS)  [</w:t>
+      </w:r>
+      <w:proofErr w:type="gramEnd"/>
+      <w:r>
+        <w:t>HIGH]</w:t>
+      </w:r>
+      <w:bookmarkEnd w:id="11"/>
     </w:p>
     <w:p>
       <w:pPr>
@@ -1831,7 +3013,7 @@
           <w:b/>
           <w:bCs/>
         </w:rPr>
-        <w:t xml:space="preserve">Description:</w:t>
+        <w:t>Description:</w:t>
       </w:r>
     </w:p>
     <w:p>
@@ -1839,7 +3021,7 @@
         <w:spacing w:after="160"/>
       </w:pPr>
       <w:r>
-        <w:t xml:space="preserve">The /welcome endpoint reflects the 'user' query parameter directly into the HTML response with auto-escaping explicitly disabled (the |safe filter), allowing injected JavaScript to execute in the victim's browser.</w:t>
+        <w:t>The /welcome endpoint reflects the 'user' query parameter directly into the HTML response with auto-escaping explicitly disabled (the |safe filter), allowing injected JavaScript to execute in the victim's browser.</w:t>
       </w:r>
     </w:p>
     <w:p>
@@ -1851,7 +3033,7 @@
           <w:b/>
           <w:bCs/>
         </w:rPr>
-        <w:t xml:space="preserve">Impact:</w:t>
+        <w:t>Impact:</w:t>
       </w:r>
     </w:p>
     <w:p>
@@ -1859,7 +3041,8 @@
         <w:spacing w:after="160"/>
       </w:pPr>
       <w:r>
-        <w:t xml:space="preserve">An attacker can craft a malicious link that, when clicked by a victim, executes arbitrary JavaScript in the context of the site - enabling session hijacking, credential theft, or defacement.</w:t>
+        <w:lastRenderedPageBreak/>
+        <w:t>An attacker can craft a malicious link that, when clicked by a victim, executes arbitrary JavaScript in the context of the site - enabling session hijacking, credential theft, or defacement.</w:t>
       </w:r>
     </w:p>
     <w:p>
@@ -1871,30 +3054,66 @@
           <w:b/>
           <w:bCs/>
         </w:rPr>
-        <w:t xml:space="preserve">Proof of Concept / Evidence:</w:t>
-      </w:r>
-    </w:p>
-    <w:p>
-      <w:pPr>
-        <w:shd w:fill="F2F2F2" w:val="clear"/>
-        <w:spacing w:after="200" w:before="100"/>
-      </w:pPr>
-      <w:r>
-        <w:rPr>
-          <w:rFonts w:ascii="Consolas" w:cs="Consolas" w:eastAsia="Consolas" w:hAnsi="Consolas"/>
+        <w:t>Proof of Concept / Evidence:</w:t>
+      </w:r>
+    </w:p>
+    <w:p>
+      <w:pPr>
+        <w:shd w:val="clear" w:color="auto" w:fill="F2F2F2"/>
+        <w:spacing w:before="100" w:after="200"/>
+      </w:pPr>
+      <w:r>
+        <w:rPr>
+          <w:rFonts w:ascii="Consolas" w:eastAsia="Consolas" w:hAnsi="Consolas" w:cs="Consolas"/>
           <w:sz w:val="18"/>
           <w:szCs w:val="18"/>
         </w:rPr>
-        <w:t xml:space="preserve">GET /welcome?user=&lt;script&gt;alert('XSS')&lt;/script&gt;</w:t>
-      </w:r>
-      <w:r>
-        <w:rPr>
-          <w:rFonts w:ascii="Consolas" w:cs="Consolas" w:eastAsia="Consolas" w:hAnsi="Consolas"/>
+        <w:t>GET /</w:t>
+      </w:r>
+      <w:proofErr w:type="spellStart"/>
+      <w:r>
+        <w:rPr>
+          <w:rFonts w:ascii="Consolas" w:eastAsia="Consolas" w:hAnsi="Consolas" w:cs="Consolas"/>
           <w:sz w:val="18"/>
           <w:szCs w:val="18"/>
         </w:rPr>
+        <w:t>welcome?user</w:t>
+      </w:r>
+      <w:proofErr w:type="spellEnd"/>
+      <w:r>
+        <w:rPr>
+          <w:rFonts w:ascii="Consolas" w:eastAsia="Consolas" w:hAnsi="Consolas" w:cs="Consolas"/>
+          <w:sz w:val="18"/>
+          <w:szCs w:val="18"/>
+        </w:rPr>
+        <w:t>=&lt;script&gt;alert('XSS</w:t>
+      </w:r>
+      <w:proofErr w:type="gramStart"/>
+      <w:r>
+        <w:rPr>
+          <w:rFonts w:ascii="Consolas" w:eastAsia="Consolas" w:hAnsi="Consolas" w:cs="Consolas"/>
+          <w:sz w:val="18"/>
+          <w:szCs w:val="18"/>
+        </w:rPr>
+        <w:t>')&lt;</w:t>
+      </w:r>
+      <w:proofErr w:type="gramEnd"/>
+      <w:r>
+        <w:rPr>
+          <w:rFonts w:ascii="Consolas" w:eastAsia="Consolas" w:hAnsi="Consolas" w:cs="Consolas"/>
+          <w:sz w:val="18"/>
+          <w:szCs w:val="18"/>
+        </w:rPr>
+        <w:t>/script&gt;</w:t>
+      </w:r>
+      <w:r>
+        <w:rPr>
+          <w:rFonts w:ascii="Consolas" w:eastAsia="Consolas" w:hAnsi="Consolas" w:cs="Consolas"/>
+          <w:sz w:val="18"/>
+          <w:szCs w:val="18"/>
+        </w:rPr>
         <w:br/>
-        <w:t xml:space="preserve">Result: the script tag is reflected unescaped in the page source and executes in the browser</w:t>
+        <w:t>Result: the script tag is reflected unescaped in the page source and executes in the browser</w:t>
       </w:r>
     </w:p>
     <w:p>
@@ -1906,7 +3125,7 @@
           <w:b/>
           <w:bCs/>
         </w:rPr>
-        <w:t xml:space="preserve">Remediation:</w:t>
+        <w:t>Remediation:</w:t>
       </w:r>
     </w:p>
     <w:p>
@@ -1914,16 +3133,34 @@
         <w:spacing w:after="160"/>
       </w:pPr>
       <w:r>
-        <w:t xml:space="preserve">Remove the |safe filter and rely on Jinja2's default auto-escaping. Validate and encode all user-supplied input before rendering it in HTML. Implement a Content-Security-Policy header as defense in depth.</w:t>
+        <w:t xml:space="preserve">Remove the |safe filter and rely on Jinja2's default auto-escaping. Validate and encode all user-supplied input before rendering it in HTML. Implement a Content-Security-Policy header as </w:t>
+      </w:r>
+      <w:proofErr w:type="spellStart"/>
+      <w:r>
+        <w:t>defense</w:t>
+      </w:r>
+      <w:proofErr w:type="spellEnd"/>
+      <w:r>
+        <w:t xml:space="preserve"> in depth.</w:t>
       </w:r>
     </w:p>
     <w:p>
       <w:pPr>
         <w:pStyle w:val="Heading2"/>
       </w:pPr>
-      <w:r>
-        <w:t xml:space="preserve">F-04: Broken Access Control / Insecure Direct Object Reference (IDOR)  [HIGH]</w:t>
-      </w:r>
+      <w:bookmarkStart w:id="12" w:name="_Toc233536817"/>
+      <w:r>
+        <w:t>F-04: Broken Access Control / Insecure Direct Object Reference (</w:t>
+      </w:r>
+      <w:proofErr w:type="gramStart"/>
+      <w:r>
+        <w:t>IDOR)  [</w:t>
+      </w:r>
+      <w:proofErr w:type="gramEnd"/>
+      <w:r>
+        <w:t>HIGH]</w:t>
+      </w:r>
+      <w:bookmarkEnd w:id="12"/>
     </w:p>
     <w:p>
       <w:pPr>
@@ -1934,7 +3171,7 @@
           <w:b/>
           <w:bCs/>
         </w:rPr>
-        <w:t xml:space="preserve">Description:</w:t>
+        <w:t>Description:</w:t>
       </w:r>
     </w:p>
     <w:p>
@@ -1942,7 +3179,7 @@
         <w:spacing w:after="160"/>
       </w:pPr>
       <w:r>
-        <w:t xml:space="preserve">The /account/&lt;id&gt; endpoint returns account details (username, balance, admin flag) for any numeric ID with no session check or ownership verification.</w:t>
+        <w:t>The /account/&lt;id&gt; endpoint returns account details (username, balance, admin flag) for any numeric ID with no session check or ownership verification.</w:t>
       </w:r>
     </w:p>
     <w:p>
@@ -1954,7 +3191,7 @@
           <w:b/>
           <w:bCs/>
         </w:rPr>
-        <w:t xml:space="preserve">Impact:</w:t>
+        <w:t>Impact:</w:t>
       </w:r>
     </w:p>
     <w:p>
@@ -1962,7 +3199,7 @@
         <w:spacing w:after="160"/>
       </w:pPr>
       <w:r>
-        <w:t xml:space="preserve">Any visitor can enumerate account IDs (1, 2, 3...) to view every customer's balance and administrative status without logging in.</w:t>
+        <w:t>Any visitor can enumerate account IDs (1, 2, 3...) to view every customer's balance and administrative status without logging in.</w:t>
       </w:r>
     </w:p>
     <w:p>
@@ -1974,30 +3211,30 @@
           <w:b/>
           <w:bCs/>
         </w:rPr>
-        <w:t xml:space="preserve">Proof of Concept / Evidence:</w:t>
-      </w:r>
-    </w:p>
-    <w:p>
-      <w:pPr>
-        <w:shd w:fill="F2F2F2" w:val="clear"/>
-        <w:spacing w:after="200" w:before="100"/>
-      </w:pPr>
-      <w:r>
-        <w:rPr>
-          <w:rFonts w:ascii="Consolas" w:cs="Consolas" w:eastAsia="Consolas" w:hAnsi="Consolas"/>
+        <w:t>Proof of Concept / Evidence:</w:t>
+      </w:r>
+    </w:p>
+    <w:p>
+      <w:pPr>
+        <w:shd w:val="clear" w:color="auto" w:fill="F2F2F2"/>
+        <w:spacing w:before="100" w:after="200"/>
+      </w:pPr>
+      <w:r>
+        <w:rPr>
+          <w:rFonts w:ascii="Consolas" w:eastAsia="Consolas" w:hAnsi="Consolas" w:cs="Consolas"/>
           <w:sz w:val="18"/>
           <w:szCs w:val="18"/>
         </w:rPr>
-        <w:t xml:space="preserve">GET /account/1, /account/2, /account/3, /account/4</w:t>
-      </w:r>
-      <w:r>
-        <w:rPr>
-          <w:rFonts w:ascii="Consolas" w:cs="Consolas" w:eastAsia="Consolas" w:hAnsi="Consolas"/>
+        <w:t>GET /account/1, /account/2, /account/3, /account/4</w:t>
+      </w:r>
+      <w:r>
+        <w:rPr>
+          <w:rFonts w:ascii="Consolas" w:eastAsia="Consolas" w:hAnsi="Consolas" w:cs="Consolas"/>
           <w:sz w:val="18"/>
           <w:szCs w:val="18"/>
         </w:rPr>
         <w:br/>
-        <w:t xml:space="preserve">Result: all return HTTP 200 with full account details, no authentication required</w:t>
+        <w:t>Result: all return HTTP 200 with full account details, no authentication required</w:t>
       </w:r>
     </w:p>
     <w:p>
@@ -2009,7 +3246,7 @@
           <w:b/>
           <w:bCs/>
         </w:rPr>
-        <w:t xml:space="preserve">Remediation:</w:t>
+        <w:t>Remediation:</w:t>
       </w:r>
     </w:p>
     <w:p>
@@ -2017,16 +3254,26 @@
         <w:spacing w:after="160"/>
       </w:pPr>
       <w:r>
-        <w:t xml:space="preserve">Require an authenticated session for all account routes, and verify that the logged-in user's ID matches the requested resource (or that they hold an explicit administrative role) before returning data.</w:t>
+        <w:t>Require an authenticated session for all account routes, and verify that the logged-in user's ID matches the requested resource (or that they hold an explicit administrative role) before returning data.</w:t>
       </w:r>
     </w:p>
     <w:p>
       <w:pPr>
         <w:pStyle w:val="Heading2"/>
       </w:pPr>
-      <w:r>
-        <w:t xml:space="preserve">F-05: Weak / Default Credentials  [HIGH]</w:t>
-      </w:r>
+      <w:bookmarkStart w:id="13" w:name="_Toc233536818"/>
+      <w:r>
+        <w:t xml:space="preserve">F-05: Weak / Default </w:t>
+      </w:r>
+      <w:proofErr w:type="gramStart"/>
+      <w:r>
+        <w:t>Credentials  [</w:t>
+      </w:r>
+      <w:proofErr w:type="gramEnd"/>
+      <w:r>
+        <w:t>HIGH]</w:t>
+      </w:r>
+      <w:bookmarkEnd w:id="13"/>
     </w:p>
     <w:p>
       <w:pPr>
@@ -2037,7 +3284,7 @@
           <w:b/>
           <w:bCs/>
         </w:rPr>
-        <w:t xml:space="preserve">Description:</w:t>
+        <w:t>Description:</w:t>
       </w:r>
     </w:p>
     <w:p>
@@ -2045,7 +3292,7 @@
         <w:spacing w:after="160"/>
       </w:pPr>
       <w:r>
-        <w:t xml:space="preserve">Several accounts, including the administrator account, use common and easily guessable passwords (e.g. admin123, test, password1) with no account lockout or rate-limiting on the login form.</w:t>
+        <w:t>Several accounts, including the administrator account, use common and easily guessable passwords (e.g. admin123, test, password1) with no account lockout or rate-limiting on the login form.</w:t>
       </w:r>
     </w:p>
     <w:p>
@@ -2057,7 +3304,7 @@
           <w:b/>
           <w:bCs/>
         </w:rPr>
-        <w:t xml:space="preserve">Impact:</w:t>
+        <w:t>Impact:</w:t>
       </w:r>
     </w:p>
     <w:p>
@@ -2065,7 +3312,7 @@
         <w:spacing w:after="160"/>
       </w:pPr>
       <w:r>
-        <w:t xml:space="preserve">Attackers can use automated brute-force or credential-stuffing attacks to compromise accounts quickly, including the privileged admin account.</w:t>
+        <w:t>Attackers can use automated brute-force or credential-stuffing attacks to compromise accounts quickly, including the privileged admin account.</w:t>
       </w:r>
     </w:p>
     <w:p>
@@ -2077,48 +3324,65 @@
           <w:b/>
           <w:bCs/>
         </w:rPr>
-        <w:t xml:space="preserve">Proof of Concept / Evidence:</w:t>
-      </w:r>
-    </w:p>
-    <w:p>
-      <w:pPr>
-        <w:shd w:fill="F2F2F2" w:val="clear"/>
-        <w:spacing w:after="200" w:before="100"/>
-      </w:pPr>
-      <w:r>
-        <w:rPr>
-          <w:rFonts w:ascii="Consolas" w:cs="Consolas" w:eastAsia="Consolas" w:hAnsi="Consolas"/>
+        <w:t>Proof of Concept / Evidence:</w:t>
+      </w:r>
+    </w:p>
+    <w:p>
+      <w:pPr>
+        <w:shd w:val="clear" w:color="auto" w:fill="F2F2F2"/>
+        <w:spacing w:before="100" w:after="200"/>
+      </w:pPr>
+      <w:r>
+        <w:rPr>
+          <w:rFonts w:ascii="Consolas" w:eastAsia="Consolas" w:hAnsi="Consolas" w:cs="Consolas"/>
           <w:sz w:val="18"/>
           <w:szCs w:val="18"/>
         </w:rPr>
-        <w:t xml:space="preserve">Tried common credential pairs against /login:</w:t>
-      </w:r>
-      <w:r>
-        <w:rPr>
-          <w:rFonts w:ascii="Consolas" w:cs="Consolas" w:eastAsia="Consolas" w:hAnsi="Consolas"/>
+        <w:t>Tried common credential pairs against /login:</w:t>
+      </w:r>
+      <w:r>
+        <w:rPr>
+          <w:rFonts w:ascii="Consolas" w:eastAsia="Consolas" w:hAnsi="Consolas" w:cs="Consolas"/>
           <w:sz w:val="18"/>
           <w:szCs w:val="18"/>
         </w:rPr>
         <w:br/>
-        <w:t xml:space="preserve">admin / admin123 -&gt; success</w:t>
-      </w:r>
-      <w:r>
-        <w:rPr>
-          <w:rFonts w:ascii="Consolas" w:cs="Consolas" w:eastAsia="Consolas" w:hAnsi="Consolas"/>
+        <w:t>admin / admin123 -&gt; success</w:t>
+      </w:r>
+      <w:r>
+        <w:rPr>
+          <w:rFonts w:ascii="Consolas" w:eastAsia="Consolas" w:hAnsi="Consolas" w:cs="Consolas"/>
           <w:sz w:val="18"/>
           <w:szCs w:val="18"/>
         </w:rPr>
         <w:br/>
-        <w:t xml:space="preserve">test / test -&gt; success</w:t>
-      </w:r>
-      <w:r>
-        <w:rPr>
-          <w:rFonts w:ascii="Consolas" w:cs="Consolas" w:eastAsia="Consolas" w:hAnsi="Consolas"/>
+        <w:t>test / test -&gt; success</w:t>
+      </w:r>
+      <w:r>
+        <w:rPr>
+          <w:rFonts w:ascii="Consolas" w:eastAsia="Consolas" w:hAnsi="Consolas" w:cs="Consolas"/>
           <w:sz w:val="18"/>
           <w:szCs w:val="18"/>
         </w:rPr>
         <w:br/>
-        <w:t xml:space="preserve">john_doe / password1 -&gt; success</w:t>
+      </w:r>
+      <w:proofErr w:type="spellStart"/>
+      <w:r>
+        <w:rPr>
+          <w:rFonts w:ascii="Consolas" w:eastAsia="Consolas" w:hAnsi="Consolas" w:cs="Consolas"/>
+          <w:sz w:val="18"/>
+          <w:szCs w:val="18"/>
+        </w:rPr>
+        <w:t>john_doe</w:t>
+      </w:r>
+      <w:proofErr w:type="spellEnd"/>
+      <w:r>
+        <w:rPr>
+          <w:rFonts w:ascii="Consolas" w:eastAsia="Consolas" w:hAnsi="Consolas" w:cs="Consolas"/>
+          <w:sz w:val="18"/>
+          <w:szCs w:val="18"/>
+        </w:rPr>
+        <w:t xml:space="preserve"> / password1 -&gt; success</w:t>
       </w:r>
     </w:p>
     <w:p>
@@ -2130,7 +3394,8 @@
           <w:b/>
           <w:bCs/>
         </w:rPr>
-        <w:t xml:space="preserve">Remediation:</w:t>
+        <w:lastRenderedPageBreak/>
+        <w:t>Remediation:</w:t>
       </w:r>
     </w:p>
     <w:p>
@@ -2138,16 +3403,34 @@
         <w:spacing w:after="160"/>
       </w:pPr>
       <w:r>
-        <w:t xml:space="preserve">Enforce a strong password policy, hash passwords with a strong algorithm (e.g. bcrypt/argon2), and implement account lockout or rate-limiting after repeated failed login attempts.</w:t>
+        <w:t xml:space="preserve">Enforce a strong password policy, hash passwords with a strong algorithm (e.g. </w:t>
+      </w:r>
+      <w:proofErr w:type="spellStart"/>
+      <w:r>
+        <w:t>bcrypt</w:t>
+      </w:r>
+      <w:proofErr w:type="spellEnd"/>
+      <w:r>
+        <w:t>/argon2), and implement account lockout or rate-limiting after repeated failed login attempts.</w:t>
       </w:r>
     </w:p>
     <w:p>
       <w:pPr>
         <w:pStyle w:val="Heading2"/>
       </w:pPr>
-      <w:r>
-        <w:t xml:space="preserve">F-06: Missing HTTP Security Headers  [MEDIUM]</w:t>
-      </w:r>
+      <w:bookmarkStart w:id="14" w:name="_Toc233536819"/>
+      <w:r>
+        <w:t xml:space="preserve">F-06: Missing HTTP Security </w:t>
+      </w:r>
+      <w:proofErr w:type="gramStart"/>
+      <w:r>
+        <w:t>Headers  [</w:t>
+      </w:r>
+      <w:proofErr w:type="gramEnd"/>
+      <w:r>
+        <w:t>MEDIUM]</w:t>
+      </w:r>
+      <w:bookmarkEnd w:id="14"/>
     </w:p>
     <w:p>
       <w:pPr>
@@ -2158,7 +3441,7 @@
           <w:b/>
           <w:bCs/>
         </w:rPr>
-        <w:t xml:space="preserve">Description:</w:t>
+        <w:t>Description:</w:t>
       </w:r>
     </w:p>
     <w:p>
@@ -2166,7 +3449,7 @@
         <w:spacing w:after="160"/>
       </w:pPr>
       <w:r>
-        <w:t xml:space="preserve">The application does not set Content-Security-Policy, X-Frame-Options, X-Content-Type-Options, or Strict-Transport-Security headers on any response.</w:t>
+        <w:t>The application does not set Content-Security-Policy, X-Frame-Options, X-Content-Type-Options, or Strict-Transport-Security headers on any response.</w:t>
       </w:r>
     </w:p>
     <w:p>
@@ -2178,7 +3461,7 @@
           <w:b/>
           <w:bCs/>
         </w:rPr>
-        <w:t xml:space="preserve">Impact:</w:t>
+        <w:t>Impact:</w:t>
       </w:r>
     </w:p>
     <w:p>
@@ -2186,7 +3469,7 @@
         <w:spacing w:after="160"/>
       </w:pPr>
       <w:r>
-        <w:t xml:space="preserve">Absence of these headers increases exposure to clickjacking, MIME-type sniffing attacks, and protocol downgrade attacks.</w:t>
+        <w:t>Absence of these headers increases exposure to clickjacking, MIME-type sniffing attacks, and protocol downgrade attacks.</w:t>
       </w:r>
     </w:p>
     <w:p>
@@ -2198,30 +3481,30 @@
           <w:b/>
           <w:bCs/>
         </w:rPr>
-        <w:t xml:space="preserve">Proof of Concept / Evidence:</w:t>
-      </w:r>
-    </w:p>
-    <w:p>
-      <w:pPr>
-        <w:shd w:fill="F2F2F2" w:val="clear"/>
-        <w:spacing w:after="200" w:before="100"/>
-      </w:pPr>
-      <w:r>
-        <w:rPr>
-          <w:rFonts w:ascii="Consolas" w:cs="Consolas" w:eastAsia="Consolas" w:hAnsi="Consolas"/>
+        <w:t>Proof of Concept / Evidence:</w:t>
+      </w:r>
+    </w:p>
+    <w:p>
+      <w:pPr>
+        <w:shd w:val="clear" w:color="auto" w:fill="F2F2F2"/>
+        <w:spacing w:before="100" w:after="200"/>
+      </w:pPr>
+      <w:r>
+        <w:rPr>
+          <w:rFonts w:ascii="Consolas" w:eastAsia="Consolas" w:hAnsi="Consolas" w:cs="Consolas"/>
           <w:sz w:val="18"/>
           <w:szCs w:val="18"/>
         </w:rPr>
-        <w:t xml:space="preserve">GET /</w:t>
-      </w:r>
-      <w:r>
-        <w:rPr>
-          <w:rFonts w:ascii="Consolas" w:cs="Consolas" w:eastAsia="Consolas" w:hAnsi="Consolas"/>
+        <w:t>GET /</w:t>
+      </w:r>
+      <w:r>
+        <w:rPr>
+          <w:rFonts w:ascii="Consolas" w:eastAsia="Consolas" w:hAnsi="Consolas" w:cs="Consolas"/>
           <w:sz w:val="18"/>
           <w:szCs w:val="18"/>
         </w:rPr>
         <w:br/>
-        <w:t xml:space="preserve">Result: response headers contain none of the four security headers checked</w:t>
+        <w:t>Result: response headers contain none of the four security headers checked</w:t>
       </w:r>
     </w:p>
     <w:p>
@@ -2233,7 +3516,7 @@
           <w:b/>
           <w:bCs/>
         </w:rPr>
-        <w:t xml:space="preserve">Remediation:</w:t>
+        <w:t>Remediation:</w:t>
       </w:r>
     </w:p>
     <w:p>
@@ -2241,23 +3524,41 @@
         <w:spacing w:after="160"/>
       </w:pPr>
       <w:r>
-        <w:t xml:space="preserve">Add security headers to every response (e.g. via an after_request hook or a library such as flask-talisman), including CSP, X-Frame-Options: DENY, X-Content-Type-Options: nosniff, and HSTS.</w:t>
+        <w:t xml:space="preserve">Add security headers to every response (e.g. via an </w:t>
+      </w:r>
+      <w:proofErr w:type="spellStart"/>
+      <w:r>
+        <w:t>after_request</w:t>
+      </w:r>
+      <w:proofErr w:type="spellEnd"/>
+      <w:r>
+        <w:t xml:space="preserve"> hook or a library such as flask-talisman), including CSP, X-Frame-Options: DENY, X-Content-Type-Options: </w:t>
+      </w:r>
+      <w:proofErr w:type="spellStart"/>
+      <w:r>
+        <w:t>nosniff</w:t>
+      </w:r>
+      <w:proofErr w:type="spellEnd"/>
+      <w:r>
+        <w:t>, and HSTS.</w:t>
       </w:r>
     </w:p>
     <w:p>
       <w:pPr>
         <w:pStyle w:val="Heading1"/>
       </w:pPr>
-      <w:r>
-        <w:t xml:space="preserve">9. Remediation Verification</w:t>
-      </w:r>
+      <w:bookmarkStart w:id="15" w:name="_Toc233536820"/>
+      <w:r>
+        <w:t>9. Remediation Verification</w:t>
+      </w:r>
+      <w:bookmarkEnd w:id="15"/>
     </w:p>
     <w:p>
       <w:pPr>
         <w:spacing w:after="160"/>
       </w:pPr>
       <w:r>
-        <w:t xml:space="preserve">After implementing fixes for every finding in a secure version of the application (app_secure.py), each test case was re-executed against the patched application:</w:t>
+        <w:t>After implementing fixes for every finding in a secure version of the application (app_secure.py), each test case was re-executed against the patched application:</w:t>
       </w:r>
     </w:p>
     <w:p>
@@ -2270,7 +3571,7 @@
         <w:spacing w:after="80"/>
       </w:pPr>
       <w:r>
-        <w:t xml:space="preserve">SQL Injection payload (admin' OR '1'='1) -&gt; login correctly rejected (HTTP 200, 'Invalid credentials').</w:t>
+        <w:t>SQL Injection payload (admin' OR '1'='1) -&gt; login correctly rejected (HTTP 200, 'Invalid credentials').</w:t>
       </w:r>
     </w:p>
     <w:p>
@@ -2283,7 +3584,7 @@
         <w:spacing w:after="80"/>
       </w:pPr>
       <w:r>
-        <w:t xml:space="preserve">Account access without login (/account/1) -&gt; correctly redirected to login (HTTP 302).</w:t>
+        <w:t>Account access without login (/account/1) -&gt; correctly redirected to login (HTTP 302).</w:t>
       </w:r>
     </w:p>
     <w:p>
@@ -2296,7 +3597,7 @@
         <w:spacing w:after="80"/>
       </w:pPr>
       <w:r>
-        <w:t xml:space="preserve">XSS payload in /welcome -&gt; route now requires authentication and auto-escaping is enabled; payload no longer reflected unescaped.</w:t>
+        <w:t>XSS payload in /welcome -&gt; route now requires authentication and auto-escaping is enabled; payload no longer reflected unescaped.</w:t>
       </w:r>
     </w:p>
     <w:p>
@@ -2309,7 +3610,7 @@
         <w:spacing w:after="80"/>
       </w:pPr>
       <w:r>
-        <w:t xml:space="preserve">Database backup route -&gt; removed entirely; endpoint no longer exists.</w:t>
+        <w:t>Database backup route -&gt; removed entirely; endpoint no longer exists.</w:t>
       </w:r>
     </w:p>
     <w:p>
@@ -2322,7 +3623,7 @@
         <w:spacing w:after="80"/>
       </w:pPr>
       <w:r>
-        <w:t xml:space="preserve">HTTP response headers -&gt; Content-Security-Policy, X-Frame-Options, X-Content-Type-Options, and Strict-Transport-Security headers all present and correctly set.</w:t>
+        <w:t>HTTP response headers -&gt; Content-Security-Policy, X-Frame-Options, X-Content-Type-Options, and Strict-Transport-Security headers all present and correctly set.</w:t>
       </w:r>
     </w:p>
     <w:p>
@@ -2335,23 +3636,33 @@
         <w:spacing w:after="80"/>
       </w:pPr>
       <w:r>
-        <w:t xml:space="preserve">Login attempts now tracked per-account with lockout after 5 consecutive failures, mitigating brute-force attacks.</w:t>
+        <w:t>Login attempts now tracked per-account with lockout after 5 consecutive failures, mitigating brute-force attacks.</w:t>
       </w:r>
     </w:p>
     <w:p>
       <w:pPr>
         <w:pStyle w:val="Heading1"/>
       </w:pPr>
-      <w:r>
-        <w:t xml:space="preserve">10. Conclusion</w:t>
-      </w:r>
+      <w:bookmarkStart w:id="16" w:name="_Toc233536821"/>
+      <w:r>
+        <w:t>10. Conclusion</w:t>
+      </w:r>
+      <w:bookmarkEnd w:id="16"/>
     </w:p>
     <w:p>
       <w:pPr>
         <w:spacing w:after="160"/>
       </w:pPr>
       <w:r>
-        <w:t xml:space="preserve">This project demonstrated a complete, hands-on VAPT lifecycle: building a deliberately vulnerable sample application, systematically identifying six distinct vulnerabilities spanning Critical, High, and Medium severity (including SQL Injection, Cross-Site Scripting, Broken Access Control, Sensitive Data Exposure, Weak Credentials, and Missing Security Headers), documenting each with reproducible evidence, and implementing and verifying fixes for all of them.</w:t>
+        <w:t xml:space="preserve">This project demonstrated a complete, hands-on VAPT lifecycle: building a deliberately vulnerable sample application, systematically identifying six distinct vulnerabilities spanning Critical, High, and </w:t>
+      </w:r>
+      <w:proofErr w:type="gramStart"/>
+      <w:r>
+        <w:t>Medium</w:t>
+      </w:r>
+      <w:proofErr w:type="gramEnd"/>
+      <w:r>
+        <w:t xml:space="preserve"> severity (including SQL Injection, Cross-Site Scripting, Broken Access Control, Sensitive Data Exposure, Weak Credentials, and Missing Security Headers), documenting each with reproducible evidence, and implementing and verifying fixes for all of them.</w:t>
       </w:r>
     </w:p>
     <w:p>
@@ -2359,16 +3670,19 @@
         <w:spacing w:after="160"/>
       </w:pPr>
       <w:r>
-        <w:t xml:space="preserve">The exercise reinforced practical understanding of the OWASP Top 10, secure coding practices (parameterized queries, output encoding, session-based authorization, security headers), and the importance of a structured assessment-to-remediation workflow in real-world application security work.</w:t>
+        <w:lastRenderedPageBreak/>
+        <w:t>The exercise reinforced practical understanding of the OWASP Top 10, secure coding practices (parameterized queries, output encoding, session-based authorization, security headers), and the importance of a structured assessment-to-remediation workflow in real-world application security work.</w:t>
       </w:r>
     </w:p>
     <w:p>
       <w:pPr>
         <w:pStyle w:val="Heading1"/>
       </w:pPr>
-      <w:r>
-        <w:t xml:space="preserve">11. References</w:t>
-      </w:r>
+      <w:bookmarkStart w:id="17" w:name="_Toc233536822"/>
+      <w:r>
+        <w:t>11. References</w:t>
+      </w:r>
+      <w:bookmarkEnd w:id="17"/>
     </w:p>
     <w:p>
       <w:pPr>
@@ -2380,7 +3694,7 @@
         <w:spacing w:after="80"/>
       </w:pPr>
       <w:r>
-        <w:t xml:space="preserve">OWASP Top 10 - https://owasp.org/www-project-top-ten/</w:t>
+        <w:t>OWASP Top 10 - https://owasp.org/www-project-top-ten/</w:t>
       </w:r>
     </w:p>
     <w:p>
@@ -2393,7 +3707,7 @@
         <w:spacing w:after="80"/>
       </w:pPr>
       <w:r>
-        <w:t xml:space="preserve">OWASP Testing Guide - https://owasp.org/www-project-web-security-testing-guide/</w:t>
+        <w:t>OWASP Testing Guide - https://owasp.org/www-project-web-security-testing-guide/</w:t>
       </w:r>
     </w:p>
     <w:p>
@@ -2406,7 +3720,7 @@
         <w:spacing w:after="80"/>
       </w:pPr>
       <w:r>
-        <w:t xml:space="preserve">Flask Security Considerations - https://flask.palletsprojects.com/en/stable/security/</w:t>
+        <w:t>Flask Security Considerations - https://flask.palletsprojects.com/en/stable/security/</w:t>
       </w:r>
     </w:p>
     <w:p>
@@ -2419,38 +3733,25 @@
         <w:spacing w:after="80"/>
       </w:pPr>
       <w:r>
-        <w:t xml:space="preserve">CVSS v3.1 Calculator - https://www.first.org/cvss/calculator/3.1</w:t>
+        <w:t>CVSS v3.1 Calculator - https://www.first.org/cvss/calculator/3.1</w:t>
       </w:r>
     </w:p>
     <w:sectPr>
       <w:headerReference w:type="default" r:id="rId7"/>
       <w:footerReference w:type="default" r:id="rId8"/>
-      <w:pgSz w:w="12240" w:h="15840" w:orient="portrait"/>
+      <w:pgSz w:w="12240" w:h="15840"/>
       <w:pgMar w:top="1440" w:right="1440" w:bottom="1440" w:left="1440" w:header="708" w:footer="708" w:gutter="0"/>
-      <w:pgNumType/>
+      <w:cols w:space="720"/>
       <w:docGrid w:linePitch="360"/>
     </w:sectPr>
   </w:body>
 </w:document>
 </file>
 
-<file path=word/comments.xml><?xml version="1.0" encoding="utf-8"?>
-<w:comments xmlns:cx="http://schemas.microsoft.com/office/drawing/2014/chartex" xmlns:cx1="http://schemas.microsoft.com/office/drawing/2015/9/8/chartex" xmlns:cx2="http://schemas.microsoft.com/office/drawing/2015/10/21/chartex" xmlns:cx3="http://schemas.microsoft.com/office/drawing/2016/5/9/chartex" xmlns:cx4="http://schemas.microsoft.com/office/drawing/2016/5/10/chartex" xmlns:cx5="http://schemas.microsoft.com/office/drawing/2016/5/11/chartex" xmlns:cx6="http://schemas.microsoft.com/office/drawing/2016/5/12/chartex" xmlns:cx7="http://schemas.microsoft.com/office/drawing/2016/5/13/chartex" xmlns:cx8="http://schemas.microsoft.com/office/drawing/2016/5/14/chartex" xmlns:mc="http://schemas.openxmlformats.org/markup-compatibility/2006" xmlns:aink="http://schemas.microsoft.com/office/drawing/2016/ink" xmlns:am3d="http://schemas.microsoft.com/office/drawing/2017/model3d" xmlns:o="urn:schemas-microsoft-com:office:office" xmlns:r="http://schemas.openxmlformats.org/officeDocument/2006/relationships" xmlns:m="http://schemas.openxmlformats.org/officeDocument/2006/math" xmlns:v="urn:schemas-microsoft-com:vml" xmlns:wp14="http://schemas.microsoft.com/office/word/2010/wordprocessingDrawing" xmlns:wp="http://schemas.openxmlformats.org/drawingml/2006/wordprocessingDrawing" xmlns:w10="urn:schemas-microsoft-com:office:word" xmlns:w="http://schemas.openxmlformats.org/wordprocessingml/2006/main" xmlns:w14="http://schemas.microsoft.com/office/word/2010/wordml" xmlns:w15="http://schemas.microsoft.com/office/word/2012/wordml" xmlns:w16cex="http://schemas.microsoft.com/office/word/2018/wordml/cex" xmlns:w16cid="http://schemas.microsoft.com/office/word/2016/wordml/cid" xmlns:w16="http://schemas.microsoft.com/office/word/2018/wordml" xmlns:w16sdtdh="http://schemas.microsoft.com/office/word/2020/wordml/sdtdatahash" xmlns:w16se="http://schemas.microsoft.com/office/word/2015/wordml/symex" xmlns:wpg="http://schemas.microsoft.com/office/word/2010/wordprocessingGroup" xmlns:wpi="http://schemas.microsoft.com/office/word/2010/wordprocessingInk" xmlns:wne="http://schemas.microsoft.com/office/word/2006/wordml" xmlns:wps="http://schemas.microsoft.com/office/word/2010/wordprocessingShape"/>
-</file>
-
 <file path=word/endnotes.xml><?xml version="1.0" encoding="utf-8"?>
-<w:endnotes xmlns:wpc="http://schemas.microsoft.com/office/word/2010/wordprocessingCanvas" xmlns:mc="http://schemas.openxmlformats.org/markup-compatibility/2006" xmlns:o="urn:schemas-microsoft-com:office:office" xmlns:r="http://schemas.openxmlformats.org/officeDocument/2006/relationships" xmlns:m="http://schemas.openxmlformats.org/officeDocument/2006/math" xmlns:v="urn:schemas-microsoft-com:vml" xmlns:wp14="http://schemas.microsoft.com/office/word/2010/wordprocessingDrawing" xmlns:wp="http://schemas.openxmlformats.org/drawingml/2006/wordprocessingDrawing" xmlns:w10="urn:schemas-microsoft-com:office:word" xmlns:w="http://schemas.openxmlformats.org/wordprocessingml/2006/main" xmlns:w14="http://schemas.microsoft.com/office/word/2010/wordml" xmlns:w15="http://schemas.microsoft.com/office/word/2012/wordml" xmlns:wpg="http://schemas.microsoft.com/office/word/2010/wordprocessingGroup" xmlns:wpi="http://schemas.microsoft.com/office/word/2010/wordprocessingInk" xmlns:wne="http://schemas.microsoft.com/office/word/2006/wordml" xmlns:wps="http://schemas.microsoft.com/office/word/2010/wordprocessingShape" mc:Ignorable="w14 w15 wp14">
+<w:endnotes xmlns:wpc="http://schemas.microsoft.com/office/word/2010/wordprocessingCanvas" xmlns:cx="http://schemas.microsoft.com/office/drawing/2014/chartex" xmlns:cx1="http://schemas.microsoft.com/office/drawing/2015/9/8/chartex" xmlns:cx2="http://schemas.microsoft.com/office/drawing/2015/10/21/chartex" xmlns:cx3="http://schemas.microsoft.com/office/drawing/2016/5/9/chartex" xmlns:cx4="http://schemas.microsoft.com/office/drawing/2016/5/10/chartex" xmlns:cx5="http://schemas.microsoft.com/office/drawing/2016/5/11/chartex" xmlns:cx6="http://schemas.microsoft.com/office/drawing/2016/5/12/chartex" xmlns:cx7="http://schemas.microsoft.com/office/drawing/2016/5/13/chartex" xmlns:cx8="http://schemas.microsoft.com/office/drawing/2016/5/14/chartex" xmlns:mc="http://schemas.openxmlformats.org/markup-compatibility/2006" xmlns:aink="http://schemas.microsoft.com/office/drawing/2016/ink" xmlns:am3d="http://schemas.microsoft.com/office/drawing/2017/model3d" xmlns:o="urn:schemas-microsoft-com:office:office" xmlns:oel="http://schemas.microsoft.com/office/2019/extlst" xmlns:r="http://schemas.openxmlformats.org/officeDocument/2006/relationships" xmlns:m="http://schemas.openxmlformats.org/officeDocument/2006/math" xmlns:v="urn:schemas-microsoft-com:vml" xmlns:wp14="http://schemas.microsoft.com/office/word/2010/wordprocessingDrawing" xmlns:wp="http://schemas.openxmlformats.org/drawingml/2006/wordprocessingDrawing" xmlns:w10="urn:schemas-microsoft-com:office:word" xmlns:w="http://schemas.openxmlformats.org/wordprocessingml/2006/main" xmlns:w14="http://schemas.microsoft.com/office/word/2010/wordml" xmlns:w15="http://schemas.microsoft.com/office/word/2012/wordml" xmlns:w16cex="http://schemas.microsoft.com/office/word/2018/wordml/cex" xmlns:w16cid="http://schemas.microsoft.com/office/word/2016/wordml/cid" xmlns:w16="http://schemas.microsoft.com/office/word/2018/wordml" xmlns:w16du="http://schemas.microsoft.com/office/word/2023/wordml/word16du" xmlns:w16sdtdh="http://schemas.microsoft.com/office/word/2020/wordml/sdtdatahash" xmlns:w16sdtfl="http://schemas.microsoft.com/office/word/2024/wordml/sdtformatlock" xmlns:w16se="http://schemas.microsoft.com/office/word/2015/wordml/symex" xmlns:wpg="http://schemas.microsoft.com/office/word/2010/wordprocessingGroup" xmlns:wpi="http://schemas.microsoft.com/office/word/2010/wordprocessingInk" xmlns:wne="http://schemas.microsoft.com/office/word/2006/wordml" xmlns:wps="http://schemas.microsoft.com/office/word/2010/wordprocessingShape" mc:Ignorable="w14 w15 w16se w16cid w16 w16cex w16sdtdh w16sdtfl w16du wp14">
   <w:endnote w:type="separator" w:id="-1">
     <w:p>
-      <w:pPr>
-        <w:spacing w:after="0" w:line="240" w:lineRule="auto"/>
-      </w:pPr>
-      <w:r>
-        <w:rPr>
-          <w:rStyle w:val="EndnoteReference"/>
-        </w:rPr>
-        <w:endnoteRef/>
-      </w:r>
       <w:r>
         <w:separator/>
       </w:r>
@@ -2458,15 +3759,6 @@
   </w:endnote>
   <w:endnote w:type="continuationSeparator" w:id="0">
     <w:p>
-      <w:pPr>
-        <w:spacing w:after="0" w:line="240" w:lineRule="auto"/>
-      </w:pPr>
-      <w:r>
-        <w:rPr>
-          <w:rStyle w:val="EndnoteReference"/>
-        </w:rPr>
-        <w:endnoteRef/>
-      </w:r>
       <w:r>
         <w:continuationSeparator/>
       </w:r>
@@ -2476,7 +3768,7 @@
 </file>
 
 <file path=word/footer1.xml><?xml version="1.0" encoding="utf-8"?>
-<w:ftr xmlns:wpc="http://schemas.microsoft.com/office/word/2010/wordprocessingCanvas" xmlns:mc="http://schemas.openxmlformats.org/markup-compatibility/2006" xmlns:o="urn:schemas-microsoft-com:office:office" xmlns:r="http://schemas.openxmlformats.org/officeDocument/2006/relationships" xmlns:m="http://schemas.openxmlformats.org/officeDocument/2006/math" xmlns:v="urn:schemas-microsoft-com:vml" xmlns:wp14="http://schemas.microsoft.com/office/word/2010/wordprocessingDrawing" xmlns:wp="http://schemas.openxmlformats.org/drawingml/2006/wordprocessingDrawing" xmlns:w10="urn:schemas-microsoft-com:office:word" xmlns:w="http://schemas.openxmlformats.org/wordprocessingml/2006/main" xmlns:w14="http://schemas.microsoft.com/office/word/2010/wordml" xmlns:w15="http://schemas.microsoft.com/office/word/2012/wordml" xmlns:wpg="http://schemas.microsoft.com/office/word/2010/wordprocessingGroup" xmlns:wpi="http://schemas.microsoft.com/office/word/2010/wordprocessingInk" xmlns:wne="http://schemas.microsoft.com/office/word/2006/wordml" xmlns:wps="http://schemas.microsoft.com/office/word/2010/wordprocessingShape">
+<w:ftr xmlns:wpc="http://schemas.microsoft.com/office/word/2010/wordprocessingCanvas" xmlns:cx="http://schemas.microsoft.com/office/drawing/2014/chartex" xmlns:cx1="http://schemas.microsoft.com/office/drawing/2015/9/8/chartex" xmlns:cx2="http://schemas.microsoft.com/office/drawing/2015/10/21/chartex" xmlns:cx3="http://schemas.microsoft.com/office/drawing/2016/5/9/chartex" xmlns:cx4="http://schemas.microsoft.com/office/drawing/2016/5/10/chartex" xmlns:cx5="http://schemas.microsoft.com/office/drawing/2016/5/11/chartex" xmlns:cx6="http://schemas.microsoft.com/office/drawing/2016/5/12/chartex" xmlns:cx7="http://schemas.microsoft.com/office/drawing/2016/5/13/chartex" xmlns:cx8="http://schemas.microsoft.com/office/drawing/2016/5/14/chartex" xmlns:mc="http://schemas.openxmlformats.org/markup-compatibility/2006" xmlns:aink="http://schemas.microsoft.com/office/drawing/2016/ink" xmlns:am3d="http://schemas.microsoft.com/office/drawing/2017/model3d" xmlns:o="urn:schemas-microsoft-com:office:office" xmlns:oel="http://schemas.microsoft.com/office/2019/extlst" xmlns:r="http://schemas.openxmlformats.org/officeDocument/2006/relationships" xmlns:m="http://schemas.openxmlformats.org/officeDocument/2006/math" xmlns:v="urn:schemas-microsoft-com:vml" xmlns:wp14="http://schemas.microsoft.com/office/word/2010/wordprocessingDrawing" xmlns:wp="http://schemas.openxmlformats.org/drawingml/2006/wordprocessingDrawing" xmlns:w10="urn:schemas-microsoft-com:office:word" xmlns:w="http://schemas.openxmlformats.org/wordprocessingml/2006/main" xmlns:w14="http://schemas.microsoft.com/office/word/2010/wordml" xmlns:w15="http://schemas.microsoft.com/office/word/2012/wordml" xmlns:w16cex="http://schemas.microsoft.com/office/word/2018/wordml/cex" xmlns:w16cid="http://schemas.microsoft.com/office/word/2016/wordml/cid" xmlns:w16="http://schemas.microsoft.com/office/word/2018/wordml" xmlns:w16du="http://schemas.microsoft.com/office/word/2023/wordml/word16du" xmlns:w16sdtdh="http://schemas.microsoft.com/office/word/2020/wordml/sdtdatahash" xmlns:w16sdtfl="http://schemas.microsoft.com/office/word/2024/wordml/sdtformatlock" xmlns:w16se="http://schemas.microsoft.com/office/word/2015/wordml/symex" xmlns:wpg="http://schemas.microsoft.com/office/word/2010/wordprocessingGroup" xmlns:wpi="http://schemas.microsoft.com/office/word/2010/wordprocessingInk" xmlns:wne="http://schemas.microsoft.com/office/word/2006/wordml" xmlns:wps="http://schemas.microsoft.com/office/word/2010/wordprocessingShape" mc:Ignorable="w14 w15 w16se w16cid w16 w16cex w16sdtdh w16sdtfl w16du wp14">
   <w:p>
     <w:pPr>
       <w:jc w:val="center"/>
@@ -2487,8 +3779,34 @@
         <w:szCs w:val="18"/>
       </w:rPr>
       <w:fldChar w:fldCharType="begin"/>
-      <w:instrText xml:space="preserve">PAGE</w:instrText>
+    </w:r>
+    <w:r>
+      <w:rPr>
+        <w:sz w:val="18"/>
+        <w:szCs w:val="18"/>
+      </w:rPr>
+      <w:instrText>PAGE</w:instrText>
+    </w:r>
+    <w:r>
+      <w:rPr>
+        <w:sz w:val="18"/>
+        <w:szCs w:val="18"/>
+      </w:rPr>
       <w:fldChar w:fldCharType="separate"/>
+    </w:r>
+    <w:r>
+      <w:rPr>
+        <w:noProof/>
+        <w:sz w:val="18"/>
+        <w:szCs w:val="18"/>
+      </w:rPr>
+      <w:t>1</w:t>
+    </w:r>
+    <w:r>
+      <w:rPr>
+        <w:sz w:val="18"/>
+        <w:szCs w:val="18"/>
+      </w:rPr>
       <w:fldChar w:fldCharType="end"/>
     </w:r>
   </w:p>
@@ -2496,18 +3814,9 @@
 </file>
 
 <file path=word/footnotes.xml><?xml version="1.0" encoding="utf-8"?>
-<w:footnotes xmlns:wpc="http://schemas.microsoft.com/office/word/2010/wordprocessingCanvas" xmlns:mc="http://schemas.openxmlformats.org/markup-compatibility/2006" xmlns:o="urn:schemas-microsoft-com:office:office" xmlns:r="http://schemas.openxmlformats.org/officeDocument/2006/relationships" xmlns:m="http://schemas.openxmlformats.org/officeDocument/2006/math" xmlns:v="urn:schemas-microsoft-com:vml" xmlns:wp14="http://schemas.microsoft.com/office/word/2010/wordprocessingDrawing" xmlns:wp="http://schemas.openxmlformats.org/drawingml/2006/wordprocessingDrawing" xmlns:w10="urn:schemas-microsoft-com:office:word" xmlns:w="http://schemas.openxmlformats.org/wordprocessingml/2006/main" xmlns:w14="http://schemas.microsoft.com/office/word/2010/wordml" xmlns:w15="http://schemas.microsoft.com/office/word/2012/wordml" xmlns:wpg="http://schemas.microsoft.com/office/word/2010/wordprocessingGroup" xmlns:wpi="http://schemas.microsoft.com/office/word/2010/wordprocessingInk" xmlns:wne="http://schemas.microsoft.com/office/word/2006/wordml" xmlns:wps="http://schemas.microsoft.com/office/word/2010/wordprocessingShape" mc:Ignorable="w14 w15 wp14">
+<w:footnotes xmlns:wpc="http://schemas.microsoft.com/office/word/2010/wordprocessingCanvas" xmlns:cx="http://schemas.microsoft.com/office/drawing/2014/chartex" xmlns:cx1="http://schemas.microsoft.com/office/drawing/2015/9/8/chartex" xmlns:cx2="http://schemas.microsoft.com/office/drawing/2015/10/21/chartex" xmlns:cx3="http://schemas.microsoft.com/office/drawing/2016/5/9/chartex" xmlns:cx4="http://schemas.microsoft.com/office/drawing/2016/5/10/chartex" xmlns:cx5="http://schemas.microsoft.com/office/drawing/2016/5/11/chartex" xmlns:cx6="http://schemas.microsoft.com/office/drawing/2016/5/12/chartex" xmlns:cx7="http://schemas.microsoft.com/office/drawing/2016/5/13/chartex" xmlns:cx8="http://schemas.microsoft.com/office/drawing/2016/5/14/chartex" xmlns:mc="http://schemas.openxmlformats.org/markup-compatibility/2006" xmlns:aink="http://schemas.microsoft.com/office/drawing/2016/ink" xmlns:am3d="http://schemas.microsoft.com/office/drawing/2017/model3d" xmlns:o="urn:schemas-microsoft-com:office:office" xmlns:oel="http://schemas.microsoft.com/office/2019/extlst" xmlns:r="http://schemas.openxmlformats.org/officeDocument/2006/relationships" xmlns:m="http://schemas.openxmlformats.org/officeDocument/2006/math" xmlns:v="urn:schemas-microsoft-com:vml" xmlns:wp14="http://schemas.microsoft.com/office/word/2010/wordprocessingDrawing" xmlns:wp="http://schemas.openxmlformats.org/drawingml/2006/wordprocessingDrawing" xmlns:w10="urn:schemas-microsoft-com:office:word" xmlns:w="http://schemas.openxmlformats.org/wordprocessingml/2006/main" xmlns:w14="http://schemas.microsoft.com/office/word/2010/wordml" xmlns:w15="http://schemas.microsoft.com/office/word/2012/wordml" xmlns:w16cex="http://schemas.microsoft.com/office/word/2018/wordml/cex" xmlns:w16cid="http://schemas.microsoft.com/office/word/2016/wordml/cid" xmlns:w16="http://schemas.microsoft.com/office/word/2018/wordml" xmlns:w16du="http://schemas.microsoft.com/office/word/2023/wordml/word16du" xmlns:w16sdtdh="http://schemas.microsoft.com/office/word/2020/wordml/sdtdatahash" xmlns:w16sdtfl="http://schemas.microsoft.com/office/word/2024/wordml/sdtformatlock" xmlns:w16se="http://schemas.microsoft.com/office/word/2015/wordml/symex" xmlns:wpg="http://schemas.microsoft.com/office/word/2010/wordprocessingGroup" xmlns:wpi="http://schemas.microsoft.com/office/word/2010/wordprocessingInk" xmlns:wne="http://schemas.microsoft.com/office/word/2006/wordml" xmlns:wps="http://schemas.microsoft.com/office/word/2010/wordprocessingShape" mc:Ignorable="w14 w15 w16se w16cid w16 w16cex w16sdtdh w16sdtfl w16du wp14">
   <w:footnote w:type="separator" w:id="-1">
     <w:p>
-      <w:pPr>
-        <w:spacing w:after="0" w:line="240" w:lineRule="auto"/>
-      </w:pPr>
-      <w:r>
-        <w:rPr>
-          <w:rStyle w:val="FootnoteReference"/>
-        </w:rPr>
-        <w:footnoteRef/>
-      </w:r>
       <w:r>
         <w:separator/>
       </w:r>
@@ -2515,15 +3824,6 @@
   </w:footnote>
   <w:footnote w:type="continuationSeparator" w:id="0">
     <w:p>
-      <w:pPr>
-        <w:spacing w:after="0" w:line="240" w:lineRule="auto"/>
-      </w:pPr>
-      <w:r>
-        <w:rPr>
-          <w:rStyle w:val="FootnoteReference"/>
-        </w:rPr>
-        <w:footnoteRef/>
-      </w:r>
       <w:r>
         <w:continuationSeparator/>
       </w:r>
@@ -2533,7 +3833,7 @@
 </file>
 
 <file path=word/header1.xml><?xml version="1.0" encoding="utf-8"?>
-<w:hdr xmlns:wpc="http://schemas.microsoft.com/office/word/2010/wordprocessingCanvas" xmlns:mc="http://schemas.openxmlformats.org/markup-compatibility/2006" xmlns:o="urn:schemas-microsoft-com:office:office" xmlns:r="http://schemas.openxmlformats.org/officeDocument/2006/relationships" xmlns:m="http://schemas.openxmlformats.org/officeDocument/2006/math" xmlns:v="urn:schemas-microsoft-com:vml" xmlns:wp14="http://schemas.microsoft.com/office/word/2010/wordprocessingDrawing" xmlns:wp="http://schemas.openxmlformats.org/drawingml/2006/wordprocessingDrawing" xmlns:w10="urn:schemas-microsoft-com:office:word" xmlns:w="http://schemas.openxmlformats.org/wordprocessingml/2006/main" xmlns:w14="http://schemas.microsoft.com/office/word/2010/wordml" xmlns:w15="http://schemas.microsoft.com/office/word/2012/wordml" xmlns:wpg="http://schemas.microsoft.com/office/word/2010/wordprocessingGroup" xmlns:wpi="http://schemas.microsoft.com/office/word/2010/wordprocessingInk" xmlns:wne="http://schemas.microsoft.com/office/word/2006/wordml" xmlns:wps="http://schemas.microsoft.com/office/word/2010/wordprocessingShape" xmlns:cx="http://schemas.microsoft.com/office/drawing/2014/chartex" xmlns:cx1="http://schemas.microsoft.com/office/drawing/2015/9/8/chartex" xmlns:cx2="http://schemas.microsoft.com/office/drawing/2015/10/21/chartex" xmlns:cx3="http://schemas.microsoft.com/office/drawing/2016/5/9/chartex" xmlns:cx4="http://schemas.microsoft.com/office/drawing/2016/5/10/chartex" xmlns:cx5="http://schemas.microsoft.com/office/drawing/2016/5/11/chartex" xmlns:cx6="http://schemas.microsoft.com/office/drawing/2016/5/12/chartex" xmlns:cx7="http://schemas.microsoft.com/office/drawing/2016/5/13/chartex" xmlns:cx8="http://schemas.microsoft.com/office/drawing/2016/5/14/chartex" xmlns:w16cid="http://schemas.microsoft.com/office/word/2016/wordml/cid" xmlns:w16se="http://schemas.microsoft.com/office/word/2015/wordml/symex">
+<w:hdr xmlns:wpc="http://schemas.microsoft.com/office/word/2010/wordprocessingCanvas" xmlns:cx="http://schemas.microsoft.com/office/drawing/2014/chartex" xmlns:cx1="http://schemas.microsoft.com/office/drawing/2015/9/8/chartex" xmlns:cx2="http://schemas.microsoft.com/office/drawing/2015/10/21/chartex" xmlns:cx3="http://schemas.microsoft.com/office/drawing/2016/5/9/chartex" xmlns:cx4="http://schemas.microsoft.com/office/drawing/2016/5/10/chartex" xmlns:cx5="http://schemas.microsoft.com/office/drawing/2016/5/11/chartex" xmlns:cx6="http://schemas.microsoft.com/office/drawing/2016/5/12/chartex" xmlns:cx7="http://schemas.microsoft.com/office/drawing/2016/5/13/chartex" xmlns:cx8="http://schemas.microsoft.com/office/drawing/2016/5/14/chartex" xmlns:mc="http://schemas.openxmlformats.org/markup-compatibility/2006" xmlns:aink="http://schemas.microsoft.com/office/drawing/2016/ink" xmlns:am3d="http://schemas.microsoft.com/office/drawing/2017/model3d" xmlns:o="urn:schemas-microsoft-com:office:office" xmlns:oel="http://schemas.microsoft.com/office/2019/extlst" xmlns:r="http://schemas.openxmlformats.org/officeDocument/2006/relationships" xmlns:m="http://schemas.openxmlformats.org/officeDocument/2006/math" xmlns:v="urn:schemas-microsoft-com:vml" xmlns:wp14="http://schemas.microsoft.com/office/word/2010/wordprocessingDrawing" xmlns:wp="http://schemas.openxmlformats.org/drawingml/2006/wordprocessingDrawing" xmlns:w10="urn:schemas-microsoft-com:office:word" xmlns:w="http://schemas.openxmlformats.org/wordprocessingml/2006/main" xmlns:w14="http://schemas.microsoft.com/office/word/2010/wordml" xmlns:w15="http://schemas.microsoft.com/office/word/2012/wordml" xmlns:w16cex="http://schemas.microsoft.com/office/word/2018/wordml/cex" xmlns:w16cid="http://schemas.microsoft.com/office/word/2016/wordml/cid" xmlns:w16="http://schemas.microsoft.com/office/word/2018/wordml" xmlns:w16du="http://schemas.microsoft.com/office/word/2023/wordml/word16du" xmlns:w16sdtdh="http://schemas.microsoft.com/office/word/2020/wordml/sdtdatahash" xmlns:w16sdtfl="http://schemas.microsoft.com/office/word/2024/wordml/sdtformatlock" xmlns:w16se="http://schemas.microsoft.com/office/word/2015/wordml/symex" xmlns:wpg="http://schemas.microsoft.com/office/word/2010/wordprocessingGroup" xmlns:wpi="http://schemas.microsoft.com/office/word/2010/wordprocessingInk" xmlns:wne="http://schemas.microsoft.com/office/word/2006/wordml" xmlns:wps="http://schemas.microsoft.com/office/word/2010/wordprocessingShape" mc:Ignorable="w14 w15 w16se w16cid w16 w16cex w16sdtdh w16sdtfl w16du wp14">
   <w:p>
     <w:pPr>
       <w:jc w:val="right"/>
@@ -2544,17 +3844,127 @@
         <w:sz w:val="16"/>
         <w:szCs w:val="16"/>
       </w:rPr>
-      <w:t xml:space="preserve">VAPT Project Report</w:t>
+      <w:t>VAPT Project Report</w:t>
     </w:r>
   </w:p>
 </w:hdr>
 </file>
 
 <file path=word/numbering.xml><?xml version="1.0" encoding="utf-8"?>
-<w:numbering xmlns:wpc="http://schemas.microsoft.com/office/word/2010/wordprocessingCanvas" xmlns:mc="http://schemas.openxmlformats.org/markup-compatibility/2006" xmlns:o="urn:schemas-microsoft-com:office:office" xmlns:r="http://schemas.openxmlformats.org/officeDocument/2006/relationships" xmlns:m="http://schemas.openxmlformats.org/officeDocument/2006/math" xmlns:v="urn:schemas-microsoft-com:vml" xmlns:wp14="http://schemas.microsoft.com/office/word/2010/wordprocessingDrawing" xmlns:wp="http://schemas.openxmlformats.org/drawingml/2006/wordprocessingDrawing" xmlns:w10="urn:schemas-microsoft-com:office:word" xmlns:w="http://schemas.openxmlformats.org/wordprocessingml/2006/main" xmlns:w14="http://schemas.microsoft.com/office/word/2010/wordml" xmlns:w15="http://schemas.microsoft.com/office/word/2012/wordml" xmlns:wpg="http://schemas.microsoft.com/office/word/2010/wordprocessingGroup" xmlns:wpi="http://schemas.microsoft.com/office/word/2010/wordprocessingInk" xmlns:wne="http://schemas.microsoft.com/office/word/2006/wordml" xmlns:wps="http://schemas.microsoft.com/office/word/2010/wordprocessingShape" mc:Ignorable="w14 w15 wp14">
+<w:numbering xmlns:wpc="http://schemas.microsoft.com/office/word/2010/wordprocessingCanvas" xmlns:cx="http://schemas.microsoft.com/office/drawing/2014/chartex" xmlns:cx1="http://schemas.microsoft.com/office/drawing/2015/9/8/chartex" xmlns:cx2="http://schemas.microsoft.com/office/drawing/2015/10/21/chartex" xmlns:cx3="http://schemas.microsoft.com/office/drawing/2016/5/9/chartex" xmlns:cx4="http://schemas.microsoft.com/office/drawing/2016/5/10/chartex" xmlns:cx5="http://schemas.microsoft.com/office/drawing/2016/5/11/chartex" xmlns:cx6="http://schemas.microsoft.com/office/drawing/2016/5/12/chartex" xmlns:cx7="http://schemas.microsoft.com/office/drawing/2016/5/13/chartex" xmlns:cx8="http://schemas.microsoft.com/office/drawing/2016/5/14/chartex" xmlns:mc="http://schemas.openxmlformats.org/markup-compatibility/2006" xmlns:aink="http://schemas.microsoft.com/office/drawing/2016/ink" xmlns:am3d="http://schemas.microsoft.com/office/drawing/2017/model3d" xmlns:o="urn:schemas-microsoft-com:office:office" xmlns:oel="http://schemas.microsoft.com/office/2019/extlst" xmlns:r="http://schemas.openxmlformats.org/officeDocument/2006/relationships" xmlns:m="http://schemas.openxmlformats.org/officeDocument/2006/math" xmlns:v="urn:schemas-microsoft-com:vml" xmlns:wp14="http://schemas.microsoft.com/office/word/2010/wordprocessingDrawing" xmlns:wp="http://schemas.openxmlformats.org/drawingml/2006/wordprocessingDrawing" xmlns:w10="urn:schemas-microsoft-com:office:word" xmlns:w="http://schemas.openxmlformats.org/wordprocessingml/2006/main" xmlns:w14="http://schemas.microsoft.com/office/word/2010/wordml" xmlns:w15="http://schemas.microsoft.com/office/word/2012/wordml" xmlns:w16cex="http://schemas.microsoft.com/office/word/2018/wordml/cex" xmlns:w16cid="http://schemas.microsoft.com/office/word/2016/wordml/cid" xmlns:w16="http://schemas.microsoft.com/office/word/2018/wordml" xmlns:w16du="http://schemas.microsoft.com/office/word/2023/wordml/word16du" xmlns:w16sdtdh="http://schemas.microsoft.com/office/word/2020/wordml/sdtdatahash" xmlns:w16sdtfl="http://schemas.microsoft.com/office/word/2024/wordml/sdtformatlock" xmlns:w16se="http://schemas.microsoft.com/office/word/2015/wordml/symex" xmlns:wpg="http://schemas.microsoft.com/office/word/2010/wordprocessingGroup" xmlns:wpi="http://schemas.microsoft.com/office/word/2010/wordprocessingInk" xmlns:wne="http://schemas.microsoft.com/office/word/2006/wordml" xmlns:wps="http://schemas.microsoft.com/office/word/2010/wordprocessingShape" mc:Ignorable="w14 w15 w16se w16cid w16 w16cex w16sdtdh w16sdtfl w16du wp14">
+  <w:abstractNum w:abstractNumId="0" w15:restartNumberingAfterBreak="0">
+    <w:nsid w:val="24436738"/>
+    <w:multiLevelType w:val="hybridMultilevel"/>
+    <w:tmpl w:val="39DE8CB8"/>
+    <w:lvl w:ilvl="0" w:tplc="15A4A2F0">
+      <w:start w:val="1"/>
+      <w:numFmt w:val="bullet"/>
+      <w:lvlText w:val="•"/>
+      <w:lvlJc w:val="left"/>
+      <w:pPr>
+        <w:ind w:left="720" w:hanging="360"/>
+      </w:pPr>
+    </w:lvl>
+    <w:lvl w:ilvl="1" w:tplc="79949DE0">
+      <w:numFmt w:val="decimal"/>
+      <w:lvlText w:val=""/>
+      <w:lvlJc w:val="left"/>
+    </w:lvl>
+    <w:lvl w:ilvl="2" w:tplc="11AEBD9C">
+      <w:numFmt w:val="decimal"/>
+      <w:lvlText w:val=""/>
+      <w:lvlJc w:val="left"/>
+    </w:lvl>
+    <w:lvl w:ilvl="3" w:tplc="8ABA70B4">
+      <w:numFmt w:val="decimal"/>
+      <w:lvlText w:val=""/>
+      <w:lvlJc w:val="left"/>
+    </w:lvl>
+    <w:lvl w:ilvl="4" w:tplc="2CA667A8">
+      <w:numFmt w:val="decimal"/>
+      <w:lvlText w:val=""/>
+      <w:lvlJc w:val="left"/>
+    </w:lvl>
+    <w:lvl w:ilvl="5" w:tplc="38CA18BC">
+      <w:numFmt w:val="decimal"/>
+      <w:lvlText w:val=""/>
+      <w:lvlJc w:val="left"/>
+    </w:lvl>
+    <w:lvl w:ilvl="6" w:tplc="254AEF7C">
+      <w:numFmt w:val="decimal"/>
+      <w:lvlText w:val=""/>
+      <w:lvlJc w:val="left"/>
+    </w:lvl>
+    <w:lvl w:ilvl="7" w:tplc="17E27FEE">
+      <w:numFmt w:val="decimal"/>
+      <w:lvlText w:val=""/>
+      <w:lvlJc w:val="left"/>
+    </w:lvl>
+    <w:lvl w:ilvl="8" w:tplc="359E7B40">
+      <w:numFmt w:val="decimal"/>
+      <w:lvlText w:val=""/>
+      <w:lvlJc w:val="left"/>
+    </w:lvl>
+  </w:abstractNum>
   <w:abstractNum w:abstractNumId="1" w15:restartNumberingAfterBreak="0">
+    <w:nsid w:val="5EB9290D"/>
     <w:multiLevelType w:val="hybridMultilevel"/>
-    <w:lvl w:ilvl="0" w15:tentative="1">
+    <w:tmpl w:val="3A02A926"/>
+    <w:lvl w:ilvl="0" w:tplc="B046F520">
+      <w:start w:val="1"/>
+      <w:numFmt w:val="decimal"/>
+      <w:lvlText w:val="%1."/>
+      <w:lvlJc w:val="left"/>
+      <w:pPr>
+        <w:ind w:left="720" w:hanging="360"/>
+      </w:pPr>
+    </w:lvl>
+    <w:lvl w:ilvl="1" w:tplc="7356095A">
+      <w:numFmt w:val="decimal"/>
+      <w:lvlText w:val=""/>
+      <w:lvlJc w:val="left"/>
+    </w:lvl>
+    <w:lvl w:ilvl="2" w:tplc="2370D310">
+      <w:numFmt w:val="decimal"/>
+      <w:lvlText w:val=""/>
+      <w:lvlJc w:val="left"/>
+    </w:lvl>
+    <w:lvl w:ilvl="3" w:tplc="C2FAA79C">
+      <w:numFmt w:val="decimal"/>
+      <w:lvlText w:val=""/>
+      <w:lvlJc w:val="left"/>
+    </w:lvl>
+    <w:lvl w:ilvl="4" w:tplc="9472685E">
+      <w:numFmt w:val="decimal"/>
+      <w:lvlText w:val=""/>
+      <w:lvlJc w:val="left"/>
+    </w:lvl>
+    <w:lvl w:ilvl="5" w:tplc="4E4C07AC">
+      <w:numFmt w:val="decimal"/>
+      <w:lvlText w:val=""/>
+      <w:lvlJc w:val="left"/>
+    </w:lvl>
+    <w:lvl w:ilvl="6" w:tplc="9EE07738">
+      <w:numFmt w:val="decimal"/>
+      <w:lvlText w:val=""/>
+      <w:lvlJc w:val="left"/>
+    </w:lvl>
+    <w:lvl w:ilvl="7" w:tplc="197C12F8">
+      <w:numFmt w:val="decimal"/>
+      <w:lvlText w:val=""/>
+      <w:lvlJc w:val="left"/>
+    </w:lvl>
+    <w:lvl w:ilvl="8" w:tplc="1C2AF192">
+      <w:numFmt w:val="decimal"/>
+      <w:lvlText w:val=""/>
+      <w:lvlJc w:val="left"/>
+    </w:lvl>
+  </w:abstractNum>
+  <w:abstractNum w:abstractNumId="2" w15:restartNumberingAfterBreak="0">
+    <w:nsid w:val="78DD1954"/>
+    <w:multiLevelType w:val="hybridMultilevel"/>
+    <w:tmpl w:val="7D1C41B4"/>
+    <w:lvl w:ilvl="0" w:tplc="0AF604CA">
       <w:start w:val="1"/>
       <w:numFmt w:val="bullet"/>
       <w:lvlText w:val="●"/>
@@ -2563,7 +3973,7 @@
         <w:ind w:left="720" w:hanging="360"/>
       </w:pPr>
     </w:lvl>
-    <w:lvl w:ilvl="1" w15:tentative="1">
+    <w:lvl w:ilvl="1" w:tplc="175EF894">
       <w:start w:val="1"/>
       <w:numFmt w:val="bullet"/>
       <w:lvlText w:val="○"/>
@@ -2572,7 +3982,7 @@
         <w:ind w:left="1440" w:hanging="360"/>
       </w:pPr>
     </w:lvl>
-    <w:lvl w:ilvl="2" w15:tentative="1">
+    <w:lvl w:ilvl="2" w:tplc="CE80A2BE">
       <w:start w:val="1"/>
       <w:numFmt w:val="bullet"/>
       <w:lvlText w:val="■"/>
@@ -2581,7 +3991,7 @@
         <w:ind w:left="2160" w:hanging="360"/>
       </w:pPr>
     </w:lvl>
-    <w:lvl w:ilvl="3" w15:tentative="1">
+    <w:lvl w:ilvl="3" w:tplc="D0C010E0">
       <w:start w:val="1"/>
       <w:numFmt w:val="bullet"/>
       <w:lvlText w:val="●"/>
@@ -2590,7 +4000,7 @@
         <w:ind w:left="2880" w:hanging="360"/>
       </w:pPr>
     </w:lvl>
-    <w:lvl w:ilvl="4" w15:tentative="1">
+    <w:lvl w:ilvl="4" w:tplc="C33A130C">
       <w:start w:val="1"/>
       <w:numFmt w:val="bullet"/>
       <w:lvlText w:val="○"/>
@@ -2599,7 +4009,7 @@
         <w:ind w:left="3600" w:hanging="360"/>
       </w:pPr>
     </w:lvl>
-    <w:lvl w:ilvl="5" w15:tentative="1">
+    <w:lvl w:ilvl="5" w:tplc="235CF784">
       <w:start w:val="1"/>
       <w:numFmt w:val="bullet"/>
       <w:lvlText w:val="■"/>
@@ -2608,7 +4018,7 @@
         <w:ind w:left="4320" w:hanging="360"/>
       </w:pPr>
     </w:lvl>
-    <w:lvl w:ilvl="6" w15:tentative="1">
+    <w:lvl w:ilvl="6" w:tplc="1328445C">
       <w:start w:val="1"/>
       <w:numFmt w:val="bullet"/>
       <w:lvlText w:val="●"/>
@@ -2617,7 +4027,7 @@
         <w:ind w:left="5040" w:hanging="360"/>
       </w:pPr>
     </w:lvl>
-    <w:lvl w:ilvl="7" w15:tentative="1">
+    <w:lvl w:ilvl="7" w:tplc="F9F6F4FE">
       <w:start w:val="1"/>
       <w:numFmt w:val="bullet"/>
       <w:lvlText w:val="●"/>
@@ -2626,7 +4036,7 @@
         <w:ind w:left="5760" w:hanging="360"/>
       </w:pPr>
     </w:lvl>
-    <w:lvl w:ilvl="8" w15:tentative="1">
+    <w:lvl w:ilvl="8" w:tplc="482E657C">
       <w:start w:val="1"/>
       <w:numFmt w:val="bullet"/>
       <w:lvlText w:val="●"/>
@@ -2636,44 +4046,20 @@
       </w:pPr>
     </w:lvl>
   </w:abstractNum>
-  <w:abstractNum w:abstractNumId="2" w15:restartNumberingAfterBreak="0">
-    <w:multiLevelType w:val="hybridMultilevel"/>
-    <w:lvl w:ilvl="0" w15:tentative="1">
-      <w:start w:val="1"/>
-      <w:numFmt w:val="bullet"/>
-      <w:lvlText w:val="•"/>
-      <w:lvlJc w:val="left"/>
-      <w:pPr>
-        <w:ind w:left="720" w:hanging="360"/>
-      </w:pPr>
-    </w:lvl>
-  </w:abstractNum>
-  <w:abstractNum w:abstractNumId="3" w15:restartNumberingAfterBreak="0">
-    <w:multiLevelType w:val="hybridMultilevel"/>
-    <w:lvl w:ilvl="0" w15:tentative="1">
-      <w:start w:val="1"/>
-      <w:numFmt w:val="decimal"/>
-      <w:lvlText w:val="%1."/>
-      <w:lvlJc w:val="left"/>
-      <w:pPr>
-        <w:ind w:left="720" w:hanging="360"/>
-      </w:pPr>
-    </w:lvl>
-  </w:abstractNum>
-  <w:num w:numId="1">
-    <w:abstractNumId w:val="1"/>
-    <w:lvlOverride w:ilvl="0">
-      <w:startOverride w:val="1"/>
-    </w:lvlOverride>
-  </w:num>
-  <w:num w:numId="2">
+  <w:num w:numId="1" w16cid:durableId="664942756">
     <w:abstractNumId w:val="2"/>
     <w:lvlOverride w:ilvl="0">
       <w:startOverride w:val="1"/>
     </w:lvlOverride>
   </w:num>
-  <w:num w:numId="3">
-    <w:abstractNumId w:val="3"/>
+  <w:num w:numId="2" w16cid:durableId="7370033">
+    <w:abstractNumId w:val="0"/>
+    <w:lvlOverride w:ilvl="0">
+      <w:startOverride w:val="1"/>
+    </w:lvlOverride>
+  </w:num>
+  <w:num w:numId="3" w16cid:durableId="437063439">
+    <w:abstractNumId w:val="1"/>
     <w:lvlOverride w:ilvl="0">
       <w:startOverride w:val="1"/>
     </w:lvlOverride>
@@ -2682,54 +4068,442 @@
 </file>
 
 <file path=word/styles.xml><?xml version="1.0" encoding="utf-8"?>
-<w:styles xmlns:mc="http://schemas.openxmlformats.org/markup-compatibility/2006" xmlns:r="http://schemas.openxmlformats.org/officeDocument/2006/relationships" xmlns:w="http://schemas.openxmlformats.org/wordprocessingml/2006/main" xmlns:w14="http://schemas.microsoft.com/office/word/2010/wordml" xmlns:w15="http://schemas.microsoft.com/office/word/2012/wordml" mc:Ignorable="w14 w15">
+<w:styles xmlns:mc="http://schemas.openxmlformats.org/markup-compatibility/2006" xmlns:r="http://schemas.openxmlformats.org/officeDocument/2006/relationships" xmlns:w="http://schemas.openxmlformats.org/wordprocessingml/2006/main" xmlns:w14="http://schemas.microsoft.com/office/word/2010/wordml" xmlns:w15="http://schemas.microsoft.com/office/word/2012/wordml" xmlns:w16cex="http://schemas.microsoft.com/office/word/2018/wordml/cex" xmlns:w16cid="http://schemas.microsoft.com/office/word/2016/wordml/cid" xmlns:w16="http://schemas.microsoft.com/office/word/2018/wordml" xmlns:w16du="http://schemas.microsoft.com/office/word/2023/wordml/word16du" xmlns:w16sdtdh="http://schemas.microsoft.com/office/word/2020/wordml/sdtdatahash" xmlns:w16sdtfl="http://schemas.microsoft.com/office/word/2024/wordml/sdtformatlock" xmlns:w16se="http://schemas.microsoft.com/office/word/2015/wordml/symex" mc:Ignorable="w14 w15 w16se w16cid w16 w16cex w16sdtdh w16sdtfl w16du">
   <w:docDefaults>
     <w:rPrDefault>
       <w:rPr>
-        <w:rFonts w:ascii="Arial" w:cs="Arial" w:eastAsia="Arial" w:hAnsi="Arial"/>
+        <w:rFonts w:ascii="Arial" w:eastAsia="Arial" w:hAnsi="Arial" w:cs="Arial"/>
         <w:sz w:val="22"/>
         <w:szCs w:val="22"/>
+        <w:lang w:val="en-IN" w:eastAsia="en-IN" w:bidi="ar-SA"/>
       </w:rPr>
     </w:rPrDefault>
     <w:pPrDefault/>
   </w:docDefaults>
-  <w:style w:type="paragraph" w:styleId="Title">
-    <w:name w:val="Title"/>
-    <w:basedOn w:val="Normal"/>
-    <w:next w:val="Normal"/>
+  <w:latentStyles w:defLockedState="0" w:defUIPriority="99" w:defSemiHidden="0" w:defUnhideWhenUsed="0" w:defQFormat="0" w:count="376">
+    <w:lsdException w:name="Normal" w:uiPriority="0" w:qFormat="1"/>
+    <w:lsdException w:name="heading 1" w:uiPriority="9" w:qFormat="1"/>
+    <w:lsdException w:name="heading 2" w:semiHidden="1" w:uiPriority="9" w:unhideWhenUsed="1" w:qFormat="1"/>
+    <w:lsdException w:name="heading 3" w:semiHidden="1" w:uiPriority="9" w:unhideWhenUsed="1" w:qFormat="1"/>
+    <w:lsdException w:name="heading 4" w:semiHidden="1" w:uiPriority="9" w:unhideWhenUsed="1" w:qFormat="1"/>
+    <w:lsdException w:name="heading 5" w:semiHidden="1" w:uiPriority="9" w:unhideWhenUsed="1" w:qFormat="1"/>
+    <w:lsdException w:name="heading 6" w:semiHidden="1" w:uiPriority="9" w:unhideWhenUsed="1" w:qFormat="1"/>
+    <w:lsdException w:name="heading 7" w:semiHidden="1" w:uiPriority="9" w:unhideWhenUsed="1" w:qFormat="1"/>
+    <w:lsdException w:name="heading 8" w:semiHidden="1" w:uiPriority="9" w:unhideWhenUsed="1" w:qFormat="1"/>
+    <w:lsdException w:name="heading 9" w:semiHidden="1" w:uiPriority="9" w:unhideWhenUsed="1" w:qFormat="1"/>
+    <w:lsdException w:name="index 1" w:semiHidden="1" w:unhideWhenUsed="1"/>
+    <w:lsdException w:name="index 2" w:semiHidden="1" w:unhideWhenUsed="1"/>
+    <w:lsdException w:name="index 3" w:semiHidden="1" w:unhideWhenUsed="1"/>
+    <w:lsdException w:name="index 4" w:semiHidden="1" w:unhideWhenUsed="1"/>
+    <w:lsdException w:name="index 5" w:semiHidden="1" w:unhideWhenUsed="1"/>
+    <w:lsdException w:name="index 6" w:semiHidden="1" w:unhideWhenUsed="1"/>
+    <w:lsdException w:name="index 7" w:semiHidden="1" w:unhideWhenUsed="1"/>
+    <w:lsdException w:name="index 8" w:semiHidden="1" w:unhideWhenUsed="1"/>
+    <w:lsdException w:name="index 9" w:semiHidden="1" w:unhideWhenUsed="1"/>
+    <w:lsdException w:name="toc 1" w:semiHidden="1" w:uiPriority="39" w:unhideWhenUsed="1"/>
+    <w:lsdException w:name="toc 2" w:semiHidden="1" w:uiPriority="39" w:unhideWhenUsed="1"/>
+    <w:lsdException w:name="toc 3" w:semiHidden="1" w:uiPriority="39" w:unhideWhenUsed="1"/>
+    <w:lsdException w:name="toc 4" w:semiHidden="1" w:uiPriority="39" w:unhideWhenUsed="1"/>
+    <w:lsdException w:name="toc 5" w:semiHidden="1" w:uiPriority="39" w:unhideWhenUsed="1"/>
+    <w:lsdException w:name="toc 6" w:semiHidden="1" w:uiPriority="39" w:unhideWhenUsed="1"/>
+    <w:lsdException w:name="toc 7" w:semiHidden="1" w:uiPriority="39" w:unhideWhenUsed="1"/>
+    <w:lsdException w:name="toc 8" w:semiHidden="1" w:uiPriority="39" w:unhideWhenUsed="1"/>
+    <w:lsdException w:name="toc 9" w:semiHidden="1" w:uiPriority="39" w:unhideWhenUsed="1"/>
+    <w:lsdException w:name="Normal Indent" w:semiHidden="1" w:unhideWhenUsed="1"/>
+    <w:lsdException w:name="footnote text" w:semiHidden="1" w:unhideWhenUsed="1"/>
+    <w:lsdException w:name="annotation text" w:semiHidden="1" w:unhideWhenUsed="1"/>
+    <w:lsdException w:name="header" w:semiHidden="1" w:unhideWhenUsed="1"/>
+    <w:lsdException w:name="footer" w:semiHidden="1" w:unhideWhenUsed="1"/>
+    <w:lsdException w:name="index heading" w:semiHidden="1" w:unhideWhenUsed="1"/>
+    <w:lsdException w:name="caption" w:semiHidden="1" w:uiPriority="35" w:unhideWhenUsed="1" w:qFormat="1"/>
+    <w:lsdException w:name="table of figures" w:semiHidden="1" w:unhideWhenUsed="1"/>
+    <w:lsdException w:name="envelope address" w:semiHidden="1" w:unhideWhenUsed="1"/>
+    <w:lsdException w:name="envelope return" w:semiHidden="1" w:unhideWhenUsed="1"/>
+    <w:lsdException w:name="footnote reference" w:semiHidden="1" w:unhideWhenUsed="1"/>
+    <w:lsdException w:name="annotation reference" w:semiHidden="1" w:unhideWhenUsed="1"/>
+    <w:lsdException w:name="line number" w:semiHidden="1" w:unhideWhenUsed="1"/>
+    <w:lsdException w:name="page number" w:semiHidden="1" w:unhideWhenUsed="1"/>
+    <w:lsdException w:name="endnote reference" w:semiHidden="1" w:unhideWhenUsed="1"/>
+    <w:lsdException w:name="endnote text" w:semiHidden="1" w:unhideWhenUsed="1"/>
+    <w:lsdException w:name="table of authorities" w:semiHidden="1" w:unhideWhenUsed="1"/>
+    <w:lsdException w:name="macro" w:semiHidden="1" w:unhideWhenUsed="1"/>
+    <w:lsdException w:name="toa heading" w:semiHidden="1" w:unhideWhenUsed="1"/>
+    <w:lsdException w:name="List" w:semiHidden="1" w:unhideWhenUsed="1"/>
+    <w:lsdException w:name="List Bullet" w:semiHidden="1" w:unhideWhenUsed="1"/>
+    <w:lsdException w:name="List Number" w:semiHidden="1" w:unhideWhenUsed="1"/>
+    <w:lsdException w:name="List 2" w:semiHidden="1" w:unhideWhenUsed="1"/>
+    <w:lsdException w:name="List 3" w:semiHidden="1" w:unhideWhenUsed="1"/>
+    <w:lsdException w:name="List 4" w:semiHidden="1" w:unhideWhenUsed="1"/>
+    <w:lsdException w:name="List 5" w:semiHidden="1" w:unhideWhenUsed="1"/>
+    <w:lsdException w:name="List Bullet 2" w:semiHidden="1" w:unhideWhenUsed="1"/>
+    <w:lsdException w:name="List Bullet 3" w:semiHidden="1" w:unhideWhenUsed="1"/>
+    <w:lsdException w:name="List Bullet 4" w:semiHidden="1" w:unhideWhenUsed="1"/>
+    <w:lsdException w:name="List Bullet 5" w:semiHidden="1" w:unhideWhenUsed="1"/>
+    <w:lsdException w:name="List Number 2" w:semiHidden="1" w:unhideWhenUsed="1"/>
+    <w:lsdException w:name="List Number 3" w:semiHidden="1" w:unhideWhenUsed="1"/>
+    <w:lsdException w:name="List Number 4" w:semiHidden="1" w:unhideWhenUsed="1"/>
+    <w:lsdException w:name="List Number 5" w:semiHidden="1" w:unhideWhenUsed="1"/>
+    <w:lsdException w:name="Title" w:uiPriority="10" w:qFormat="1"/>
+    <w:lsdException w:name="Closing" w:semiHidden="1" w:unhideWhenUsed="1"/>
+    <w:lsdException w:name="Signature" w:semiHidden="1" w:unhideWhenUsed="1"/>
+    <w:lsdException w:name="Default Paragraph Font" w:semiHidden="1" w:uiPriority="1" w:unhideWhenUsed="1"/>
+    <w:lsdException w:name="Body Text" w:semiHidden="1" w:unhideWhenUsed="1"/>
+    <w:lsdException w:name="Body Text Indent" w:semiHidden="1" w:unhideWhenUsed="1"/>
+    <w:lsdException w:name="List Continue" w:semiHidden="1" w:unhideWhenUsed="1"/>
+    <w:lsdException w:name="List Continue 2" w:semiHidden="1" w:unhideWhenUsed="1"/>
+    <w:lsdException w:name="List Continue 3" w:semiHidden="1" w:unhideWhenUsed="1"/>
+    <w:lsdException w:name="List Continue 4" w:semiHidden="1" w:unhideWhenUsed="1"/>
+    <w:lsdException w:name="List Continue 5" w:semiHidden="1" w:unhideWhenUsed="1"/>
+    <w:lsdException w:name="Message Header" w:semiHidden="1" w:unhideWhenUsed="1"/>
+    <w:lsdException w:name="Subtitle" w:uiPriority="11" w:qFormat="1"/>
+    <w:lsdException w:name="Salutation" w:semiHidden="1" w:unhideWhenUsed="1"/>
+    <w:lsdException w:name="Date" w:semiHidden="1" w:unhideWhenUsed="1"/>
+    <w:lsdException w:name="Body Text First Indent" w:semiHidden="1" w:unhideWhenUsed="1"/>
+    <w:lsdException w:name="Body Text First Indent 2" w:semiHidden="1" w:unhideWhenUsed="1"/>
+    <w:lsdException w:name="Note Heading" w:semiHidden="1" w:unhideWhenUsed="1"/>
+    <w:lsdException w:name="Body Text 2" w:semiHidden="1" w:unhideWhenUsed="1"/>
+    <w:lsdException w:name="Body Text 3" w:semiHidden="1" w:unhideWhenUsed="1"/>
+    <w:lsdException w:name="Body Text Indent 2" w:semiHidden="1" w:unhideWhenUsed="1"/>
+    <w:lsdException w:name="Body Text Indent 3" w:semiHidden="1" w:unhideWhenUsed="1"/>
+    <w:lsdException w:name="Block Text" w:semiHidden="1" w:unhideWhenUsed="1"/>
+    <w:lsdException w:name="Hyperlink" w:semiHidden="1" w:unhideWhenUsed="1"/>
+    <w:lsdException w:name="FollowedHyperlink" w:semiHidden="1" w:unhideWhenUsed="1"/>
+    <w:lsdException w:name="Strong" w:uiPriority="22" w:qFormat="1"/>
+    <w:lsdException w:name="Emphasis" w:uiPriority="20" w:qFormat="1"/>
+    <w:lsdException w:name="Document Map" w:semiHidden="1" w:unhideWhenUsed="1"/>
+    <w:lsdException w:name="Plain Text" w:semiHidden="1" w:unhideWhenUsed="1"/>
+    <w:lsdException w:name="E-mail Signature" w:semiHidden="1" w:unhideWhenUsed="1"/>
+    <w:lsdException w:name="HTML Top of Form" w:semiHidden="1" w:unhideWhenUsed="1"/>
+    <w:lsdException w:name="HTML Bottom of Form" w:semiHidden="1" w:unhideWhenUsed="1"/>
+    <w:lsdException w:name="Normal (Web)" w:semiHidden="1" w:unhideWhenUsed="1"/>
+    <w:lsdException w:name="HTML Acronym" w:semiHidden="1" w:unhideWhenUsed="1"/>
+    <w:lsdException w:name="HTML Address" w:semiHidden="1" w:unhideWhenUsed="1"/>
+    <w:lsdException w:name="HTML Cite" w:semiHidden="1" w:unhideWhenUsed="1"/>
+    <w:lsdException w:name="HTML Code" w:semiHidden="1" w:unhideWhenUsed="1"/>
+    <w:lsdException w:name="HTML Definition" w:semiHidden="1" w:unhideWhenUsed="1"/>
+    <w:lsdException w:name="HTML Keyboard" w:semiHidden="1" w:unhideWhenUsed="1"/>
+    <w:lsdException w:name="HTML Preformatted" w:semiHidden="1" w:unhideWhenUsed="1"/>
+    <w:lsdException w:name="HTML Sample" w:semiHidden="1" w:unhideWhenUsed="1"/>
+    <w:lsdException w:name="HTML Typewriter" w:semiHidden="1" w:unhideWhenUsed="1"/>
+    <w:lsdException w:name="HTML Variable" w:semiHidden="1" w:unhideWhenUsed="1"/>
+    <w:lsdException w:name="Normal Table" w:semiHidden="1" w:unhideWhenUsed="1"/>
+    <w:lsdException w:name="annotation subject" w:semiHidden="1" w:unhideWhenUsed="1"/>
+    <w:lsdException w:name="No List" w:semiHidden="1" w:unhideWhenUsed="1"/>
+    <w:lsdException w:name="Outline List 1" w:semiHidden="1" w:unhideWhenUsed="1"/>
+    <w:lsdException w:name="Outline List 2" w:semiHidden="1" w:unhideWhenUsed="1"/>
+    <w:lsdException w:name="Outline List 3" w:semiHidden="1" w:unhideWhenUsed="1"/>
+    <w:lsdException w:name="Table Simple 1" w:semiHidden="1" w:unhideWhenUsed="1"/>
+    <w:lsdException w:name="Table Simple 2" w:semiHidden="1" w:unhideWhenUsed="1"/>
+    <w:lsdException w:name="Table Simple 3" w:semiHidden="1" w:unhideWhenUsed="1"/>
+    <w:lsdException w:name="Table Classic 1" w:semiHidden="1" w:unhideWhenUsed="1"/>
+    <w:lsdException w:name="Table Classic 2" w:semiHidden="1" w:unhideWhenUsed="1"/>
+    <w:lsdException w:name="Table Classic 3" w:semiHidden="1" w:unhideWhenUsed="1"/>
+    <w:lsdException w:name="Table Classic 4" w:semiHidden="1" w:unhideWhenUsed="1"/>
+    <w:lsdException w:name="Table Colorful 1" w:semiHidden="1" w:unhideWhenUsed="1"/>
+    <w:lsdException w:name="Table Colorful 2" w:semiHidden="1" w:unhideWhenUsed="1"/>
+    <w:lsdException w:name="Table Colorful 3" w:semiHidden="1" w:unhideWhenUsed="1"/>
+    <w:lsdException w:name="Table Columns 1" w:semiHidden="1" w:unhideWhenUsed="1"/>
+    <w:lsdException w:name="Table Columns 2" w:semiHidden="1" w:unhideWhenUsed="1"/>
+    <w:lsdException w:name="Table Columns 3" w:semiHidden="1" w:unhideWhenUsed="1"/>
+    <w:lsdException w:name="Table Columns 4" w:semiHidden="1" w:unhideWhenUsed="1"/>
+    <w:lsdException w:name="Table Columns 5" w:semiHidden="1" w:unhideWhenUsed="1"/>
+    <w:lsdException w:name="Table Grid 1" w:semiHidden="1" w:unhideWhenUsed="1"/>
+    <w:lsdException w:name="Table Grid 2" w:semiHidden="1" w:unhideWhenUsed="1"/>
+    <w:lsdException w:name="Table Grid 3" w:semiHidden="1" w:unhideWhenUsed="1"/>
+    <w:lsdException w:name="Table Grid 4" w:semiHidden="1" w:unhideWhenUsed="1"/>
+    <w:lsdException w:name="Table Grid 5" w:semiHidden="1" w:unhideWhenUsed="1"/>
+    <w:lsdException w:name="Table Grid 6" w:semiHidden="1" w:unhideWhenUsed="1"/>
+    <w:lsdException w:name="Table Grid 7" w:semiHidden="1" w:unhideWhenUsed="1"/>
+    <w:lsdException w:name="Table Grid 8" w:semiHidden="1" w:unhideWhenUsed="1"/>
+    <w:lsdException w:name="Table List 1" w:semiHidden="1" w:unhideWhenUsed="1"/>
+    <w:lsdException w:name="Table List 2" w:semiHidden="1" w:unhideWhenUsed="1"/>
+    <w:lsdException w:name="Table List 3" w:semiHidden="1" w:unhideWhenUsed="1"/>
+    <w:lsdException w:name="Table List 4" w:semiHidden="1" w:unhideWhenUsed="1"/>
+    <w:lsdException w:name="Table List 5" w:semiHidden="1" w:unhideWhenUsed="1"/>
+    <w:lsdException w:name="Table List 6" w:semiHidden="1" w:unhideWhenUsed="1"/>
+    <w:lsdException w:name="Table List 7" w:semiHidden="1" w:unhideWhenUsed="1"/>
+    <w:lsdException w:name="Table List 8" w:semiHidden="1" w:unhideWhenUsed="1"/>
+    <w:lsdException w:name="Table 3D effects 1" w:semiHidden="1" w:unhideWhenUsed="1"/>
+    <w:lsdException w:name="Table 3D effects 2" w:semiHidden="1" w:unhideWhenUsed="1"/>
+    <w:lsdException w:name="Table 3D effects 3" w:semiHidden="1" w:unhideWhenUsed="1"/>
+    <w:lsdException w:name="Table Contemporary" w:semiHidden="1" w:unhideWhenUsed="1"/>
+    <w:lsdException w:name="Table Elegant" w:semiHidden="1" w:unhideWhenUsed="1"/>
+    <w:lsdException w:name="Table Professional" w:semiHidden="1" w:unhideWhenUsed="1"/>
+    <w:lsdException w:name="Table Subtle 1" w:semiHidden="1" w:unhideWhenUsed="1"/>
+    <w:lsdException w:name="Table Subtle 2" w:semiHidden="1" w:unhideWhenUsed="1"/>
+    <w:lsdException w:name="Table Web 1" w:semiHidden="1" w:unhideWhenUsed="1"/>
+    <w:lsdException w:name="Table Web 2" w:semiHidden="1" w:unhideWhenUsed="1"/>
+    <w:lsdException w:name="Table Web 3" w:semiHidden="1" w:unhideWhenUsed="1"/>
+    <w:lsdException w:name="Balloon Text" w:semiHidden="1" w:unhideWhenUsed="1"/>
+    <w:lsdException w:name="Table Grid" w:uiPriority="39"/>
+    <w:lsdException w:name="Table Theme" w:semiHidden="1" w:unhideWhenUsed="1"/>
+    <w:lsdException w:name="Placeholder Text" w:semiHidden="1"/>
+    <w:lsdException w:name="No Spacing" w:uiPriority="1" w:qFormat="1"/>
+    <w:lsdException w:name="Light Shading" w:uiPriority="60"/>
+    <w:lsdException w:name="Light List" w:uiPriority="61"/>
+    <w:lsdException w:name="Light Grid" w:uiPriority="62"/>
+    <w:lsdException w:name="Medium Shading 1" w:uiPriority="63"/>
+    <w:lsdException w:name="Medium Shading 2" w:uiPriority="64"/>
+    <w:lsdException w:name="Medium List 1" w:uiPriority="65"/>
+    <w:lsdException w:name="Medium List 2" w:uiPriority="66"/>
+    <w:lsdException w:name="Medium Grid 1" w:uiPriority="67"/>
+    <w:lsdException w:name="Medium Grid 2" w:uiPriority="68"/>
+    <w:lsdException w:name="Medium Grid 3" w:uiPriority="69"/>
+    <w:lsdException w:name="Dark List" w:uiPriority="70"/>
+    <w:lsdException w:name="Colorful Shading" w:uiPriority="71"/>
+    <w:lsdException w:name="Colorful List" w:uiPriority="72"/>
+    <w:lsdException w:name="Colorful Grid" w:uiPriority="73"/>
+    <w:lsdException w:name="Light Shading Accent 1" w:uiPriority="60"/>
+    <w:lsdException w:name="Light List Accent 1" w:uiPriority="61"/>
+    <w:lsdException w:name="Light Grid Accent 1" w:uiPriority="62"/>
+    <w:lsdException w:name="Medium Shading 1 Accent 1" w:uiPriority="63"/>
+    <w:lsdException w:name="Medium Shading 2 Accent 1" w:uiPriority="64"/>
+    <w:lsdException w:name="Medium List 1 Accent 1" w:uiPriority="65"/>
+    <w:lsdException w:name="Revision" w:semiHidden="1"/>
+    <w:lsdException w:name="List Paragraph" w:uiPriority="34" w:qFormat="1"/>
+    <w:lsdException w:name="Quote" w:uiPriority="29" w:qFormat="1"/>
+    <w:lsdException w:name="Intense Quote" w:uiPriority="30" w:qFormat="1"/>
+    <w:lsdException w:name="Medium List 2 Accent 1" w:uiPriority="66"/>
+    <w:lsdException w:name="Medium Grid 1 Accent 1" w:uiPriority="67"/>
+    <w:lsdException w:name="Medium Grid 2 Accent 1" w:uiPriority="68"/>
+    <w:lsdException w:name="Medium Grid 3 Accent 1" w:uiPriority="69"/>
+    <w:lsdException w:name="Dark List Accent 1" w:uiPriority="70"/>
+    <w:lsdException w:name="Colorful Shading Accent 1" w:uiPriority="71"/>
+    <w:lsdException w:name="Colorful List Accent 1" w:uiPriority="72"/>
+    <w:lsdException w:name="Colorful Grid Accent 1" w:uiPriority="73"/>
+    <w:lsdException w:name="Light Shading Accent 2" w:uiPriority="60"/>
+    <w:lsdException w:name="Light List Accent 2" w:uiPriority="61"/>
+    <w:lsdException w:name="Light Grid Accent 2" w:uiPriority="62"/>
+    <w:lsdException w:name="Medium Shading 1 Accent 2" w:uiPriority="63"/>
+    <w:lsdException w:name="Medium Shading 2 Accent 2" w:uiPriority="64"/>
+    <w:lsdException w:name="Medium List 1 Accent 2" w:uiPriority="65"/>
+    <w:lsdException w:name="Medium List 2 Accent 2" w:uiPriority="66"/>
+    <w:lsdException w:name="Medium Grid 1 Accent 2" w:uiPriority="67"/>
+    <w:lsdException w:name="Medium Grid 2 Accent 2" w:uiPriority="68"/>
+    <w:lsdException w:name="Medium Grid 3 Accent 2" w:uiPriority="69"/>
+    <w:lsdException w:name="Dark List Accent 2" w:uiPriority="70"/>
+    <w:lsdException w:name="Colorful Shading Accent 2" w:uiPriority="71"/>
+    <w:lsdException w:name="Colorful List Accent 2" w:uiPriority="72"/>
+    <w:lsdException w:name="Colorful Grid Accent 2" w:uiPriority="73"/>
+    <w:lsdException w:name="Light Shading Accent 3" w:uiPriority="60"/>
+    <w:lsdException w:name="Light List Accent 3" w:uiPriority="61"/>
+    <w:lsdException w:name="Light Grid Accent 3" w:uiPriority="62"/>
+    <w:lsdException w:name="Medium Shading 1 Accent 3" w:uiPriority="63"/>
+    <w:lsdException w:name="Medium Shading 2 Accent 3" w:uiPriority="64"/>
+    <w:lsdException w:name="Medium List 1 Accent 3" w:uiPriority="65"/>
+    <w:lsdException w:name="Medium List 2 Accent 3" w:uiPriority="66"/>
+    <w:lsdException w:name="Medium Grid 1 Accent 3" w:uiPriority="67"/>
+    <w:lsdException w:name="Medium Grid 2 Accent 3" w:uiPriority="68"/>
+    <w:lsdException w:name="Medium Grid 3 Accent 3" w:uiPriority="69"/>
+    <w:lsdException w:name="Dark List Accent 3" w:uiPriority="70"/>
+    <w:lsdException w:name="Colorful Shading Accent 3" w:uiPriority="71"/>
+    <w:lsdException w:name="Colorful List Accent 3" w:uiPriority="72"/>
+    <w:lsdException w:name="Colorful Grid Accent 3" w:uiPriority="73"/>
+    <w:lsdException w:name="Light Shading Accent 4" w:uiPriority="60"/>
+    <w:lsdException w:name="Light List Accent 4" w:uiPriority="61"/>
+    <w:lsdException w:name="Light Grid Accent 4" w:uiPriority="62"/>
+    <w:lsdException w:name="Medium Shading 1 Accent 4" w:uiPriority="63"/>
+    <w:lsdException w:name="Medium Shading 2 Accent 4" w:uiPriority="64"/>
+    <w:lsdException w:name="Medium List 1 Accent 4" w:uiPriority="65"/>
+    <w:lsdException w:name="Medium List 2 Accent 4" w:uiPriority="66"/>
+    <w:lsdException w:name="Medium Grid 1 Accent 4" w:uiPriority="67"/>
+    <w:lsdException w:name="Medium Grid 2 Accent 4" w:uiPriority="68"/>
+    <w:lsdException w:name="Medium Grid 3 Accent 4" w:uiPriority="69"/>
+    <w:lsdException w:name="Dark List Accent 4" w:uiPriority="70"/>
+    <w:lsdException w:name="Colorful Shading Accent 4" w:uiPriority="71"/>
+    <w:lsdException w:name="Colorful List Accent 4" w:uiPriority="72"/>
+    <w:lsdException w:name="Colorful Grid Accent 4" w:uiPriority="73"/>
+    <w:lsdException w:name="Light Shading Accent 5" w:uiPriority="60"/>
+    <w:lsdException w:name="Light List Accent 5" w:uiPriority="61"/>
+    <w:lsdException w:name="Light Grid Accent 5" w:uiPriority="62"/>
+    <w:lsdException w:name="Medium Shading 1 Accent 5" w:uiPriority="63"/>
+    <w:lsdException w:name="Medium Shading 2 Accent 5" w:uiPriority="64"/>
+    <w:lsdException w:name="Medium List 1 Accent 5" w:uiPriority="65"/>
+    <w:lsdException w:name="Medium List 2 Accent 5" w:uiPriority="66"/>
+    <w:lsdException w:name="Medium Grid 1 Accent 5" w:uiPriority="67"/>
+    <w:lsdException w:name="Medium Grid 2 Accent 5" w:uiPriority="68"/>
+    <w:lsdException w:name="Medium Grid 3 Accent 5" w:uiPriority="69"/>
+    <w:lsdException w:name="Dark List Accent 5" w:uiPriority="70"/>
+    <w:lsdException w:name="Colorful Shading Accent 5" w:uiPriority="71"/>
+    <w:lsdException w:name="Colorful List Accent 5" w:uiPriority="72"/>
+    <w:lsdException w:name="Colorful Grid Accent 5" w:uiPriority="73"/>
+    <w:lsdException w:name="Light Shading Accent 6" w:uiPriority="60"/>
+    <w:lsdException w:name="Light List Accent 6" w:uiPriority="61"/>
+    <w:lsdException w:name="Light Grid Accent 6" w:uiPriority="62"/>
+    <w:lsdException w:name="Medium Shading 1 Accent 6" w:uiPriority="63"/>
+    <w:lsdException w:name="Medium Shading 2 Accent 6" w:uiPriority="64"/>
+    <w:lsdException w:name="Medium List 1 Accent 6" w:uiPriority="65"/>
+    <w:lsdException w:name="Medium List 2 Accent 6" w:uiPriority="66"/>
+    <w:lsdException w:name="Medium Grid 1 Accent 6" w:uiPriority="67"/>
+    <w:lsdException w:name="Medium Grid 2 Accent 6" w:uiPriority="68"/>
+    <w:lsdException w:name="Medium Grid 3 Accent 6" w:uiPriority="69"/>
+    <w:lsdException w:name="Dark List Accent 6" w:uiPriority="70"/>
+    <w:lsdException w:name="Colorful Shading Accent 6" w:uiPriority="71"/>
+    <w:lsdException w:name="Colorful List Accent 6" w:uiPriority="72"/>
+    <w:lsdException w:name="Colorful Grid Accent 6" w:uiPriority="73"/>
+    <w:lsdException w:name="Subtle Emphasis" w:uiPriority="19" w:qFormat="1"/>
+    <w:lsdException w:name="Intense Emphasis" w:uiPriority="21" w:qFormat="1"/>
+    <w:lsdException w:name="Subtle Reference" w:uiPriority="31" w:qFormat="1"/>
+    <w:lsdException w:name="Intense Reference" w:uiPriority="32" w:qFormat="1"/>
+    <w:lsdException w:name="Book Title" w:uiPriority="33" w:qFormat="1"/>
+    <w:lsdException w:name="Bibliography" w:semiHidden="1" w:uiPriority="37" w:unhideWhenUsed="1"/>
+    <w:lsdException w:name="TOC Heading" w:semiHidden="1" w:uiPriority="39" w:unhideWhenUsed="1" w:qFormat="1"/>
+    <w:lsdException w:name="Plain Table 1" w:uiPriority="41"/>
+    <w:lsdException w:name="Plain Table 2" w:uiPriority="42"/>
+    <w:lsdException w:name="Plain Table 3" w:uiPriority="43"/>
+    <w:lsdException w:name="Plain Table 4" w:uiPriority="44"/>
+    <w:lsdException w:name="Plain Table 5" w:uiPriority="45"/>
+    <w:lsdException w:name="Grid Table Light" w:uiPriority="40"/>
+    <w:lsdException w:name="Grid Table 1 Light" w:uiPriority="46"/>
+    <w:lsdException w:name="Grid Table 2" w:uiPriority="47"/>
+    <w:lsdException w:name="Grid Table 3" w:uiPriority="48"/>
+    <w:lsdException w:name="Grid Table 4" w:uiPriority="49"/>
+    <w:lsdException w:name="Grid Table 5 Dark" w:uiPriority="50"/>
+    <w:lsdException w:name="Grid Table 6 Colorful" w:uiPriority="51"/>
+    <w:lsdException w:name="Grid Table 7 Colorful" w:uiPriority="52"/>
+    <w:lsdException w:name="Grid Table 1 Light Accent 1" w:uiPriority="46"/>
+    <w:lsdException w:name="Grid Table 2 Accent 1" w:uiPriority="47"/>
+    <w:lsdException w:name="Grid Table 3 Accent 1" w:uiPriority="48"/>
+    <w:lsdException w:name="Grid Table 4 Accent 1" w:uiPriority="49"/>
+    <w:lsdException w:name="Grid Table 5 Dark Accent 1" w:uiPriority="50"/>
+    <w:lsdException w:name="Grid Table 6 Colorful Accent 1" w:uiPriority="51"/>
+    <w:lsdException w:name="Grid Table 7 Colorful Accent 1" w:uiPriority="52"/>
+    <w:lsdException w:name="Grid Table 1 Light Accent 2" w:uiPriority="46"/>
+    <w:lsdException w:name="Grid Table 2 Accent 2" w:uiPriority="47"/>
+    <w:lsdException w:name="Grid Table 3 Accent 2" w:uiPriority="48"/>
+    <w:lsdException w:name="Grid Table 4 Accent 2" w:uiPriority="49"/>
+    <w:lsdException w:name="Grid Table 5 Dark Accent 2" w:uiPriority="50"/>
+    <w:lsdException w:name="Grid Table 6 Colorful Accent 2" w:uiPriority="51"/>
+    <w:lsdException w:name="Grid Table 7 Colorful Accent 2" w:uiPriority="52"/>
+    <w:lsdException w:name="Grid Table 1 Light Accent 3" w:uiPriority="46"/>
+    <w:lsdException w:name="Grid Table 2 Accent 3" w:uiPriority="47"/>
+    <w:lsdException w:name="Grid Table 3 Accent 3" w:uiPriority="48"/>
+    <w:lsdException w:name="Grid Table 4 Accent 3" w:uiPriority="49"/>
+    <w:lsdException w:name="Grid Table 5 Dark Accent 3" w:uiPriority="50"/>
+    <w:lsdException w:name="Grid Table 6 Colorful Accent 3" w:uiPriority="51"/>
+    <w:lsdException w:name="Grid Table 7 Colorful Accent 3" w:uiPriority="52"/>
+    <w:lsdException w:name="Grid Table 1 Light Accent 4" w:uiPriority="46"/>
+    <w:lsdException w:name="Grid Table 2 Accent 4" w:uiPriority="47"/>
+    <w:lsdException w:name="Grid Table 3 Accent 4" w:uiPriority="48"/>
+    <w:lsdException w:name="Grid Table 4 Accent 4" w:uiPriority="49"/>
+    <w:lsdException w:name="Grid Table 5 Dark Accent 4" w:uiPriority="50"/>
+    <w:lsdException w:name="Grid Table 6 Colorful Accent 4" w:uiPriority="51"/>
+    <w:lsdException w:name="Grid Table 7 Colorful Accent 4" w:uiPriority="52"/>
+    <w:lsdException w:name="Grid Table 1 Light Accent 5" w:uiPriority="46"/>
+    <w:lsdException w:name="Grid Table 2 Accent 5" w:uiPriority="47"/>
+    <w:lsdException w:name="Grid Table 3 Accent 5" w:uiPriority="48"/>
+    <w:lsdException w:name="Grid Table 4 Accent 5" w:uiPriority="49"/>
+    <w:lsdException w:name="Grid Table 5 Dark Accent 5" w:uiPriority="50"/>
+    <w:lsdException w:name="Grid Table 6 Colorful Accent 5" w:uiPriority="51"/>
+    <w:lsdException w:name="Grid Table 7 Colorful Accent 5" w:uiPriority="52"/>
+    <w:lsdException w:name="Grid Table 1 Light Accent 6" w:uiPriority="46"/>
+    <w:lsdException w:name="Grid Table 2 Accent 6" w:uiPriority="47"/>
+    <w:lsdException w:name="Grid Table 3 Accent 6" w:uiPriority="48"/>
+    <w:lsdException w:name="Grid Table 4 Accent 6" w:uiPriority="49"/>
+    <w:lsdException w:name="Grid Table 5 Dark Accent 6" w:uiPriority="50"/>
+    <w:lsdException w:name="Grid Table 6 Colorful Accent 6" w:uiPriority="51"/>
+    <w:lsdException w:name="Grid Table 7 Colorful Accent 6" w:uiPriority="52"/>
+    <w:lsdException w:name="List Table 1 Light" w:uiPriority="46"/>
+    <w:lsdException w:name="List Table 2" w:uiPriority="47"/>
+    <w:lsdException w:name="List Table 3" w:uiPriority="48"/>
+    <w:lsdException w:name="List Table 4" w:uiPriority="49"/>
+    <w:lsdException w:name="List Table 5 Dark" w:uiPriority="50"/>
+    <w:lsdException w:name="List Table 6 Colorful" w:uiPriority="51"/>
+    <w:lsdException w:name="List Table 7 Colorful" w:uiPriority="52"/>
+    <w:lsdException w:name="List Table 1 Light Accent 1" w:uiPriority="46"/>
+    <w:lsdException w:name="List Table 2 Accent 1" w:uiPriority="47"/>
+    <w:lsdException w:name="List Table 3 Accent 1" w:uiPriority="48"/>
+    <w:lsdException w:name="List Table 4 Accent 1" w:uiPriority="49"/>
+    <w:lsdException w:name="List Table 5 Dark Accent 1" w:uiPriority="50"/>
+    <w:lsdException w:name="List Table 6 Colorful Accent 1" w:uiPriority="51"/>
+    <w:lsdException w:name="List Table 7 Colorful Accent 1" w:uiPriority="52"/>
+    <w:lsdException w:name="List Table 1 Light Accent 2" w:uiPriority="46"/>
+    <w:lsdException w:name="List Table 2 Accent 2" w:uiPriority="47"/>
+    <w:lsdException w:name="List Table 3 Accent 2" w:uiPriority="48"/>
+    <w:lsdException w:name="List Table 4 Accent 2" w:uiPriority="49"/>
+    <w:lsdException w:name="List Table 5 Dark Accent 2" w:uiPriority="50"/>
+    <w:lsdException w:name="List Table 6 Colorful Accent 2" w:uiPriority="51"/>
+    <w:lsdException w:name="List Table 7 Colorful Accent 2" w:uiPriority="52"/>
+    <w:lsdException w:name="List Table 1 Light Accent 3" w:uiPriority="46"/>
+    <w:lsdException w:name="List Table 2 Accent 3" w:uiPriority="47"/>
+    <w:lsdException w:name="List Table 3 Accent 3" w:uiPriority="48"/>
+    <w:lsdException w:name="List Table 4 Accent 3" w:uiPriority="49"/>
+    <w:lsdException w:name="List Table 5 Dark Accent 3" w:uiPriority="50"/>
+    <w:lsdException w:name="List Table 6 Colorful Accent 3" w:uiPriority="51"/>
+    <w:lsdException w:name="List Table 7 Colorful Accent 3" w:uiPriority="52"/>
+    <w:lsdException w:name="List Table 1 Light Accent 4" w:uiPriority="46"/>
+    <w:lsdException w:name="List Table 2 Accent 4" w:uiPriority="47"/>
+    <w:lsdException w:name="List Table 3 Accent 4" w:uiPriority="48"/>
+    <w:lsdException w:name="List Table 4 Accent 4" w:uiPriority="49"/>
+    <w:lsdException w:name="List Table 5 Dark Accent 4" w:uiPriority="50"/>
+    <w:lsdException w:name="List Table 6 Colorful Accent 4" w:uiPriority="51"/>
+    <w:lsdException w:name="List Table 7 Colorful Accent 4" w:uiPriority="52"/>
+    <w:lsdException w:name="List Table 1 Light Accent 5" w:uiPriority="46"/>
+    <w:lsdException w:name="List Table 2 Accent 5" w:uiPriority="47"/>
+    <w:lsdException w:name="List Table 3 Accent 5" w:uiPriority="48"/>
+    <w:lsdException w:name="List Table 4 Accent 5" w:uiPriority="49"/>
+    <w:lsdException w:name="List Table 5 Dark Accent 5" w:uiPriority="50"/>
+    <w:lsdException w:name="List Table 6 Colorful Accent 5" w:uiPriority="51"/>
+    <w:lsdException w:name="List Table 7 Colorful Accent 5" w:uiPriority="52"/>
+    <w:lsdException w:name="List Table 1 Light Accent 6" w:uiPriority="46"/>
+    <w:lsdException w:name="List Table 2 Accent 6" w:uiPriority="47"/>
+    <w:lsdException w:name="List Table 3 Accent 6" w:uiPriority="48"/>
+    <w:lsdException w:name="List Table 4 Accent 6" w:uiPriority="49"/>
+    <w:lsdException w:name="List Table 5 Dark Accent 6" w:uiPriority="50"/>
+    <w:lsdException w:name="List Table 6 Colorful Accent 6" w:uiPriority="51"/>
+    <w:lsdException w:name="List Table 7 Colorful Accent 6" w:uiPriority="52"/>
+    <w:lsdException w:name="Mention" w:semiHidden="1" w:unhideWhenUsed="1"/>
+    <w:lsdException w:name="Smart Hyperlink" w:semiHidden="1" w:unhideWhenUsed="1"/>
+    <w:lsdException w:name="Hashtag" w:semiHidden="1" w:unhideWhenUsed="1"/>
+    <w:lsdException w:name="Unresolved Mention" w:semiHidden="1" w:unhideWhenUsed="1"/>
+    <w:lsdException w:name="Smart Link" w:semiHidden="1" w:unhideWhenUsed="1"/>
+  </w:latentStyles>
+  <w:style w:type="paragraph" w:default="1" w:styleId="Normal">
+    <w:name w:val="Normal"/>
     <w:qFormat/>
-    <w:rPr>
-      <w:sz w:val="56"/>
-      <w:szCs w:val="56"/>
-    </w:rPr>
   </w:style>
   <w:style w:type="paragraph" w:styleId="Heading1">
-    <w:name w:val="Heading 1"/>
-    <w:basedOn w:val="Normal"/>
-    <w:next w:val="Normal"/>
+    <w:name w:val="heading 1"/>
+    <w:uiPriority w:val="9"/>
     <w:qFormat/>
+    <w:pPr>
+      <w:spacing w:before="360" w:after="200"/>
+      <w:outlineLvl w:val="0"/>
+    </w:pPr>
     <w:rPr>
-      <w:color w:val="2E74B5"/>
+      <w:b/>
+      <w:bCs/>
+      <w:color w:val="1F3864"/>
       <w:sz w:val="32"/>
       <w:szCs w:val="32"/>
     </w:rPr>
   </w:style>
   <w:style w:type="paragraph" w:styleId="Heading2">
-    <w:name w:val="Heading 2"/>
-    <w:basedOn w:val="Normal"/>
-    <w:next w:val="Normal"/>
+    <w:name w:val="heading 2"/>
+    <w:uiPriority w:val="9"/>
+    <w:unhideWhenUsed/>
     <w:qFormat/>
+    <w:pPr>
+      <w:spacing w:before="240" w:after="160"/>
+      <w:outlineLvl w:val="1"/>
+    </w:pPr>
     <w:rPr>
-      <w:color w:val="2E74B5"/>
+      <w:b/>
+      <w:bCs/>
+      <w:color w:val="2E75B6"/>
       <w:sz w:val="26"/>
       <w:szCs w:val="26"/>
     </w:rPr>
   </w:style>
   <w:style w:type="paragraph" w:styleId="Heading3">
-    <w:name w:val="Heading 3"/>
-    <w:basedOn w:val="Normal"/>
-    <w:next w:val="Normal"/>
+    <w:name w:val="heading 3"/>
+    <w:uiPriority w:val="9"/>
+    <w:semiHidden/>
+    <w:unhideWhenUsed/>
     <w:qFormat/>
+    <w:pPr>
+      <w:outlineLvl w:val="2"/>
+    </w:pPr>
     <w:rPr>
       <w:color w:val="1F4D78"/>
       <w:sz w:val="24"/>
@@ -2737,10 +4511,14 @@
     </w:rPr>
   </w:style>
   <w:style w:type="paragraph" w:styleId="Heading4">
-    <w:name w:val="Heading 4"/>
-    <w:basedOn w:val="Normal"/>
-    <w:next w:val="Normal"/>
+    <w:name w:val="heading 4"/>
+    <w:uiPriority w:val="9"/>
+    <w:semiHidden/>
+    <w:unhideWhenUsed/>
     <w:qFormat/>
+    <w:pPr>
+      <w:outlineLvl w:val="3"/>
+    </w:pPr>
     <w:rPr>
       <w:i/>
       <w:iCs/>
@@ -2748,27 +4526,69 @@
     </w:rPr>
   </w:style>
   <w:style w:type="paragraph" w:styleId="Heading5">
-    <w:name w:val="Heading 5"/>
-    <w:basedOn w:val="Normal"/>
-    <w:next w:val="Normal"/>
+    <w:name w:val="heading 5"/>
+    <w:uiPriority w:val="9"/>
+    <w:semiHidden/>
+    <w:unhideWhenUsed/>
     <w:qFormat/>
+    <w:pPr>
+      <w:outlineLvl w:val="4"/>
+    </w:pPr>
     <w:rPr>
       <w:color w:val="2E74B5"/>
     </w:rPr>
   </w:style>
   <w:style w:type="paragraph" w:styleId="Heading6">
-    <w:name w:val="Heading 6"/>
-    <w:basedOn w:val="Normal"/>
-    <w:next w:val="Normal"/>
+    <w:name w:val="heading 6"/>
+    <w:uiPriority w:val="9"/>
+    <w:semiHidden/>
+    <w:unhideWhenUsed/>
     <w:qFormat/>
+    <w:pPr>
+      <w:outlineLvl w:val="5"/>
+    </w:pPr>
     <w:rPr>
       <w:color w:val="1F4D78"/>
     </w:rPr>
   </w:style>
-  <w:style w:type="paragraph" w:styleId="Strong">
-    <w:name w:val="Strong"/>
-    <w:basedOn w:val="Normal"/>
-    <w:next w:val="Normal"/>
+  <w:style w:type="character" w:default="1" w:styleId="DefaultParagraphFont">
+    <w:name w:val="Default Paragraph Font"/>
+    <w:uiPriority w:val="1"/>
+    <w:semiHidden/>
+    <w:unhideWhenUsed/>
+  </w:style>
+  <w:style w:type="table" w:default="1" w:styleId="TableNormal">
+    <w:name w:val="Normal Table"/>
+    <w:uiPriority w:val="99"/>
+    <w:semiHidden/>
+    <w:unhideWhenUsed/>
+    <w:tblPr>
+      <w:tblInd w:w="0" w:type="dxa"/>
+      <w:tblCellMar>
+        <w:top w:w="0" w:type="dxa"/>
+        <w:left w:w="108" w:type="dxa"/>
+        <w:bottom w:w="0" w:type="dxa"/>
+        <w:right w:w="108" w:type="dxa"/>
+      </w:tblCellMar>
+    </w:tblPr>
+  </w:style>
+  <w:style w:type="numbering" w:default="1" w:styleId="NoList">
+    <w:name w:val="No List"/>
+    <w:uiPriority w:val="99"/>
+    <w:semiHidden/>
+    <w:unhideWhenUsed/>
+  </w:style>
+  <w:style w:type="paragraph" w:styleId="Title">
+    <w:name w:val="Title"/>
+    <w:uiPriority w:val="10"/>
+    <w:qFormat/>
+    <w:rPr>
+      <w:sz w:val="56"/>
+      <w:szCs w:val="56"/>
+    </w:rPr>
+  </w:style>
+  <w:style w:type="paragraph" w:customStyle="1" w:styleId="Strong1">
+    <w:name w:val="Strong1"/>
     <w:qFormat/>
     <w:rPr>
       <w:b/>
@@ -2777,12 +4597,10 @@
   </w:style>
   <w:style w:type="paragraph" w:styleId="ListParagraph">
     <w:name w:val="List Paragraph"/>
-    <w:basedOn w:val="Normal"/>
     <w:qFormat/>
   </w:style>
   <w:style w:type="character" w:styleId="Hyperlink">
     <w:name w:val="Hyperlink"/>
-    <w:basedOn w:val="DefaultParagraphFont"/>
     <w:uiPriority w:val="99"/>
     <w:unhideWhenUsed/>
     <w:rPr>
@@ -2792,7 +4610,6 @@
   </w:style>
   <w:style w:type="character" w:styleId="FootnoteReference">
     <w:name w:val="footnote reference"/>
-    <w:basedOn w:val="DefaultParagraphFont"/>
     <w:uiPriority w:val="99"/>
     <w:semiHidden/>
     <w:unhideWhenUsed/>
@@ -2802,22 +4619,17 @@
   </w:style>
   <w:style w:type="paragraph" w:styleId="FootnoteText">
     <w:name w:val="footnote text"/>
-    <w:basedOn w:val="Normal"/>
     <w:link w:val="FootnoteTextChar"/>
     <w:uiPriority w:val="99"/>
     <w:semiHidden/>
     <w:unhideWhenUsed/>
-    <w:pPr>
-      <w:spacing w:after="0" w:line="240" w:lineRule="auto"/>
-    </w:pPr>
     <w:rPr>
       <w:sz w:val="20"/>
       <w:szCs w:val="20"/>
     </w:rPr>
   </w:style>
-  <w:style w:type="character" w:styleId="FootnoteTextChar">
+  <w:style w:type="character" w:customStyle="1" w:styleId="FootnoteTextChar">
     <w:name w:val="Footnote Text Char"/>
-    <w:basedOn w:val="DefaultParagraphFont"/>
     <w:link w:val="FootnoteText"/>
     <w:uiPriority w:val="99"/>
     <w:semiHidden/>
@@ -2829,7 +4641,6 @@
   </w:style>
   <w:style w:type="character" w:styleId="EndnoteReference">
     <w:name w:val="endnote reference"/>
-    <w:basedOn w:val="DefaultParagraphFont"/>
     <w:uiPriority w:val="99"/>
     <w:semiHidden/>
     <w:unhideWhenUsed/>
@@ -2839,22 +4650,17 @@
   </w:style>
   <w:style w:type="paragraph" w:styleId="EndnoteText">
     <w:name w:val="endnote text"/>
-    <w:basedOn w:val="Normal"/>
     <w:link w:val="EndnoteTextChar"/>
     <w:uiPriority w:val="99"/>
     <w:semiHidden/>
     <w:unhideWhenUsed/>
-    <w:pPr>
-      <w:spacing w:after="0" w:line="240" w:lineRule="auto"/>
-    </w:pPr>
     <w:rPr>
       <w:sz w:val="20"/>
       <w:szCs w:val="20"/>
     </w:rPr>
   </w:style>
-  <w:style w:type="character" w:styleId="EndnoteTextChar">
+  <w:style w:type="character" w:customStyle="1" w:styleId="EndnoteTextChar">
     <w:name w:val="Endnote Text Char"/>
-    <w:basedOn w:val="DefaultParagraphFont"/>
     <w:link w:val="EndnoteText"/>
     <w:uiPriority w:val="99"/>
     <w:semiHidden/>
@@ -2864,41 +4670,345 @@
       <w:szCs w:val="20"/>
     </w:rPr>
   </w:style>
-  <w:style w:type="paragraph" w:styleId="Heading1">
-    <w:name w:val="Heading 1"/>
+  <w:style w:type="paragraph" w:styleId="TOC1">
+    <w:name w:val="toc 1"/>
     <w:basedOn w:val="Normal"/>
     <w:next w:val="Normal"/>
-    <w:qFormat/>
+    <w:autoRedefine/>
+    <w:uiPriority w:val="39"/>
+    <w:unhideWhenUsed/>
+    <w:rsid w:val="00221C1A"/>
     <w:pPr>
-      <w:spacing w:after="200" w:before="360"/>
-      <w:outlineLvl w:val="0"/>
+      <w:spacing w:after="100"/>
     </w:pPr>
-    <w:rPr>
-      <w:rFonts w:ascii="Arial" w:cs="Arial" w:eastAsia="Arial" w:hAnsi="Arial"/>
-      <w:b/>
-      <w:bCs/>
-      <w:color w:val="1F3864"/>
-      <w:sz w:val="32"/>
-      <w:szCs w:val="32"/>
-    </w:rPr>
   </w:style>
-  <w:style w:type="paragraph" w:styleId="Heading2">
-    <w:name w:val="Heading 2"/>
+  <w:style w:type="paragraph" w:styleId="TOC2">
+    <w:name w:val="toc 2"/>
     <w:basedOn w:val="Normal"/>
     <w:next w:val="Normal"/>
-    <w:qFormat/>
+    <w:autoRedefine/>
+    <w:uiPriority w:val="39"/>
+    <w:unhideWhenUsed/>
+    <w:rsid w:val="00221C1A"/>
     <w:pPr>
-      <w:spacing w:after="160" w:before="240"/>
-      <w:outlineLvl w:val="1"/>
+      <w:spacing w:after="100"/>
+      <w:ind w:left="220"/>
     </w:pPr>
-    <w:rPr>
-      <w:rFonts w:ascii="Arial" w:cs="Arial" w:eastAsia="Arial" w:hAnsi="Arial"/>
-      <w:b/>
-      <w:bCs/>
-      <w:color w:val="2E75B6"/>
-      <w:sz w:val="26"/>
-      <w:szCs w:val="26"/>
-    </w:rPr>
   </w:style>
 </w:styles>
+</file>
+
+<file path=word/theme/theme1.xml><?xml version="1.0" encoding="utf-8"?>
+<a:theme xmlns:a="http://schemas.openxmlformats.org/drawingml/2006/main" name="Office Theme">
+  <a:themeElements>
+    <a:clrScheme name="Office">
+      <a:dk1>
+        <a:sysClr val="windowText" lastClr="000000"/>
+      </a:dk1>
+      <a:lt1>
+        <a:sysClr val="window" lastClr="FFFFFF"/>
+      </a:lt1>
+      <a:dk2>
+        <a:srgbClr val="0E2841"/>
+      </a:dk2>
+      <a:lt2>
+        <a:srgbClr val="E8E8E8"/>
+      </a:lt2>
+      <a:accent1>
+        <a:srgbClr val="156082"/>
+      </a:accent1>
+      <a:accent2>
+        <a:srgbClr val="E97132"/>
+      </a:accent2>
+      <a:accent3>
+        <a:srgbClr val="196B24"/>
+      </a:accent3>
+      <a:accent4>
+        <a:srgbClr val="0F9ED5"/>
+      </a:accent4>
+      <a:accent5>
+        <a:srgbClr val="A02B93"/>
+      </a:accent5>
+      <a:accent6>
+        <a:srgbClr val="4EA72E"/>
+      </a:accent6>
+      <a:hlink>
+        <a:srgbClr val="467886"/>
+      </a:hlink>
+      <a:folHlink>
+        <a:srgbClr val="96607D"/>
+      </a:folHlink>
+    </a:clrScheme>
+    <a:fontScheme name="Office">
+      <a:majorFont>
+        <a:latin typeface="Aptos Display" panose="02110004020202020204"/>
+        <a:ea typeface=""/>
+        <a:cs typeface=""/>
+        <a:font script="Jpan" typeface="游ゴシック Light"/>
+        <a:font script="Hang" typeface="맑은 고딕"/>
+        <a:font script="Hans" typeface="等线 Light"/>
+        <a:font script="Hant" typeface="新細明體"/>
+        <a:font script="Arab" typeface="Times New Roman"/>
+        <a:font script="Hebr" typeface="Times New Roman"/>
+        <a:font script="Thai" typeface="Angsana New"/>
+        <a:font script="Ethi" typeface="Nyala"/>
+        <a:font script="Beng" typeface="Vrinda"/>
+        <a:font script="Gujr" typeface="Shruti"/>
+        <a:font script="Khmr" typeface="MoolBoran"/>
+        <a:font script="Knda" typeface="Tunga"/>
+        <a:font script="Guru" typeface="Raavi"/>
+        <a:font script="Cans" typeface="Euphemia"/>
+        <a:font script="Cher" typeface="Plantagenet Cherokee"/>
+        <a:font script="Yiii" typeface="Microsoft Yi Baiti"/>
+        <a:font script="Tibt" typeface="Microsoft Himalaya"/>
+        <a:font script="Thaa" typeface="MV Boli"/>
+        <a:font script="Deva" typeface="Mangal"/>
+        <a:font script="Telu" typeface="Gautami"/>
+        <a:font script="Taml" typeface="Latha"/>
+        <a:font script="Syrc" typeface="Estrangelo Edessa"/>
+        <a:font script="Orya" typeface="Kalinga"/>
+        <a:font script="Mlym" typeface="Kartika"/>
+        <a:font script="Laoo" typeface="DokChampa"/>
+        <a:font script="Sinh" typeface="Iskoola Pota"/>
+        <a:font script="Mong" typeface="Mongolian Baiti"/>
+        <a:font script="Viet" typeface="Times New Roman"/>
+        <a:font script="Uigh" typeface="Microsoft Uighur"/>
+        <a:font script="Geor" typeface="Sylfaen"/>
+        <a:font script="Armn" typeface="Arial"/>
+        <a:font script="Bugi" typeface="Leelawadee UI"/>
+        <a:font script="Bopo" typeface="Microsoft JhengHei"/>
+        <a:font script="Java" typeface="Javanese Text"/>
+        <a:font script="Lisu" typeface="Segoe UI"/>
+        <a:font script="Mymr" typeface="Myanmar Text"/>
+        <a:font script="Nkoo" typeface="Ebrima"/>
+        <a:font script="Olck" typeface="Nirmala UI"/>
+        <a:font script="Osma" typeface="Ebrima"/>
+        <a:font script="Phag" typeface="Phagspa"/>
+        <a:font script="Syrn" typeface="Estrangelo Edessa"/>
+        <a:font script="Syrj" typeface="Estrangelo Edessa"/>
+        <a:font script="Syre" typeface="Estrangelo Edessa"/>
+        <a:font script="Sora" typeface="Nirmala UI"/>
+        <a:font script="Tale" typeface="Microsoft Tai Le"/>
+        <a:font script="Talu" typeface="Microsoft New Tai Lue"/>
+        <a:font script="Tfng" typeface="Ebrima"/>
+      </a:majorFont>
+      <a:minorFont>
+        <a:latin typeface="Aptos" panose="02110004020202020204"/>
+        <a:ea typeface=""/>
+        <a:cs typeface=""/>
+        <a:font script="Jpan" typeface="游明朝"/>
+        <a:font script="Hang" typeface="맑은 고딕"/>
+        <a:font script="Hans" typeface="等线"/>
+        <a:font script="Hant" typeface="新細明體"/>
+        <a:font script="Arab" typeface="Arial"/>
+        <a:font script="Hebr" typeface="Arial"/>
+        <a:font script="Thai" typeface="Cordia New"/>
+        <a:font script="Ethi" typeface="Nyala"/>
+        <a:font script="Beng" typeface="Vrinda"/>
+        <a:font script="Gujr" typeface="Shruti"/>
+        <a:font script="Khmr" typeface="DaunPenh"/>
+        <a:font script="Knda" typeface="Tunga"/>
+        <a:font script="Guru" typeface="Raavi"/>
+        <a:font script="Cans" typeface="Euphemia"/>
+        <a:font script="Cher" typeface="Plantagenet Cherokee"/>
+        <a:font script="Yiii" typeface="Microsoft Yi Baiti"/>
+        <a:font script="Tibt" typeface="Microsoft Himalaya"/>
+        <a:font script="Thaa" typeface="MV Boli"/>
+        <a:font script="Deva" typeface="Mangal"/>
+        <a:font script="Telu" typeface="Gautami"/>
+        <a:font script="Taml" typeface="Latha"/>
+        <a:font script="Syrc" typeface="Estrangelo Edessa"/>
+        <a:font script="Orya" typeface="Kalinga"/>
+        <a:font script="Mlym" typeface="Kartika"/>
+        <a:font script="Laoo" typeface="DokChampa"/>
+        <a:font script="Sinh" typeface="Iskoola Pota"/>
+        <a:font script="Mong" typeface="Mongolian Baiti"/>
+        <a:font script="Viet" typeface="Arial"/>
+        <a:font script="Uigh" typeface="Microsoft Uighur"/>
+        <a:font script="Geor" typeface="Sylfaen"/>
+        <a:font script="Armn" typeface="Arial"/>
+        <a:font script="Bugi" typeface="Leelawadee UI"/>
+        <a:font script="Bopo" typeface="Microsoft JhengHei"/>
+        <a:font script="Java" typeface="Javanese Text"/>
+        <a:font script="Lisu" typeface="Segoe UI"/>
+        <a:font script="Mymr" typeface="Myanmar Text"/>
+        <a:font script="Nkoo" typeface="Ebrima"/>
+        <a:font script="Olck" typeface="Nirmala UI"/>
+        <a:font script="Osma" typeface="Ebrima"/>
+        <a:font script="Phag" typeface="Phagspa"/>
+        <a:font script="Syrn" typeface="Estrangelo Edessa"/>
+        <a:font script="Syrj" typeface="Estrangelo Edessa"/>
+        <a:font script="Syre" typeface="Estrangelo Edessa"/>
+        <a:font script="Sora" typeface="Nirmala UI"/>
+        <a:font script="Tale" typeface="Microsoft Tai Le"/>
+        <a:font script="Talu" typeface="Microsoft New Tai Lue"/>
+        <a:font script="Tfng" typeface="Ebrima"/>
+      </a:minorFont>
+    </a:fontScheme>
+    <a:fmtScheme name="Office">
+      <a:fillStyleLst>
+        <a:solidFill>
+          <a:schemeClr val="phClr"/>
+        </a:solidFill>
+        <a:gradFill rotWithShape="1">
+          <a:gsLst>
+            <a:gs pos="0">
+              <a:schemeClr val="phClr">
+                <a:lumMod val="110000"/>
+                <a:satMod val="105000"/>
+                <a:tint val="67000"/>
+              </a:schemeClr>
+            </a:gs>
+            <a:gs pos="50000">
+              <a:schemeClr val="phClr">
+                <a:lumMod val="105000"/>
+                <a:satMod val="103000"/>
+                <a:tint val="73000"/>
+              </a:schemeClr>
+            </a:gs>
+            <a:gs pos="100000">
+              <a:schemeClr val="phClr">
+                <a:lumMod val="105000"/>
+                <a:satMod val="109000"/>
+                <a:tint val="81000"/>
+              </a:schemeClr>
+            </a:gs>
+          </a:gsLst>
+          <a:lin ang="5400000" scaled="0"/>
+        </a:gradFill>
+        <a:gradFill rotWithShape="1">
+          <a:gsLst>
+            <a:gs pos="0">
+              <a:schemeClr val="phClr">
+                <a:satMod val="103000"/>
+                <a:lumMod val="102000"/>
+                <a:tint val="94000"/>
+              </a:schemeClr>
+            </a:gs>
+            <a:gs pos="50000">
+              <a:schemeClr val="phClr">
+                <a:satMod val="110000"/>
+                <a:lumMod val="100000"/>
+                <a:shade val="100000"/>
+              </a:schemeClr>
+            </a:gs>
+            <a:gs pos="100000">
+              <a:schemeClr val="phClr">
+                <a:lumMod val="99000"/>
+                <a:satMod val="120000"/>
+                <a:shade val="78000"/>
+              </a:schemeClr>
+            </a:gs>
+          </a:gsLst>
+          <a:lin ang="5400000" scaled="0"/>
+        </a:gradFill>
+      </a:fillStyleLst>
+      <a:lnStyleLst>
+        <a:ln w="12700" cap="flat" cmpd="sng" algn="ctr">
+          <a:solidFill>
+            <a:schemeClr val="phClr"/>
+          </a:solidFill>
+          <a:prstDash val="solid"/>
+          <a:miter lim="800000"/>
+        </a:ln>
+        <a:ln w="19050" cap="flat" cmpd="sng" algn="ctr">
+          <a:solidFill>
+            <a:schemeClr val="phClr"/>
+          </a:solidFill>
+          <a:prstDash val="solid"/>
+          <a:miter lim="800000"/>
+        </a:ln>
+        <a:ln w="25400" cap="flat" cmpd="sng" algn="ctr">
+          <a:solidFill>
+            <a:schemeClr val="phClr"/>
+          </a:solidFill>
+          <a:prstDash val="solid"/>
+          <a:miter lim="800000"/>
+        </a:ln>
+      </a:lnStyleLst>
+      <a:effectStyleLst>
+        <a:effectStyle>
+          <a:effectLst/>
+        </a:effectStyle>
+        <a:effectStyle>
+          <a:effectLst/>
+        </a:effectStyle>
+        <a:effectStyle>
+          <a:effectLst>
+            <a:outerShdw blurRad="57150" dist="19050" dir="5400000" algn="ctr" rotWithShape="0">
+              <a:srgbClr val="000000">
+                <a:alpha val="63000"/>
+              </a:srgbClr>
+            </a:outerShdw>
+          </a:effectLst>
+        </a:effectStyle>
+      </a:effectStyleLst>
+      <a:bgFillStyleLst>
+        <a:solidFill>
+          <a:schemeClr val="phClr"/>
+        </a:solidFill>
+        <a:solidFill>
+          <a:schemeClr val="phClr">
+            <a:tint val="95000"/>
+            <a:satMod val="170000"/>
+          </a:schemeClr>
+        </a:solidFill>
+        <a:gradFill rotWithShape="1">
+          <a:gsLst>
+            <a:gs pos="0">
+              <a:schemeClr val="phClr">
+                <a:tint val="93000"/>
+                <a:satMod val="150000"/>
+                <a:shade val="98000"/>
+                <a:lumMod val="102000"/>
+              </a:schemeClr>
+            </a:gs>
+            <a:gs pos="50000">
+              <a:schemeClr val="phClr">
+                <a:tint val="98000"/>
+                <a:satMod val="130000"/>
+                <a:shade val="90000"/>
+                <a:lumMod val="103000"/>
+              </a:schemeClr>
+            </a:gs>
+            <a:gs pos="100000">
+              <a:schemeClr val="phClr">
+                <a:shade val="63000"/>
+                <a:satMod val="120000"/>
+              </a:schemeClr>
+            </a:gs>
+          </a:gsLst>
+          <a:lin ang="5400000" scaled="0"/>
+        </a:gradFill>
+      </a:bgFillStyleLst>
+    </a:fmtScheme>
+  </a:themeElements>
+  <a:objectDefaults>
+    <a:lnDef>
+      <a:spPr/>
+      <a:bodyPr/>
+      <a:lstStyle/>
+      <a:style>
+        <a:lnRef idx="2">
+          <a:schemeClr val="accent1"/>
+        </a:lnRef>
+        <a:fillRef idx="0">
+          <a:schemeClr val="accent1"/>
+        </a:fillRef>
+        <a:effectRef idx="1">
+          <a:schemeClr val="accent1"/>
+        </a:effectRef>
+        <a:fontRef idx="minor">
+          <a:schemeClr val="tx1"/>
+        </a:fontRef>
+      </a:style>
+    </a:lnDef>
+  </a:objectDefaults>
+  <a:extraClrSchemeLst/>
+  <a:extLst>
+    <a:ext uri="{05A4C25C-085E-4340-85A3-A5531E510DB2}">
+      <thm15:themeFamily xmlns:thm15="http://schemas.microsoft.com/office/thememl/2012/main" name="Office Theme" id="{2E142A2C-CD16-42D6-873A-C26D2A0506FA}" vid="{1BDDFF52-6CD6-40A5-AB3C-68EB2F1E4D0A}"/>
+    </a:ext>
+  </a:extLst>
+</a:theme>
 </file>